--- a/Documentos/Manual-ATEKA-Cloud.docx
+++ b/Documentos/Manual-ATEKA-Cloud.docx
@@ -4,37 +4,16 @@
   <w:body>
     <w:p>
       <w:pPr>
-        <w:rPr>
-          <w:rFonts w:hint="eastAsia"/>
-        </w:rPr>
-      </w:pPr>
-    </w:p>
-    <w:p>
-      <w:pPr>
-        <w:rPr>
-          <w:rFonts w:hint="eastAsia"/>
-        </w:rPr>
-      </w:pPr>
-    </w:p>
-    <w:p>
-      <w:pPr>
-        <w:rPr>
-          <w:rFonts w:hint="eastAsia"/>
-        </w:rPr>
-      </w:pPr>
-    </w:p>
-    <w:p>
-      <w:pPr>
-        <w:rPr>
-          <w:rFonts w:hint="eastAsia"/>
-        </w:rPr>
-      </w:pPr>
-    </w:p>
+        <w:ind w:left="1440" w:hanging="1440"/>
+      </w:pPr>
+    </w:p>
+    <w:p/>
+    <w:p/>
+    <w:p/>
     <w:p>
       <w:pPr>
         <w:jc w:val="center"/>
         <w:rPr>
-          <w:rFonts w:hint="eastAsia"/>
           <w:lang w:val="es-ES"/>
         </w:rPr>
       </w:pPr>
@@ -60,7 +39,6 @@
       <w:pPr>
         <w:jc w:val="center"/>
         <w:rPr>
-          <w:rFonts w:hint="eastAsia"/>
           <w:lang w:val="es-ES"/>
         </w:rPr>
       </w:pPr>
@@ -77,7 +55,6 @@
       <w:pPr>
         <w:jc w:val="center"/>
         <w:rPr>
-          <w:rFonts w:hint="eastAsia"/>
           <w:lang w:val="es-ES"/>
         </w:rPr>
       </w:pPr>
@@ -94,95 +71,83 @@
     <w:p>
       <w:pPr>
         <w:rPr>
-          <w:rFonts w:hint="eastAsia"/>
-          <w:lang w:val="es-ES"/>
-        </w:rPr>
-      </w:pPr>
-    </w:p>
-    <w:p>
-      <w:pPr>
-        <w:rPr>
-          <w:rFonts w:hint="eastAsia"/>
-          <w:lang w:val="es-ES"/>
-        </w:rPr>
-      </w:pPr>
-    </w:p>
-    <w:p>
-      <w:pPr>
-        <w:rPr>
-          <w:rFonts w:hint="eastAsia"/>
-          <w:lang w:val="es-ES"/>
-        </w:rPr>
-      </w:pPr>
-    </w:p>
-    <w:p>
-      <w:pPr>
-        <w:rPr>
-          <w:rFonts w:hint="eastAsia"/>
-          <w:lang w:val="es-ES"/>
-        </w:rPr>
-      </w:pPr>
-    </w:p>
-    <w:p>
-      <w:pPr>
-        <w:rPr>
-          <w:rFonts w:hint="eastAsia"/>
-          <w:lang w:val="es-ES"/>
-        </w:rPr>
-      </w:pPr>
-    </w:p>
-    <w:p>
-      <w:pPr>
-        <w:rPr>
-          <w:rFonts w:hint="eastAsia"/>
-          <w:lang w:val="es-ES"/>
-        </w:rPr>
-      </w:pPr>
-    </w:p>
-    <w:p>
-      <w:pPr>
-        <w:rPr>
-          <w:rFonts w:hint="eastAsia"/>
-          <w:lang w:val="es-ES"/>
-        </w:rPr>
-      </w:pPr>
-    </w:p>
-    <w:p>
-      <w:pPr>
-        <w:rPr>
-          <w:rFonts w:hint="eastAsia"/>
-          <w:lang w:val="es-ES"/>
-        </w:rPr>
-      </w:pPr>
-    </w:p>
-    <w:p>
-      <w:pPr>
-        <w:rPr>
-          <w:rFonts w:hint="eastAsia"/>
-          <w:lang w:val="es-ES"/>
-        </w:rPr>
-      </w:pPr>
-    </w:p>
-    <w:p>
-      <w:pPr>
-        <w:rPr>
-          <w:rFonts w:hint="eastAsia"/>
-          <w:lang w:val="es-ES"/>
-        </w:rPr>
-      </w:pPr>
-    </w:p>
-    <w:p>
-      <w:pPr>
-        <w:rPr>
-          <w:rFonts w:hint="eastAsia"/>
-          <w:lang w:val="es-ES"/>
-        </w:rPr>
-      </w:pPr>
-    </w:p>
-    <w:p>
-      <w:pPr>
-        <w:rPr>
-          <w:rFonts w:hint="eastAsia"/>
+          <w:lang w:val="es-ES"/>
+        </w:rPr>
+      </w:pPr>
+    </w:p>
+    <w:p>
+      <w:pPr>
+        <w:rPr>
+          <w:lang w:val="es-ES"/>
+        </w:rPr>
+      </w:pPr>
+    </w:p>
+    <w:p>
+      <w:pPr>
+        <w:rPr>
+          <w:lang w:val="es-ES"/>
+        </w:rPr>
+      </w:pPr>
+    </w:p>
+    <w:p>
+      <w:pPr>
+        <w:rPr>
+          <w:lang w:val="es-ES"/>
+        </w:rPr>
+      </w:pPr>
+    </w:p>
+    <w:p>
+      <w:pPr>
+        <w:rPr>
+          <w:lang w:val="es-ES"/>
+        </w:rPr>
+      </w:pPr>
+    </w:p>
+    <w:p>
+      <w:pPr>
+        <w:rPr>
+          <w:lang w:val="es-ES"/>
+        </w:rPr>
+      </w:pPr>
+    </w:p>
+    <w:p>
+      <w:pPr>
+        <w:rPr>
+          <w:lang w:val="es-ES"/>
+        </w:rPr>
+      </w:pPr>
+    </w:p>
+    <w:p>
+      <w:pPr>
+        <w:rPr>
+          <w:lang w:val="es-ES"/>
+        </w:rPr>
+      </w:pPr>
+    </w:p>
+    <w:p>
+      <w:pPr>
+        <w:rPr>
+          <w:lang w:val="es-ES"/>
+        </w:rPr>
+      </w:pPr>
+    </w:p>
+    <w:p>
+      <w:pPr>
+        <w:rPr>
+          <w:lang w:val="es-ES"/>
+        </w:rPr>
+      </w:pPr>
+    </w:p>
+    <w:p>
+      <w:pPr>
+        <w:rPr>
+          <w:lang w:val="es-ES"/>
+        </w:rPr>
+      </w:pPr>
+    </w:p>
+    <w:p>
+      <w:pPr>
+        <w:rPr>
           <w:lang w:val="es-ES"/>
         </w:rPr>
       </w:pPr>
@@ -196,9 +161,6 @@
     <w:p>
       <w:pPr>
         <w:spacing w:after="200"/>
-        <w:rPr>
-          <w:rFonts w:hint="eastAsia"/>
-        </w:rPr>
       </w:pPr>
       <w:proofErr w:type="spellStart"/>
       <w:r>
@@ -219,7 +181,14 @@
           <w:tab w:val="right" w:leader="dot" w:pos="9296"/>
         </w:tabs>
         <w:rPr>
+          <w:rFonts w:asciiTheme="minorHAnsi" w:hAnsiTheme="minorHAnsi" w:cstheme="minorBidi"/>
           <w:noProof/>
+          <w:color w:val="auto"/>
+          <w:kern w:val="2"/>
+          <w:sz w:val="24"/>
+          <w:szCs w:val="24"/>
+          <w:lang w:val="es-ES" w:eastAsia="es-ES"/>
+          <w14:ligatures w14:val="standardContextual"/>
         </w:rPr>
       </w:pPr>
       <w:r>
@@ -231,11 +200,12 @@
       <w:r>
         <w:fldChar w:fldCharType="separate"/>
       </w:r>
-      <w:hyperlink w:anchor="_Toc234488737" w:history="1">
+      <w:hyperlink w:anchor="_Toc241060894" w:history="1">
         <w:r>
           <w:rPr>
             <w:rStyle w:val="Hipervnculo"/>
             <w:noProof/>
+            <w:lang w:val="es-ES"/>
           </w:rPr>
           <w:t>Bienvenido a ATEKA Cloud</w:t>
         </w:r>
@@ -258,7 +228,7 @@
             <w:noProof/>
             <w:webHidden/>
           </w:rPr>
-          <w:instrText xml:space="preserve"> PAGEREF _Toc234488737 \h </w:instrText>
+          <w:instrText xml:space="preserve"> PAGEREF _Toc241060894 \h </w:instrText>
         </w:r>
         <w:r>
           <w:rPr>
@@ -296,16 +266,24 @@
           <w:tab w:val="right" w:leader="dot" w:pos="9296"/>
         </w:tabs>
         <w:rPr>
+          <w:rFonts w:asciiTheme="minorHAnsi" w:hAnsiTheme="minorHAnsi" w:cstheme="minorBidi"/>
           <w:noProof/>
-        </w:rPr>
-      </w:pPr>
-      <w:hyperlink w:anchor="_Toc234488738" w:history="1">
+          <w:color w:val="auto"/>
+          <w:kern w:val="2"/>
+          <w:sz w:val="24"/>
+          <w:szCs w:val="24"/>
+          <w:lang w:val="es-ES" w:eastAsia="es-ES"/>
+          <w14:ligatures w14:val="standardContextual"/>
+        </w:rPr>
+      </w:pPr>
+      <w:hyperlink w:anchor="_Toc241060895" w:history="1">
         <w:r>
           <w:rPr>
             <w:rStyle w:val="Hipervnculo"/>
             <w:noProof/>
+            <w:lang w:val="es-ES"/>
           </w:rPr>
-          <w:t>Los tres tipos de cuenta</w:t>
+          <w:t>Los tipos de cuenta</w:t>
         </w:r>
         <w:r>
           <w:rPr>
@@ -326,7 +304,7 @@
             <w:noProof/>
             <w:webHidden/>
           </w:rPr>
-          <w:instrText xml:space="preserve"> PAGEREF _Toc234488738 \h </w:instrText>
+          <w:instrText xml:space="preserve"> PAGEREF _Toc241060895 \h </w:instrText>
         </w:r>
         <w:r>
           <w:rPr>
@@ -364,14 +342,22 @@
           <w:tab w:val="right" w:leader="dot" w:pos="9296"/>
         </w:tabs>
         <w:rPr>
+          <w:rFonts w:asciiTheme="minorHAnsi" w:hAnsiTheme="minorHAnsi" w:cstheme="minorBidi"/>
           <w:noProof/>
-        </w:rPr>
-      </w:pPr>
-      <w:hyperlink w:anchor="_Toc234488739" w:history="1">
+          <w:color w:val="auto"/>
+          <w:kern w:val="2"/>
+          <w:sz w:val="24"/>
+          <w:szCs w:val="24"/>
+          <w:lang w:val="es-ES" w:eastAsia="es-ES"/>
+          <w14:ligatures w14:val="standardContextual"/>
+        </w:rPr>
+      </w:pPr>
+      <w:hyperlink w:anchor="_Toc241060896" w:history="1">
         <w:r>
           <w:rPr>
             <w:rStyle w:val="Hipervnculo"/>
             <w:noProof/>
+            <w:lang w:val="es-ES"/>
           </w:rPr>
           <w:t>Entrar y salir de la aplicación</w:t>
         </w:r>
@@ -394,7 +380,7 @@
             <w:noProof/>
             <w:webHidden/>
           </w:rPr>
-          <w:instrText xml:space="preserve"> PAGEREF _Toc234488739 \h </w:instrText>
+          <w:instrText xml:space="preserve"> PAGEREF _Toc241060896 \h </w:instrText>
         </w:r>
         <w:r>
           <w:rPr>
@@ -432,16 +418,24 @@
           <w:tab w:val="right" w:leader="dot" w:pos="9296"/>
         </w:tabs>
         <w:rPr>
+          <w:rFonts w:asciiTheme="minorHAnsi" w:hAnsiTheme="minorHAnsi" w:cstheme="minorBidi"/>
           <w:noProof/>
-        </w:rPr>
-      </w:pPr>
-      <w:hyperlink w:anchor="_Toc234488740" w:history="1">
+          <w:color w:val="auto"/>
+          <w:kern w:val="2"/>
+          <w:sz w:val="24"/>
+          <w:szCs w:val="24"/>
+          <w:lang w:val="es-ES" w:eastAsia="es-ES"/>
+          <w14:ligatures w14:val="standardContextual"/>
+        </w:rPr>
+      </w:pPr>
+      <w:hyperlink w:anchor="_Toc241060897" w:history="1">
         <w:r>
           <w:rPr>
             <w:rStyle w:val="Hipervnculo"/>
             <w:noProof/>
+            <w:lang w:val="es-ES"/>
           </w:rPr>
-          <w:t>Parte 1 · El propietario de la plataforma</w:t>
+          <w:t>Parte 1 · El administrador</w:t>
         </w:r>
         <w:r>
           <w:rPr>
@@ -462,7 +456,7 @@
             <w:noProof/>
             <w:webHidden/>
           </w:rPr>
-          <w:instrText xml:space="preserve"> PAGEREF _Toc234488740 \h </w:instrText>
+          <w:instrText xml:space="preserve"> PAGEREF _Toc241060897 \h </w:instrText>
         </w:r>
         <w:r>
           <w:rPr>
@@ -500,16 +494,24 @@
           <w:tab w:val="right" w:leader="dot" w:pos="9296"/>
         </w:tabs>
         <w:rPr>
+          <w:rFonts w:asciiTheme="minorHAnsi" w:hAnsiTheme="minorHAnsi" w:cstheme="minorBidi"/>
           <w:noProof/>
-        </w:rPr>
-      </w:pPr>
-      <w:hyperlink w:anchor="_Toc234488741" w:history="1">
+          <w:color w:val="auto"/>
+          <w:kern w:val="2"/>
+          <w:sz w:val="24"/>
+          <w:szCs w:val="24"/>
+          <w:lang w:val="es-ES" w:eastAsia="es-ES"/>
+          <w14:ligatures w14:val="standardContextual"/>
+        </w:rPr>
+      </w:pPr>
+      <w:hyperlink w:anchor="_Toc241060898" w:history="1">
         <w:r>
           <w:rPr>
             <w:rStyle w:val="Hipervnculo"/>
             <w:noProof/>
+            <w:lang w:val="es-ES"/>
           </w:rPr>
-          <w:t>Crear una empresa nueva</w:t>
+          <w:t>1.1 El asistente inteligente (Inicio)</w:t>
         </w:r>
         <w:r>
           <w:rPr>
@@ -530,7 +532,7 @@
             <w:noProof/>
             <w:webHidden/>
           </w:rPr>
-          <w:instrText xml:space="preserve"> PAGEREF _Toc234488741 \h </w:instrText>
+          <w:instrText xml:space="preserve"> PAGEREF _Toc241060898 \h </w:instrText>
         </w:r>
         <w:r>
           <w:rPr>
@@ -568,16 +570,24 @@
           <w:tab w:val="right" w:leader="dot" w:pos="9296"/>
         </w:tabs>
         <w:rPr>
+          <w:rFonts w:asciiTheme="minorHAnsi" w:hAnsiTheme="minorHAnsi" w:cstheme="minorBidi"/>
           <w:noProof/>
-        </w:rPr>
-      </w:pPr>
-      <w:hyperlink w:anchor="_Toc234488742" w:history="1">
+          <w:color w:val="auto"/>
+          <w:kern w:val="2"/>
+          <w:sz w:val="24"/>
+          <w:szCs w:val="24"/>
+          <w:lang w:val="es-ES" w:eastAsia="es-ES"/>
+          <w14:ligatures w14:val="standardContextual"/>
+        </w:rPr>
+      </w:pPr>
+      <w:hyperlink w:anchor="_Toc241060899" w:history="1">
         <w:r>
           <w:rPr>
             <w:rStyle w:val="Hipervnculo"/>
             <w:noProof/>
+            <w:lang w:val="es-ES"/>
           </w:rPr>
-          <w:t>Renombrar una empresa</w:t>
+          <w:t>1.2 Mis archivos</w:t>
         </w:r>
         <w:r>
           <w:rPr>
@@ -598,7 +608,7 @@
             <w:noProof/>
             <w:webHidden/>
           </w:rPr>
-          <w:instrText xml:space="preserve"> PAGEREF _Toc234488742 \h </w:instrText>
+          <w:instrText xml:space="preserve"> PAGEREF _Toc241060899 \h </w:instrText>
         </w:r>
         <w:r>
           <w:rPr>
@@ -636,16 +646,24 @@
           <w:tab w:val="right" w:leader="dot" w:pos="9296"/>
         </w:tabs>
         <w:rPr>
+          <w:rFonts w:asciiTheme="minorHAnsi" w:hAnsiTheme="minorHAnsi" w:cstheme="minorBidi"/>
           <w:noProof/>
-        </w:rPr>
-      </w:pPr>
-      <w:hyperlink w:anchor="_Toc234488743" w:history="1">
+          <w:color w:val="auto"/>
+          <w:kern w:val="2"/>
+          <w:sz w:val="24"/>
+          <w:szCs w:val="24"/>
+          <w:lang w:val="es-ES" w:eastAsia="es-ES"/>
+          <w14:ligatures w14:val="standardContextual"/>
+        </w:rPr>
+      </w:pPr>
+      <w:hyperlink w:anchor="_Toc241060900" w:history="1">
         <w:r>
           <w:rPr>
             <w:rStyle w:val="Hipervnculo"/>
             <w:noProof/>
+            <w:lang w:val="es-ES"/>
           </w:rPr>
-          <w:t>Suspender o reactivar una empresa</w:t>
+          <w:t>1.3 Carpetas compartidas</w:t>
         </w:r>
         <w:r>
           <w:rPr>
@@ -666,7 +684,7 @@
             <w:noProof/>
             <w:webHidden/>
           </w:rPr>
-          <w:instrText xml:space="preserve"> PAGEREF _Toc234488743 \h </w:instrText>
+          <w:instrText xml:space="preserve"> PAGEREF _Toc241060900 \h </w:instrText>
         </w:r>
         <w:r>
           <w:rPr>
@@ -686,7 +704,7 @@
             <w:noProof/>
             <w:webHidden/>
           </w:rPr>
-          <w:t>6</w:t>
+          <w:t>11</w:t>
         </w:r>
         <w:r>
           <w:rPr>
@@ -704,16 +722,24 @@
           <w:tab w:val="right" w:leader="dot" w:pos="9296"/>
         </w:tabs>
         <w:rPr>
+          <w:rFonts w:asciiTheme="minorHAnsi" w:hAnsiTheme="minorHAnsi" w:cstheme="minorBidi"/>
           <w:noProof/>
-        </w:rPr>
-      </w:pPr>
-      <w:hyperlink w:anchor="_Toc234488744" w:history="1">
+          <w:color w:val="auto"/>
+          <w:kern w:val="2"/>
+          <w:sz w:val="24"/>
+          <w:szCs w:val="24"/>
+          <w:lang w:val="es-ES" w:eastAsia="es-ES"/>
+          <w14:ligatures w14:val="standardContextual"/>
+        </w:rPr>
+      </w:pPr>
+      <w:hyperlink w:anchor="_Toc241060901" w:history="1">
         <w:r>
           <w:rPr>
             <w:rStyle w:val="Hipervnculo"/>
             <w:noProof/>
+            <w:lang w:val="es-ES"/>
           </w:rPr>
-          <w:t>Borrar una empresa</w:t>
+          <w:t>1.4 Facturas</w:t>
         </w:r>
         <w:r>
           <w:rPr>
@@ -734,7 +760,7 @@
             <w:noProof/>
             <w:webHidden/>
           </w:rPr>
-          <w:instrText xml:space="preserve"> PAGEREF _Toc234488744 \h </w:instrText>
+          <w:instrText xml:space="preserve"> PAGEREF _Toc241060901 \h </w:instrText>
         </w:r>
         <w:r>
           <w:rPr>
@@ -754,7 +780,7 @@
             <w:noProof/>
             <w:webHidden/>
           </w:rPr>
-          <w:t>7</w:t>
+          <w:t>11</w:t>
         </w:r>
         <w:r>
           <w:rPr>
@@ -767,21 +793,29 @@
     </w:p>
     <w:p>
       <w:pPr>
-        <w:pStyle w:val="TDC1"/>
+        <w:pStyle w:val="TDC2"/>
         <w:tabs>
           <w:tab w:val="right" w:leader="dot" w:pos="9296"/>
         </w:tabs>
         <w:rPr>
+          <w:rFonts w:asciiTheme="minorHAnsi" w:hAnsiTheme="minorHAnsi" w:cstheme="minorBidi"/>
           <w:noProof/>
-        </w:rPr>
-      </w:pPr>
-      <w:hyperlink w:anchor="_Toc234488745" w:history="1">
+          <w:color w:val="auto"/>
+          <w:kern w:val="2"/>
+          <w:sz w:val="24"/>
+          <w:szCs w:val="24"/>
+          <w:lang w:val="es-ES" w:eastAsia="es-ES"/>
+          <w14:ligatures w14:val="standardContextual"/>
+        </w:rPr>
+      </w:pPr>
+      <w:hyperlink w:anchor="_Toc241060902" w:history="1">
         <w:r>
           <w:rPr>
             <w:rStyle w:val="Hipervnculo"/>
             <w:noProof/>
+            <w:lang w:val="es-ES"/>
           </w:rPr>
-          <w:t>Parte 2 · El administrador</w:t>
+          <w:t>1.5 La papelera</w:t>
         </w:r>
         <w:r>
           <w:rPr>
@@ -802,211 +836,7 @@
             <w:noProof/>
             <w:webHidden/>
           </w:rPr>
-          <w:instrText xml:space="preserve"> PAGEREF _Toc234488745 \h </w:instrText>
-        </w:r>
-        <w:r>
-          <w:rPr>
-            <w:noProof/>
-            <w:webHidden/>
-          </w:rPr>
-        </w:r>
-        <w:r>
-          <w:rPr>
-            <w:noProof/>
-            <w:webHidden/>
-          </w:rPr>
-          <w:fldChar w:fldCharType="separate"/>
-        </w:r>
-        <w:r>
-          <w:rPr>
-            <w:noProof/>
-            <w:webHidden/>
-          </w:rPr>
-          <w:t>8</w:t>
-        </w:r>
-        <w:r>
-          <w:rPr>
-            <w:noProof/>
-            <w:webHidden/>
-          </w:rPr>
-          <w:fldChar w:fldCharType="end"/>
-        </w:r>
-      </w:hyperlink>
-    </w:p>
-    <w:p>
-      <w:pPr>
-        <w:pStyle w:val="TDC2"/>
-        <w:tabs>
-          <w:tab w:val="right" w:leader="dot" w:pos="9296"/>
-        </w:tabs>
-        <w:rPr>
-          <w:noProof/>
-        </w:rPr>
-      </w:pPr>
-      <w:hyperlink w:anchor="_Toc234488746" w:history="1">
-        <w:r>
-          <w:rPr>
-            <w:rStyle w:val="Hipervnculo"/>
-            <w:noProof/>
-          </w:rPr>
-          <w:t>2.1 El asistente inteligente (Inicio)</w:t>
-        </w:r>
-        <w:r>
-          <w:rPr>
-            <w:noProof/>
-            <w:webHidden/>
-          </w:rPr>
-          <w:tab/>
-        </w:r>
-        <w:r>
-          <w:rPr>
-            <w:noProof/>
-            <w:webHidden/>
-          </w:rPr>
-          <w:fldChar w:fldCharType="begin"/>
-        </w:r>
-        <w:r>
-          <w:rPr>
-            <w:noProof/>
-            <w:webHidden/>
-          </w:rPr>
-          <w:instrText xml:space="preserve"> PAGEREF _Toc234488746 \h </w:instrText>
-        </w:r>
-        <w:r>
-          <w:rPr>
-            <w:noProof/>
-            <w:webHidden/>
-          </w:rPr>
-        </w:r>
-        <w:r>
-          <w:rPr>
-            <w:noProof/>
-            <w:webHidden/>
-          </w:rPr>
-          <w:fldChar w:fldCharType="separate"/>
-        </w:r>
-        <w:r>
-          <w:rPr>
-            <w:noProof/>
-            <w:webHidden/>
-          </w:rPr>
-          <w:t>8</w:t>
-        </w:r>
-        <w:r>
-          <w:rPr>
-            <w:noProof/>
-            <w:webHidden/>
-          </w:rPr>
-          <w:fldChar w:fldCharType="end"/>
-        </w:r>
-      </w:hyperlink>
-    </w:p>
-    <w:p>
-      <w:pPr>
-        <w:pStyle w:val="TDC2"/>
-        <w:tabs>
-          <w:tab w:val="right" w:leader="dot" w:pos="9296"/>
-        </w:tabs>
-        <w:rPr>
-          <w:noProof/>
-        </w:rPr>
-      </w:pPr>
-      <w:hyperlink w:anchor="_Toc234488747" w:history="1">
-        <w:r>
-          <w:rPr>
-            <w:rStyle w:val="Hipervnculo"/>
-            <w:noProof/>
-          </w:rPr>
-          <w:t>2.2 Mis archivos</w:t>
-        </w:r>
-        <w:r>
-          <w:rPr>
-            <w:noProof/>
-            <w:webHidden/>
-          </w:rPr>
-          <w:tab/>
-        </w:r>
-        <w:r>
-          <w:rPr>
-            <w:noProof/>
-            <w:webHidden/>
-          </w:rPr>
-          <w:fldChar w:fldCharType="begin"/>
-        </w:r>
-        <w:r>
-          <w:rPr>
-            <w:noProof/>
-            <w:webHidden/>
-          </w:rPr>
-          <w:instrText xml:space="preserve"> PAGEREF _Toc234488747 \h </w:instrText>
-        </w:r>
-        <w:r>
-          <w:rPr>
-            <w:noProof/>
-            <w:webHidden/>
-          </w:rPr>
-        </w:r>
-        <w:r>
-          <w:rPr>
-            <w:noProof/>
-            <w:webHidden/>
-          </w:rPr>
-          <w:fldChar w:fldCharType="separate"/>
-        </w:r>
-        <w:r>
-          <w:rPr>
-            <w:noProof/>
-            <w:webHidden/>
-          </w:rPr>
-          <w:t>9</w:t>
-        </w:r>
-        <w:r>
-          <w:rPr>
-            <w:noProof/>
-            <w:webHidden/>
-          </w:rPr>
-          <w:fldChar w:fldCharType="end"/>
-        </w:r>
-      </w:hyperlink>
-    </w:p>
-    <w:p>
-      <w:pPr>
-        <w:pStyle w:val="TDC2"/>
-        <w:tabs>
-          <w:tab w:val="right" w:leader="dot" w:pos="9296"/>
-        </w:tabs>
-        <w:rPr>
-          <w:noProof/>
-        </w:rPr>
-      </w:pPr>
-      <w:hyperlink w:anchor="_Toc234488748" w:history="1">
-        <w:r>
-          <w:rPr>
-            <w:rStyle w:val="Hipervnculo"/>
-            <w:noProof/>
-          </w:rPr>
-          <w:t>2.3 Carpetas compartidas</w:t>
-        </w:r>
-        <w:r>
-          <w:rPr>
-            <w:noProof/>
-            <w:webHidden/>
-          </w:rPr>
-          <w:tab/>
-        </w:r>
-        <w:r>
-          <w:rPr>
-            <w:noProof/>
-            <w:webHidden/>
-          </w:rPr>
-          <w:fldChar w:fldCharType="begin"/>
-        </w:r>
-        <w:r>
-          <w:rPr>
-            <w:noProof/>
-            <w:webHidden/>
-          </w:rPr>
-          <w:instrText xml:space="preserve"> PAGEREF _Toc234488748 \h </w:instrText>
+          <w:instrText xml:space="preserve"> PAGEREF _Toc241060902 \h </w:instrText>
         </w:r>
         <w:r>
           <w:rPr>
@@ -1044,16 +874,23 @@
           <w:tab w:val="right" w:leader="dot" w:pos="9296"/>
         </w:tabs>
         <w:rPr>
+          <w:rFonts w:asciiTheme="minorHAnsi" w:hAnsiTheme="minorHAnsi" w:cstheme="minorBidi"/>
           <w:noProof/>
-        </w:rPr>
-      </w:pPr>
-      <w:hyperlink w:anchor="_Toc234488749" w:history="1">
+          <w:color w:val="auto"/>
+          <w:kern w:val="2"/>
+          <w:sz w:val="24"/>
+          <w:szCs w:val="24"/>
+          <w:lang w:val="es-ES" w:eastAsia="es-ES"/>
+          <w14:ligatures w14:val="standardContextual"/>
+        </w:rPr>
+      </w:pPr>
+      <w:hyperlink w:anchor="_Toc241060903" w:history="1">
         <w:r>
           <w:rPr>
             <w:rStyle w:val="Hipervnculo"/>
             <w:noProof/>
           </w:rPr>
-          <w:t>2.4 Facturas</w:t>
+          <w:t>1.6 Equipo (usuarios y permisos)</w:t>
         </w:r>
         <w:r>
           <w:rPr>
@@ -1074,7 +911,7 @@
             <w:noProof/>
             <w:webHidden/>
           </w:rPr>
-          <w:instrText xml:space="preserve"> PAGEREF _Toc234488749 \h </w:instrText>
+          <w:instrText xml:space="preserve"> PAGEREF _Toc241060903 \h </w:instrText>
         </w:r>
         <w:r>
           <w:rPr>
@@ -1112,16 +949,24 @@
           <w:tab w:val="right" w:leader="dot" w:pos="9296"/>
         </w:tabs>
         <w:rPr>
+          <w:rFonts w:asciiTheme="minorHAnsi" w:hAnsiTheme="minorHAnsi" w:cstheme="minorBidi"/>
           <w:noProof/>
-        </w:rPr>
-      </w:pPr>
-      <w:hyperlink w:anchor="_Toc234488750" w:history="1">
+          <w:color w:val="auto"/>
+          <w:kern w:val="2"/>
+          <w:sz w:val="24"/>
+          <w:szCs w:val="24"/>
+          <w:lang w:val="es-ES" w:eastAsia="es-ES"/>
+          <w14:ligatures w14:val="standardContextual"/>
+        </w:rPr>
+      </w:pPr>
+      <w:hyperlink w:anchor="_Toc241060904" w:history="1">
         <w:r>
           <w:rPr>
             <w:rStyle w:val="Hipervnculo"/>
             <w:noProof/>
+            <w:lang w:val="es-ES"/>
           </w:rPr>
-          <w:t>2.5 La papelera</w:t>
+          <w:t>1.7 Mi perfil</w:t>
         </w:r>
         <w:r>
           <w:rPr>
@@ -1142,7 +987,7 @@
             <w:noProof/>
             <w:webHidden/>
           </w:rPr>
-          <w:instrText xml:space="preserve"> PAGEREF _Toc234488750 \h </w:instrText>
+          <w:instrText xml:space="preserve"> PAGEREF _Toc241060904 \h </w:instrText>
         </w:r>
         <w:r>
           <w:rPr>
@@ -1162,7 +1007,7 @@
             <w:noProof/>
             <w:webHidden/>
           </w:rPr>
-          <w:t>16</w:t>
+          <w:t>18</w:t>
         </w:r>
         <w:r>
           <w:rPr>
@@ -1175,21 +1020,29 @@
     </w:p>
     <w:p>
       <w:pPr>
-        <w:pStyle w:val="TDC2"/>
+        <w:pStyle w:val="TDC1"/>
         <w:tabs>
           <w:tab w:val="right" w:leader="dot" w:pos="9296"/>
         </w:tabs>
         <w:rPr>
+          <w:rFonts w:asciiTheme="minorHAnsi" w:hAnsiTheme="minorHAnsi" w:cstheme="minorBidi"/>
           <w:noProof/>
-        </w:rPr>
-      </w:pPr>
-      <w:hyperlink w:anchor="_Toc234488751" w:history="1">
+          <w:color w:val="auto"/>
+          <w:kern w:val="2"/>
+          <w:sz w:val="24"/>
+          <w:szCs w:val="24"/>
+          <w:lang w:val="es-ES" w:eastAsia="es-ES"/>
+          <w14:ligatures w14:val="standardContextual"/>
+        </w:rPr>
+      </w:pPr>
+      <w:hyperlink w:anchor="_Toc241060905" w:history="1">
         <w:r>
           <w:rPr>
             <w:rStyle w:val="Hipervnculo"/>
             <w:noProof/>
+            <w:lang w:val="es-ES"/>
           </w:rPr>
-          <w:t>2.6 Equipo (usuarios y permisos)</w:t>
+          <w:t>Parte 2 · El empleado</w:t>
         </w:r>
         <w:r>
           <w:rPr>
@@ -1210,75 +1063,7 @@
             <w:noProof/>
             <w:webHidden/>
           </w:rPr>
-          <w:instrText xml:space="preserve"> PAGEREF _Toc234488751 \h </w:instrText>
-        </w:r>
-        <w:r>
-          <w:rPr>
-            <w:noProof/>
-            <w:webHidden/>
-          </w:rPr>
-        </w:r>
-        <w:r>
-          <w:rPr>
-            <w:noProof/>
-            <w:webHidden/>
-          </w:rPr>
-          <w:fldChar w:fldCharType="separate"/>
-        </w:r>
-        <w:r>
-          <w:rPr>
-            <w:noProof/>
-            <w:webHidden/>
-          </w:rPr>
-          <w:t>17</w:t>
-        </w:r>
-        <w:r>
-          <w:rPr>
-            <w:noProof/>
-            <w:webHidden/>
-          </w:rPr>
-          <w:fldChar w:fldCharType="end"/>
-        </w:r>
-      </w:hyperlink>
-    </w:p>
-    <w:p>
-      <w:pPr>
-        <w:pStyle w:val="TDC2"/>
-        <w:tabs>
-          <w:tab w:val="right" w:leader="dot" w:pos="9296"/>
-        </w:tabs>
-        <w:rPr>
-          <w:noProof/>
-        </w:rPr>
-      </w:pPr>
-      <w:hyperlink w:anchor="_Toc234488752" w:history="1">
-        <w:r>
-          <w:rPr>
-            <w:rStyle w:val="Hipervnculo"/>
-            <w:noProof/>
-          </w:rPr>
-          <w:t>2.7 Mi perfil</w:t>
-        </w:r>
-        <w:r>
-          <w:rPr>
-            <w:noProof/>
-            <w:webHidden/>
-          </w:rPr>
-          <w:tab/>
-        </w:r>
-        <w:r>
-          <w:rPr>
-            <w:noProof/>
-            <w:webHidden/>
-          </w:rPr>
-          <w:fldChar w:fldCharType="begin"/>
-        </w:r>
-        <w:r>
-          <w:rPr>
-            <w:noProof/>
-            <w:webHidden/>
-          </w:rPr>
-          <w:instrText xml:space="preserve"> PAGEREF _Toc234488752 \h </w:instrText>
+          <w:instrText xml:space="preserve"> PAGEREF _Toc241060905 \h </w:instrText>
         </w:r>
         <w:r>
           <w:rPr>
@@ -1311,87 +1096,27 @@
     </w:p>
     <w:p>
       <w:pPr>
-        <w:pStyle w:val="TDC1"/>
+        <w:pStyle w:val="TDC2"/>
         <w:tabs>
           <w:tab w:val="right" w:leader="dot" w:pos="9296"/>
         </w:tabs>
         <w:rPr>
+          <w:rFonts w:asciiTheme="minorHAnsi" w:hAnsiTheme="minorHAnsi" w:cstheme="minorBidi"/>
           <w:noProof/>
-        </w:rPr>
-      </w:pPr>
-      <w:hyperlink w:anchor="_Toc234488753" w:history="1">
+          <w:color w:val="auto"/>
+          <w:kern w:val="2"/>
+          <w:sz w:val="24"/>
+          <w:szCs w:val="24"/>
+          <w:lang w:val="es-ES" w:eastAsia="es-ES"/>
+          <w14:ligatures w14:val="standardContextual"/>
+        </w:rPr>
+      </w:pPr>
+      <w:hyperlink w:anchor="_Toc241060906" w:history="1">
         <w:r>
           <w:rPr>
             <w:rStyle w:val="Hipervnculo"/>
             <w:noProof/>
-          </w:rPr>
-          <w:t>Parte 3 · El empleado</w:t>
-        </w:r>
-        <w:r>
-          <w:rPr>
-            <w:noProof/>
-            <w:webHidden/>
-          </w:rPr>
-          <w:tab/>
-        </w:r>
-        <w:r>
-          <w:rPr>
-            <w:noProof/>
-            <w:webHidden/>
-          </w:rPr>
-          <w:fldChar w:fldCharType="begin"/>
-        </w:r>
-        <w:r>
-          <w:rPr>
-            <w:noProof/>
-            <w:webHidden/>
-          </w:rPr>
-          <w:instrText xml:space="preserve"> PAGEREF _Toc234488753 \h </w:instrText>
-        </w:r>
-        <w:r>
-          <w:rPr>
-            <w:noProof/>
-            <w:webHidden/>
-          </w:rPr>
-        </w:r>
-        <w:r>
-          <w:rPr>
-            <w:noProof/>
-            <w:webHidden/>
-          </w:rPr>
-          <w:fldChar w:fldCharType="separate"/>
-        </w:r>
-        <w:r>
-          <w:rPr>
-            <w:noProof/>
-            <w:webHidden/>
-          </w:rPr>
-          <w:t>22</w:t>
-        </w:r>
-        <w:r>
-          <w:rPr>
-            <w:noProof/>
-            <w:webHidden/>
-          </w:rPr>
-          <w:fldChar w:fldCharType="end"/>
-        </w:r>
-      </w:hyperlink>
-    </w:p>
-    <w:p>
-      <w:pPr>
-        <w:pStyle w:val="TDC2"/>
-        <w:tabs>
-          <w:tab w:val="right" w:leader="dot" w:pos="9296"/>
-        </w:tabs>
-        <w:rPr>
-          <w:noProof/>
-        </w:rPr>
-      </w:pPr>
-      <w:hyperlink w:anchor="_Toc234488754" w:history="1">
-        <w:r>
-          <w:rPr>
-            <w:rStyle w:val="Hipervnculo"/>
-            <w:noProof/>
+            <w:lang w:val="es-ES"/>
           </w:rPr>
           <w:t>Qué puede hacer</w:t>
         </w:r>
@@ -1414,7 +1139,7 @@
             <w:noProof/>
             <w:webHidden/>
           </w:rPr>
-          <w:instrText xml:space="preserve"> PAGEREF _Toc234488754 \h </w:instrText>
+          <w:instrText xml:space="preserve"> PAGEREF _Toc241060906 \h </w:instrText>
         </w:r>
         <w:r>
           <w:rPr>
@@ -1434,7 +1159,7 @@
             <w:noProof/>
             <w:webHidden/>
           </w:rPr>
-          <w:t>22</w:t>
+          <w:t>20</w:t>
         </w:r>
         <w:r>
           <w:rPr>
@@ -1452,14 +1177,22 @@
           <w:tab w:val="right" w:leader="dot" w:pos="9296"/>
         </w:tabs>
         <w:rPr>
+          <w:rFonts w:asciiTheme="minorHAnsi" w:hAnsiTheme="minorHAnsi" w:cstheme="minorBidi"/>
           <w:noProof/>
-        </w:rPr>
-      </w:pPr>
-      <w:hyperlink w:anchor="_Toc234488755" w:history="1">
+          <w:color w:val="auto"/>
+          <w:kern w:val="2"/>
+          <w:sz w:val="24"/>
+          <w:szCs w:val="24"/>
+          <w:lang w:val="es-ES" w:eastAsia="es-ES"/>
+          <w14:ligatures w14:val="standardContextual"/>
+        </w:rPr>
+      </w:pPr>
+      <w:hyperlink w:anchor="_Toc241060907" w:history="1">
         <w:r>
           <w:rPr>
             <w:rStyle w:val="Hipervnculo"/>
             <w:noProof/>
+            <w:lang w:val="es-ES"/>
           </w:rPr>
           <w:t>Cómo le afectan los roles</w:t>
         </w:r>
@@ -1482,7 +1215,7 @@
             <w:noProof/>
             <w:webHidden/>
           </w:rPr>
-          <w:instrText xml:space="preserve"> PAGEREF _Toc234488755 \h </w:instrText>
+          <w:instrText xml:space="preserve"> PAGEREF _Toc241060907 \h </w:instrText>
         </w:r>
         <w:r>
           <w:rPr>
@@ -1502,7 +1235,7 @@
             <w:noProof/>
             <w:webHidden/>
           </w:rPr>
-          <w:t>22</w:t>
+          <w:t>20</w:t>
         </w:r>
         <w:r>
           <w:rPr>
@@ -1520,14 +1253,22 @@
           <w:tab w:val="right" w:leader="dot" w:pos="9296"/>
         </w:tabs>
         <w:rPr>
+          <w:rFonts w:asciiTheme="minorHAnsi" w:hAnsiTheme="minorHAnsi" w:cstheme="minorBidi"/>
           <w:noProof/>
-        </w:rPr>
-      </w:pPr>
-      <w:hyperlink w:anchor="_Toc234488756" w:history="1">
+          <w:color w:val="auto"/>
+          <w:kern w:val="2"/>
+          <w:sz w:val="24"/>
+          <w:szCs w:val="24"/>
+          <w:lang w:val="es-ES" w:eastAsia="es-ES"/>
+          <w14:ligatures w14:val="standardContextual"/>
+        </w:rPr>
+      </w:pPr>
+      <w:hyperlink w:anchor="_Toc241060908" w:history="1">
         <w:r>
           <w:rPr>
             <w:rStyle w:val="Hipervnculo"/>
             <w:noProof/>
+            <w:lang w:val="es-ES"/>
           </w:rPr>
           <w:t>Su perfil</w:t>
         </w:r>
@@ -1550,7 +1291,7 @@
             <w:noProof/>
             <w:webHidden/>
           </w:rPr>
-          <w:instrText xml:space="preserve"> PAGEREF _Toc234488756 \h </w:instrText>
+          <w:instrText xml:space="preserve"> PAGEREF _Toc241060908 \h </w:instrText>
         </w:r>
         <w:r>
           <w:rPr>
@@ -1570,7 +1311,7 @@
             <w:noProof/>
             <w:webHidden/>
           </w:rPr>
-          <w:t>22</w:t>
+          <w:t>20</w:t>
         </w:r>
         <w:r>
           <w:rPr>
@@ -1588,10 +1329,17 @@
           <w:tab w:val="right" w:leader="dot" w:pos="9296"/>
         </w:tabs>
         <w:rPr>
+          <w:rFonts w:asciiTheme="minorHAnsi" w:hAnsiTheme="minorHAnsi" w:cstheme="minorBidi"/>
           <w:noProof/>
-        </w:rPr>
-      </w:pPr>
-      <w:hyperlink w:anchor="_Toc234488757" w:history="1">
+          <w:color w:val="auto"/>
+          <w:kern w:val="2"/>
+          <w:sz w:val="24"/>
+          <w:szCs w:val="24"/>
+          <w:lang w:val="es-ES" w:eastAsia="es-ES"/>
+          <w14:ligatures w14:val="standardContextual"/>
+        </w:rPr>
+      </w:pPr>
+      <w:hyperlink w:anchor="_Toc241060909" w:history="1">
         <w:r>
           <w:rPr>
             <w:rStyle w:val="Hipervnculo"/>
@@ -1618,7 +1366,7 @@
             <w:noProof/>
             <w:webHidden/>
           </w:rPr>
-          <w:instrText xml:space="preserve"> PAGEREF _Toc234488757 \h </w:instrText>
+          <w:instrText xml:space="preserve"> PAGEREF _Toc241060909 \h </w:instrText>
         </w:r>
         <w:r>
           <w:rPr>
@@ -1638,7 +1386,7 @@
             <w:noProof/>
             <w:webHidden/>
           </w:rPr>
-          <w:t>23</w:t>
+          <w:t>21</w:t>
         </w:r>
         <w:r>
           <w:rPr>
@@ -1650,21 +1398,11 @@
       </w:hyperlink>
     </w:p>
     <w:p>
-      <w:pPr>
-        <w:rPr>
-          <w:rFonts w:hint="eastAsia"/>
-        </w:rPr>
-      </w:pPr>
       <w:r>
         <w:fldChar w:fldCharType="end"/>
       </w:r>
     </w:p>
     <w:p>
-      <w:pPr>
-        <w:rPr>
-          <w:rFonts w:hint="eastAsia"/>
-        </w:rPr>
-      </w:pPr>
       <w:r>
         <w:br w:type="page"/>
       </w:r>
@@ -1679,7 +1417,7 @@
           <w:lang w:val="es-ES"/>
         </w:rPr>
       </w:pPr>
-      <w:bookmarkStart w:id="0" w:name="_Toc234488737"/>
+      <w:bookmarkStart w:id="0" w:name="_Toc241060894"/>
       <w:r>
         <w:rPr>
           <w:rFonts w:ascii="Segoe UI" w:hAnsi="Segoe UI" w:cs="Segoe UI"/>
@@ -1694,7 +1432,6 @@
     <w:p>
       <w:pPr>
         <w:rPr>
-          <w:rFonts w:hint="eastAsia"/>
           <w:lang w:val="es-ES"/>
         </w:rPr>
       </w:pPr>
@@ -1741,7 +1478,6 @@
     <w:p>
       <w:pPr>
         <w:rPr>
-          <w:rFonts w:hint="eastAsia"/>
           <w:lang w:val="es-ES"/>
         </w:rPr>
       </w:pPr>
@@ -1785,36 +1521,35 @@
           <w:lang w:val="es-ES"/>
         </w:rPr>
       </w:pPr>
-      <w:bookmarkStart w:id="1" w:name="_Toc234488738"/>
+      <w:bookmarkStart w:id="1" w:name="_Toc241060895"/>
       <w:r>
         <w:rPr>
           <w:rFonts w:ascii="Segoe UI" w:hAnsi="Segoe UI" w:cs="Segoe UI"/>
           <w:b w:val="0"/>
           <w:lang w:val="es-ES"/>
         </w:rPr>
-        <w:t>Los tres tipos de cuenta</w:t>
+        <w:t>Los tipos de cuenta</w:t>
       </w:r>
       <w:bookmarkEnd w:id="1"/>
     </w:p>
     <w:p>
       <w:pPr>
         <w:rPr>
-          <w:rFonts w:hint="eastAsia"/>
-          <w:lang w:val="es-ES"/>
-        </w:rPr>
-      </w:pPr>
-      <w:r>
-        <w:rPr>
-          <w:lang w:val="es-ES"/>
-        </w:rPr>
-        <w:t>En ATEKA Cloud hay tres niveles de acceso. Cada uno ve y puede hacer cosas distintas:</w:t>
+          <w:lang w:val="es-ES"/>
+        </w:rPr>
+      </w:pPr>
+      <w:r>
+        <w:rPr>
+          <w:lang w:val="es-ES"/>
+        </w:rPr>
+        <w:t>Dentro de tu empresa hay dos niveles de acceso. Cada uno ve y puede hacer cosas distintas:</w:t>
       </w:r>
     </w:p>
     <w:p>
       <w:pPr>
         <w:pStyle w:val="Listaconvietas"/>
         <w:rPr>
-          <w:rFonts w:hint="eastAsia"/>
+          <w:lang w:val="es-ES"/>
         </w:rPr>
       </w:pPr>
       <w:r>
@@ -1822,60 +1557,32 @@
           <w:b/>
           <w:lang w:val="es-ES"/>
         </w:rPr>
-        <w:t>Propietario de la plataforma</w:t>
-      </w:r>
-      <w:r>
-        <w:rPr>
-          <w:lang w:val="es-ES"/>
-        </w:rPr>
-        <w:t xml:space="preserve"> — gestiona las </w:t>
+        <w:t>Administrador</w:t>
+      </w:r>
+      <w:r>
+        <w:rPr>
+          <w:lang w:val="es-ES"/>
+        </w:rPr>
+        <w:t xml:space="preserve"> — gestiona </w:t>
       </w:r>
       <w:r>
         <w:rPr>
           <w:b/>
           <w:lang w:val="es-ES"/>
         </w:rPr>
-        <w:t>empresas</w:t>
-      </w:r>
-      <w:r>
-        <w:rPr>
-          <w:lang w:val="es-ES"/>
-        </w:rPr>
-        <w:t xml:space="preserve"> dadas de alta en el sistema. </w:t>
-      </w:r>
-      <w:r>
-        <w:t xml:space="preserve">Es </w:t>
-      </w:r>
-      <w:proofErr w:type="spellStart"/>
-      <w:r>
-        <w:t>el</w:t>
-      </w:r>
-      <w:proofErr w:type="spellEnd"/>
-      <w:r>
-        <w:t xml:space="preserve"> </w:t>
-      </w:r>
-      <w:proofErr w:type="spellStart"/>
-      <w:r>
-        <w:t>nivel</w:t>
-      </w:r>
-      <w:proofErr w:type="spellEnd"/>
-      <w:r>
-        <w:t xml:space="preserve"> </w:t>
-      </w:r>
-      <w:proofErr w:type="spellStart"/>
-      <w:r>
-        <w:t>más</w:t>
-      </w:r>
-      <w:proofErr w:type="spellEnd"/>
-      <w:r>
-        <w:t xml:space="preserve"> alto.</w:t>
+        <w:t>su empresa</w:t>
+      </w:r>
+      <w:r>
+        <w:rPr>
+          <w:lang w:val="es-ES"/>
+        </w:rPr>
+        <w:t>: los usuarios, los permisos, las carpetas compartidas y todos los archivos y facturas.</w:t>
       </w:r>
     </w:p>
     <w:p>
       <w:pPr>
         <w:pStyle w:val="Listaconvietas"/>
         <w:rPr>
-          <w:rFonts w:hint="eastAsia"/>
           <w:lang w:val="es-ES"/>
         </w:rPr>
       </w:pPr>
@@ -1884,54 +1591,19 @@
           <w:b/>
           <w:lang w:val="es-ES"/>
         </w:rPr>
-        <w:t>Administrador</w:t>
-      </w:r>
-      <w:r>
-        <w:rPr>
-          <w:lang w:val="es-ES"/>
-        </w:rPr>
-        <w:t xml:space="preserve"> — gestiona </w:t>
+        <w:t>Empleado</w:t>
+      </w:r>
+      <w:r>
+        <w:rPr>
+          <w:lang w:val="es-ES"/>
+        </w:rPr>
+        <w:t xml:space="preserve"> — trabaja con archivos, facturas y el asistente </w:t>
       </w:r>
       <w:r>
         <w:rPr>
           <w:b/>
           <w:lang w:val="es-ES"/>
         </w:rPr>
-        <w:t>su empresa</w:t>
-      </w:r>
-      <w:r>
-        <w:rPr>
-          <w:lang w:val="es-ES"/>
-        </w:rPr>
-        <w:t>: los usuarios, los permisos, las carpetas compartidas y todos los archivos y facturas.</w:t>
-      </w:r>
-    </w:p>
-    <w:p>
-      <w:pPr>
-        <w:pStyle w:val="Listaconvietas"/>
-        <w:rPr>
-          <w:rFonts w:hint="eastAsia"/>
-          <w:lang w:val="es-ES"/>
-        </w:rPr>
-      </w:pPr>
-      <w:r>
-        <w:rPr>
-          <w:b/>
-          <w:lang w:val="es-ES"/>
-        </w:rPr>
-        <w:t>Empleado</w:t>
-      </w:r>
-      <w:r>
-        <w:rPr>
-          <w:lang w:val="es-ES"/>
-        </w:rPr>
-        <w:t xml:space="preserve"> — trabaja con archivos, facturas y el asistente </w:t>
-      </w:r>
-      <w:r>
-        <w:rPr>
-          <w:b/>
-          <w:lang w:val="es-ES"/>
-        </w:rPr>
         <w:t>según los permisos</w:t>
       </w:r>
       <w:r>
@@ -1944,60 +1616,19 @@
     <w:p>
       <w:pPr>
         <w:rPr>
-          <w:rFonts w:hint="eastAsia"/>
-          <w:lang w:val="es-ES"/>
-        </w:rPr>
-      </w:pPr>
-      <w:r>
-        <w:rPr>
-          <w:lang w:val="es-ES"/>
-        </w:rPr>
-        <w:t xml:space="preserve">Este manual explica primero lo que hace el </w:t>
-      </w:r>
-      <w:r>
-        <w:rPr>
-          <w:b/>
-          <w:lang w:val="es-ES"/>
-        </w:rPr>
-        <w:t>propietario</w:t>
-      </w:r>
-      <w:r>
-        <w:rPr>
-          <w:lang w:val="es-ES"/>
-        </w:rPr>
-        <w:t xml:space="preserve">, después el </w:t>
-      </w:r>
-      <w:r>
-        <w:rPr>
-          <w:b/>
-          <w:lang w:val="es-ES"/>
-        </w:rPr>
-        <w:t>administrador</w:t>
-      </w:r>
-      <w:r>
-        <w:rPr>
-          <w:lang w:val="es-ES"/>
-        </w:rPr>
-        <w:t xml:space="preserve"> y por último el </w:t>
-      </w:r>
-      <w:r>
-        <w:rPr>
-          <w:b/>
-          <w:lang w:val="es-ES"/>
-        </w:rPr>
-        <w:t>empleado</w:t>
-      </w:r>
-      <w:r>
-        <w:rPr>
-          <w:lang w:val="es-ES"/>
-        </w:rPr>
-        <w:t>.</w:t>
-      </w:r>
-    </w:p>
-    <w:p>
-      <w:pPr>
-        <w:rPr>
-          <w:rFonts w:hint="eastAsia"/>
+          <w:lang w:val="es-ES"/>
+        </w:rPr>
+      </w:pPr>
+      <w:r>
+        <w:rPr>
+          <w:lang w:val="es-ES"/>
+        </w:rPr>
+        <w:t>Este manual explica primero lo que hace el administrador y después el empleado.</w:t>
+      </w:r>
+    </w:p>
+    <w:p>
+      <w:pPr>
+        <w:rPr>
           <w:lang w:val="es-ES"/>
         </w:rPr>
       </w:pPr>
@@ -2018,7 +1649,7 @@
           <w:lang w:val="es-ES"/>
         </w:rPr>
       </w:pPr>
-      <w:bookmarkStart w:id="2" w:name="_Toc234488739"/>
+      <w:bookmarkStart w:id="2" w:name="_Toc241060896"/>
       <w:r>
         <w:rPr>
           <w:rFonts w:ascii="Segoe UI" w:hAnsi="Segoe UI" w:cs="Segoe UI"/>
@@ -2033,7 +1664,6 @@
     <w:p>
       <w:pPr>
         <w:rPr>
-          <w:rFonts w:hint="eastAsia"/>
           <w:lang w:val="es-ES"/>
         </w:rPr>
       </w:pPr>
@@ -2062,7 +1692,6 @@
         <w:spacing w:after="80"/>
         <w:ind w:left="360" w:hanging="360"/>
         <w:rPr>
-          <w:rFonts w:hint="eastAsia"/>
           <w:lang w:val="es-ES"/>
         </w:rPr>
       </w:pPr>
@@ -2099,7 +1728,6 @@
         <w:spacing w:after="80"/>
         <w:ind w:left="360" w:hanging="360"/>
         <w:rPr>
-          <w:rFonts w:hint="eastAsia"/>
           <w:lang w:val="es-ES"/>
         </w:rPr>
       </w:pPr>
@@ -2149,7 +1777,6 @@
         <w:spacing w:after="80"/>
         <w:ind w:left="360" w:hanging="360"/>
         <w:rPr>
-          <w:rFonts w:hint="eastAsia"/>
           <w:lang w:val="es-ES"/>
         </w:rPr>
       </w:pPr>
@@ -2182,11 +1809,6 @@
       </w:r>
     </w:p>
     <w:p>
-      <w:pPr>
-        <w:rPr>
-          <w:rFonts w:hint="eastAsia"/>
-        </w:rPr>
-      </w:pPr>
       <w:r>
         <w:rPr>
           <w:lang w:val="es-ES"/>
@@ -2244,7 +1866,31 @@
       </w:r>
       <w:proofErr w:type="spellEnd"/>
       <w:r>
-        <w:t xml:space="preserve"> en ordenadores compartidos.</w:t>
+        <w:t xml:space="preserve"> </w:t>
+      </w:r>
+      <w:proofErr w:type="spellStart"/>
+      <w:r>
+        <w:t>en</w:t>
+      </w:r>
+      <w:proofErr w:type="spellEnd"/>
+      <w:r>
+        <w:t xml:space="preserve"> </w:t>
+      </w:r>
+      <w:proofErr w:type="spellStart"/>
+      <w:r>
+        <w:t>ordenadores</w:t>
+      </w:r>
+      <w:proofErr w:type="spellEnd"/>
+      <w:r>
+        <w:t xml:space="preserve"> </w:t>
+      </w:r>
+      <w:proofErr w:type="spellStart"/>
+      <w:r>
+        <w:t>compartidos</w:t>
+      </w:r>
+      <w:proofErr w:type="spellEnd"/>
+      <w:r>
+        <w:t>.</w:t>
       </w:r>
     </w:p>
     <w:p>
@@ -2252,9 +1898,6 @@
         <w:keepNext/>
         <w:spacing w:before="120" w:after="40"/>
         <w:jc w:val="center"/>
-        <w:rPr>
-          <w:rFonts w:hint="eastAsia"/>
-        </w:rPr>
       </w:pPr>
       <w:r>
         <w:rPr>
@@ -2302,7 +1945,6 @@
         <w:spacing w:after="200"/>
         <w:jc w:val="center"/>
         <w:rPr>
-          <w:rFonts w:hint="eastAsia"/>
           <w:lang w:val="es-ES"/>
         </w:rPr>
       </w:pPr>
@@ -2326,6 +1968,9 @@
         <w:gridCol w:w="9606"/>
       </w:tblGrid>
       <w:tr>
+        <w:trPr>
+          <w:cantSplit/>
+        </w:trPr>
         <w:tc>
           <w:tcPr>
             <w:tcW w:w="9306" w:type="dxa"/>
@@ -2344,7 +1989,6 @@
             <w:pPr>
               <w:spacing w:after="40"/>
               <w:rPr>
-                <w:rFonts w:hint="eastAsia"/>
                 <w:lang w:val="es-ES"/>
               </w:rPr>
             </w:pPr>
@@ -2364,7 +2008,6 @@
             <w:pPr>
               <w:spacing w:after="0"/>
               <w:rPr>
-                <w:rFonts w:hint="eastAsia"/>
                 <w:lang w:val="es-ES"/>
               </w:rPr>
             </w:pPr>
@@ -2372,7 +2015,7 @@
               <w:rPr>
                 <w:lang w:val="es-ES"/>
               </w:rPr>
-              <w:t>En ATEKA Cloud las cuentas las crea siempre un responsable (el propietario crea empresas y administradores; el administrador crea empleados). Si olvidas tu contraseña, pídesela a quien gestione tu cuenta.</w:t>
+              <w:t>En ATEKA Cloud las cuentas las crea siempre un responsable: ATEKA da de alta tu empresa y su primer administrador, y el administrador crea a los empleados. Si olvidas tu contraseña, pídesela a quien gestione tu cuenta.</w:t>
             </w:r>
           </w:p>
         </w:tc>
@@ -2382,15 +2025,13 @@
       <w:pPr>
         <w:spacing w:after="40"/>
         <w:rPr>
-          <w:rFonts w:hint="eastAsia"/>
-          <w:lang w:val="es-ES"/>
-        </w:rPr>
-      </w:pPr>
-    </w:p>
-    <w:p>
-      <w:pPr>
-        <w:rPr>
-          <w:rFonts w:hint="eastAsia"/>
+          <w:lang w:val="es-ES"/>
+        </w:rPr>
+      </w:pPr>
+    </w:p>
+    <w:p>
+      <w:pPr>
+        <w:rPr>
           <w:lang w:val="es-ES"/>
         </w:rPr>
       </w:pPr>
@@ -2411,7 +2052,7 @@
           <w:lang w:val="es-ES"/>
         </w:rPr>
       </w:pPr>
-      <w:bookmarkStart w:id="3" w:name="_Toc234488740"/>
+      <w:bookmarkStart w:id="3" w:name="_Toc241060897"/>
       <w:r>
         <w:rPr>
           <w:rFonts w:ascii="Segoe UI" w:hAnsi="Segoe UI" w:cs="Segoe UI"/>
@@ -2419,14 +2060,13 @@
           <w:lang w:val="es-ES"/>
         </w:rPr>
         <w:lastRenderedPageBreak/>
-        <w:t>Parte 1 · El propietario de la plataforma</w:t>
+        <w:t>Parte 1 · El administrador</w:t>
       </w:r>
       <w:bookmarkEnd w:id="3"/>
     </w:p>
     <w:p>
       <w:pPr>
         <w:rPr>
-          <w:rFonts w:hint="eastAsia"/>
           <w:lang w:val="es-ES"/>
         </w:rPr>
       </w:pPr>
@@ -2441,39 +2081,161 @@
           <w:b/>
           <w:lang w:val="es-ES"/>
         </w:rPr>
-        <w:t>propietario</w:t>
-      </w:r>
-      <w:r>
-        <w:rPr>
-          <w:lang w:val="es-ES"/>
-        </w:rPr>
-        <w:t xml:space="preserve"> administra las </w:t>
+        <w:t>administrador</w:t>
+      </w:r>
+      <w:r>
+        <w:rPr>
+          <w:lang w:val="es-ES"/>
+        </w:rPr>
+        <w:t xml:space="preserve"> gestiona todo lo relativo a su empresa. Tiene acceso a </w:t>
       </w:r>
       <w:r>
         <w:rPr>
           <w:b/>
           <w:lang w:val="es-ES"/>
         </w:rPr>
-        <w:t>empresas</w:t>
-      </w:r>
-      <w:r>
-        <w:rPr>
-          <w:lang w:val="es-ES"/>
-        </w:rPr>
-        <w:t xml:space="preserve"> que usan ATEKA Cloud. Desde la sección </w:t>
+        <w:t>todas</w:t>
+      </w:r>
+      <w:r>
+        <w:rPr>
+          <w:lang w:val="es-ES"/>
+        </w:rPr>
+        <w:t xml:space="preserve"> las funciones: el asistente, sus archivos, las facturas, la papelera, el equipo (usuarios y permisos) y su perfil. En este apartado se explican una a una.</w:t>
+      </w:r>
+    </w:p>
+    <w:p>
+      <w:pPr>
+        <w:pStyle w:val="Ttulo2"/>
+        <w:rPr>
+          <w:lang w:val="es-ES"/>
+        </w:rPr>
+      </w:pPr>
+      <w:bookmarkStart w:id="4" w:name="_Toc241060898"/>
+      <w:r>
+        <w:rPr>
+          <w:rFonts w:ascii="Segoe UI" w:hAnsi="Segoe UI" w:cs="Segoe UI"/>
+          <w:b w:val="0"/>
+          <w:lang w:val="es-ES"/>
+        </w:rPr>
+        <w:t>1.1 El asistente inteligente (Inicio)</w:t>
+      </w:r>
+      <w:bookmarkEnd w:id="4"/>
+    </w:p>
+    <w:p>
+      <w:pPr>
+        <w:rPr>
+          <w:lang w:val="es-ES"/>
+        </w:rPr>
+      </w:pPr>
+      <w:r>
+        <w:rPr>
+          <w:lang w:val="es-ES"/>
+        </w:rPr>
+        <w:t xml:space="preserve">El </w:t>
       </w:r>
       <w:r>
         <w:rPr>
           <w:b/>
           <w:lang w:val="es-ES"/>
         </w:rPr>
-        <w:t>Plataforma</w:t>
-      </w:r>
-      <w:r>
-        <w:rPr>
-          <w:lang w:val="es-ES"/>
-        </w:rPr>
-        <w:t xml:space="preserve"> puede darlas de alta, modificarlas, suspenderlas temporalmente o eliminarlas. Cada empresa tiene su propio administrador, sus usuarios y sus datos, completamente separados de las demás.</w:t>
+        <w:t>asistente</w:t>
+      </w:r>
+      <w:r>
+        <w:rPr>
+          <w:lang w:val="es-ES"/>
+        </w:rPr>
+        <w:t xml:space="preserve"> es un ayudante con el que conversas escribiendo, como en una aplicación de mensajería. Le pides algo con tus propias palabras y él busca la respuesta entre tus documentos y facturas. Escribe tu petición en el campo inferior y pulsa </w:t>
+      </w:r>
+      <w:r>
+        <w:rPr>
+          <w:b/>
+          <w:lang w:val="es-ES"/>
+        </w:rPr>
+        <w:t>Enviar</w:t>
+      </w:r>
+      <w:r>
+        <w:rPr>
+          <w:lang w:val="es-ES"/>
+        </w:rPr>
+        <w:t xml:space="preserve">; mientras prepara la respuesta verás el aviso </w:t>
+      </w:r>
+      <w:r>
+        <w:rPr>
+          <w:b/>
+          <w:lang w:val="es-ES"/>
+        </w:rPr>
+        <w:t>«Pensando…»</w:t>
+      </w:r>
+      <w:r>
+        <w:rPr>
+          <w:lang w:val="es-ES"/>
+        </w:rPr>
+        <w:t xml:space="preserve">. Con </w:t>
+      </w:r>
+      <w:r>
+        <w:rPr>
+          <w:b/>
+          <w:lang w:val="es-ES"/>
+        </w:rPr>
+        <w:t>Limpiar conversación</w:t>
+      </w:r>
+      <w:r>
+        <w:rPr>
+          <w:lang w:val="es-ES"/>
+        </w:rPr>
+        <w:t xml:space="preserve"> empiezas de cero.</w:t>
+      </w:r>
+    </w:p>
+    <w:p>
+      <w:pPr>
+        <w:rPr>
+          <w:lang w:val="es-ES"/>
+        </w:rPr>
+      </w:pPr>
+      <w:r>
+        <w:rPr>
+          <w:lang w:val="es-ES"/>
+        </w:rPr>
+        <w:t xml:space="preserve">Muchas respuestas incluyen una </w:t>
+      </w:r>
+      <w:r>
+        <w:rPr>
+          <w:b/>
+          <w:lang w:val="es-ES"/>
+        </w:rPr>
+        <w:t>tabla</w:t>
+      </w:r>
+      <w:r>
+        <w:rPr>
+          <w:lang w:val="es-ES"/>
+        </w:rPr>
+        <w:t xml:space="preserve"> con tus documentos o facturas y botones para </w:t>
+      </w:r>
+      <w:r>
+        <w:rPr>
+          <w:b/>
+          <w:lang w:val="es-ES"/>
+        </w:rPr>
+        <w:t>Abrir</w:t>
+      </w:r>
+      <w:r>
+        <w:rPr>
+          <w:lang w:val="es-ES"/>
+        </w:rPr>
+        <w:t xml:space="preserve"> el archivo o ver su </w:t>
+      </w:r>
+      <w:r>
+        <w:rPr>
+          <w:b/>
+          <w:lang w:val="es-ES"/>
+        </w:rPr>
+        <w:t>Resumen</w:t>
+      </w:r>
+      <w:r>
+        <w:rPr>
+          <w:lang w:val="es-ES"/>
+        </w:rPr>
+        <w:t xml:space="preserve"> al instante.</w:t>
       </w:r>
     </w:p>
     <w:p>
@@ -2481,1052 +2243,6 @@
         <w:keepNext/>
         <w:spacing w:before="120" w:after="40"/>
         <w:jc w:val="center"/>
-        <w:rPr>
-          <w:rFonts w:hint="eastAsia"/>
-        </w:rPr>
-      </w:pPr>
-      <w:r>
-        <w:rPr>
-          <w:noProof/>
-        </w:rPr>
-        <w:drawing>
-          <wp:inline distT="0" distB="0" distL="0" distR="0" wp14:anchorId="34D06E07" wp14:editId="274959F5">
-            <wp:extent cx="5511411" cy="1598212"/>
-            <wp:effectExtent l="0" t="0" r="0" b="2540"/>
-            <wp:docPr id="2" name="Picture 2"/>
-            <wp:cNvGraphicFramePr>
-              <a:graphicFrameLocks xmlns:a="http://schemas.openxmlformats.org/drawingml/2006/main" noChangeAspect="1"/>
-            </wp:cNvGraphicFramePr>
-            <a:graphic xmlns:a="http://schemas.openxmlformats.org/drawingml/2006/main">
-              <a:graphicData uri="http://schemas.openxmlformats.org/drawingml/2006/picture">
-                <pic:pic xmlns:pic="http://schemas.openxmlformats.org/drawingml/2006/picture">
-                  <pic:nvPicPr>
-                    <pic:cNvPr id="0" name="02-plataforma.png.png"/>
-                    <pic:cNvPicPr/>
-                  </pic:nvPicPr>
-                  <pic:blipFill>
-                    <a:blip r:embed="rId7"/>
-                    <a:stretch>
-                      <a:fillRect/>
-                    </a:stretch>
-                  </pic:blipFill>
-                  <pic:spPr>
-                    <a:xfrm>
-                      <a:off x="0" y="0"/>
-                      <a:ext cx="5580988" cy="1618388"/>
-                    </a:xfrm>
-                    <a:prstGeom prst="rect">
-                      <a:avLst/>
-                    </a:prstGeom>
-                  </pic:spPr>
-                </pic:pic>
-              </a:graphicData>
-            </a:graphic>
-          </wp:inline>
-        </w:drawing>
-      </w:r>
-    </w:p>
-    <w:p>
-      <w:pPr>
-        <w:spacing w:after="200"/>
-        <w:jc w:val="center"/>
-        <w:rPr>
-          <w:rFonts w:hint="eastAsia"/>
-          <w:lang w:val="es-ES"/>
-        </w:rPr>
-      </w:pPr>
-      <w:r>
-        <w:rPr>
-          <w:i/>
-          <w:color w:val="5C6B62"/>
-          <w:sz w:val="18"/>
-          <w:lang w:val="es-ES"/>
-        </w:rPr>
-        <w:t>Sección Plataforma: listado de empresas.</w:t>
-      </w:r>
-    </w:p>
-    <w:p>
-      <w:pPr>
-        <w:pStyle w:val="Ttulo2"/>
-        <w:rPr>
-          <w:lang w:val="es-ES"/>
-        </w:rPr>
-      </w:pPr>
-      <w:bookmarkStart w:id="4" w:name="_Toc234488741"/>
-      <w:r>
-        <w:rPr>
-          <w:rFonts w:ascii="Segoe UI" w:hAnsi="Segoe UI" w:cs="Segoe UI"/>
-          <w:b w:val="0"/>
-          <w:lang w:val="es-ES"/>
-        </w:rPr>
-        <w:t>Crear una empresa nueva</w:t>
-      </w:r>
-      <w:bookmarkEnd w:id="4"/>
-    </w:p>
-    <w:p>
-      <w:pPr>
-        <w:spacing w:after="80"/>
-        <w:ind w:left="360" w:hanging="360"/>
-        <w:rPr>
-          <w:rFonts w:hint="eastAsia"/>
-          <w:lang w:val="es-ES"/>
-        </w:rPr>
-      </w:pPr>
-      <w:r>
-        <w:rPr>
-          <w:b/>
-          <w:color w:val="11823B"/>
-          <w:lang w:val="es-ES"/>
-        </w:rPr>
-        <w:t xml:space="preserve">1.  </w:t>
-      </w:r>
-      <w:r>
-        <w:rPr>
-          <w:lang w:val="es-ES"/>
-        </w:rPr>
-        <w:t xml:space="preserve">Pulsa </w:t>
-      </w:r>
-      <w:r>
-        <w:rPr>
-          <w:b/>
-          <w:lang w:val="es-ES"/>
-        </w:rPr>
-        <w:t>+ Nueva empresa</w:t>
-      </w:r>
-      <w:r>
-        <w:rPr>
-          <w:lang w:val="es-ES"/>
-        </w:rPr>
-        <w:t>.</w:t>
-      </w:r>
-    </w:p>
-    <w:p>
-      <w:pPr>
-        <w:spacing w:after="80"/>
-        <w:ind w:left="360" w:hanging="360"/>
-        <w:rPr>
-          <w:rFonts w:hint="eastAsia"/>
-          <w:lang w:val="es-ES"/>
-        </w:rPr>
-      </w:pPr>
-      <w:r>
-        <w:rPr>
-          <w:b/>
-          <w:color w:val="11823B"/>
-          <w:lang w:val="es-ES"/>
-        </w:rPr>
-        <w:t xml:space="preserve">2.  </w:t>
-      </w:r>
-      <w:r>
-        <w:rPr>
-          <w:lang w:val="es-ES"/>
-        </w:rPr>
-        <w:t xml:space="preserve">Escribe el </w:t>
-      </w:r>
-      <w:r>
-        <w:rPr>
-          <w:b/>
-          <w:lang w:val="es-ES"/>
-        </w:rPr>
-        <w:t>nombre de la empresa</w:t>
-      </w:r>
-      <w:r>
-        <w:rPr>
-          <w:lang w:val="es-ES"/>
-        </w:rPr>
-        <w:t xml:space="preserve"> y, opcionalmente, su </w:t>
-      </w:r>
-      <w:r>
-        <w:rPr>
-          <w:b/>
-          <w:lang w:val="es-ES"/>
-        </w:rPr>
-        <w:t>CIF/NIF</w:t>
-      </w:r>
-      <w:r>
-        <w:rPr>
-          <w:lang w:val="es-ES"/>
-        </w:rPr>
-        <w:t>.</w:t>
-      </w:r>
-    </w:p>
-    <w:p>
-      <w:pPr>
-        <w:spacing w:after="80"/>
-        <w:ind w:left="360" w:hanging="360"/>
-        <w:rPr>
-          <w:rFonts w:hint="eastAsia"/>
-          <w:lang w:val="es-ES"/>
-        </w:rPr>
-      </w:pPr>
-      <w:r>
-        <w:rPr>
-          <w:b/>
-          <w:color w:val="11823B"/>
-          <w:lang w:val="es-ES"/>
-        </w:rPr>
-        <w:t xml:space="preserve">3.  </w:t>
-      </w:r>
-      <w:r>
-        <w:rPr>
-          <w:lang w:val="es-ES"/>
-        </w:rPr>
-        <w:t xml:space="preserve">Rellena los datos del </w:t>
-      </w:r>
-      <w:r>
-        <w:rPr>
-          <w:b/>
-          <w:lang w:val="es-ES"/>
-        </w:rPr>
-        <w:t>primer administrador</w:t>
-      </w:r>
-      <w:r>
-        <w:rPr>
-          <w:lang w:val="es-ES"/>
-        </w:rPr>
-        <w:t xml:space="preserve"> de esa empresa: nombre, correo y contraseña.</w:t>
-      </w:r>
-    </w:p>
-    <w:p>
-      <w:pPr>
-        <w:spacing w:after="80"/>
-        <w:ind w:left="360" w:hanging="360"/>
-        <w:rPr>
-          <w:rFonts w:hint="eastAsia"/>
-          <w:lang w:val="es-ES"/>
-        </w:rPr>
-      </w:pPr>
-      <w:r>
-        <w:rPr>
-          <w:b/>
-          <w:color w:val="11823B"/>
-          <w:lang w:val="es-ES"/>
-        </w:rPr>
-        <w:t xml:space="preserve">4.  </w:t>
-      </w:r>
-      <w:r>
-        <w:rPr>
-          <w:lang w:val="es-ES"/>
-        </w:rPr>
-        <w:t xml:space="preserve">Pulsa </w:t>
-      </w:r>
-      <w:r>
-        <w:rPr>
-          <w:b/>
-          <w:lang w:val="es-ES"/>
-        </w:rPr>
-        <w:t>Crear empresa</w:t>
-      </w:r>
-      <w:r>
-        <w:rPr>
-          <w:lang w:val="es-ES"/>
-        </w:rPr>
-        <w:t>.</w:t>
-      </w:r>
-    </w:p>
-    <w:p>
-      <w:pPr>
-        <w:rPr>
-          <w:lang w:val="es-ES"/>
-        </w:rPr>
-      </w:pPr>
-      <w:r>
-        <w:rPr>
-          <w:lang w:val="es-ES"/>
-        </w:rPr>
-        <w:t>A partir de ese momento, ese administrador ya puede entrar y empezar a crear a sus empleados.</w:t>
-      </w:r>
-    </w:p>
-    <w:p>
-      <w:pPr>
-        <w:rPr>
-          <w:i/>
-          <w:color w:val="5C6B62"/>
-          <w:sz w:val="18"/>
-          <w:lang w:val="es-ES"/>
-        </w:rPr>
-      </w:pPr>
-      <w:r>
-        <w:rPr>
-          <w:noProof/>
-        </w:rPr>
-        <w:drawing>
-          <wp:anchor distT="0" distB="0" distL="114300" distR="114300" simplePos="0" relativeHeight="251658752" behindDoc="1" locked="0" layoutInCell="1" allowOverlap="1" wp14:anchorId="6B02E371" wp14:editId="7F3F19A4">
-            <wp:simplePos x="0" y="0"/>
-            <wp:positionH relativeFrom="column">
-              <wp:posOffset>1304925</wp:posOffset>
-            </wp:positionH>
-            <wp:positionV relativeFrom="paragraph">
-              <wp:posOffset>5080</wp:posOffset>
-            </wp:positionV>
-            <wp:extent cx="2931160" cy="4023360"/>
-            <wp:effectExtent l="0" t="0" r="2540" b="0"/>
-            <wp:wrapTight wrapText="bothSides">
-              <wp:wrapPolygon edited="0">
-                <wp:start x="0" y="0"/>
-                <wp:lineTo x="0" y="21477"/>
-                <wp:lineTo x="21478" y="21477"/>
-                <wp:lineTo x="21478" y="0"/>
-                <wp:lineTo x="0" y="0"/>
-              </wp:wrapPolygon>
-            </wp:wrapTight>
-            <wp:docPr id="3" name="Picture 3"/>
-            <wp:cNvGraphicFramePr>
-              <a:graphicFrameLocks xmlns:a="http://schemas.openxmlformats.org/drawingml/2006/main" noChangeAspect="1"/>
-            </wp:cNvGraphicFramePr>
-            <a:graphic xmlns:a="http://schemas.openxmlformats.org/drawingml/2006/main">
-              <a:graphicData uri="http://schemas.openxmlformats.org/drawingml/2006/picture">
-                <pic:pic xmlns:pic="http://schemas.openxmlformats.org/drawingml/2006/picture">
-                  <pic:nvPicPr>
-                    <pic:cNvPr id="0" name="03-crear-empresa.png.png"/>
-                    <pic:cNvPicPr/>
-                  </pic:nvPicPr>
-                  <pic:blipFill>
-                    <a:blip r:embed="rId8"/>
-                    <a:stretch>
-                      <a:fillRect/>
-                    </a:stretch>
-                  </pic:blipFill>
-                  <pic:spPr>
-                    <a:xfrm>
-                      <a:off x="0" y="0"/>
-                      <a:ext cx="2931160" cy="4023360"/>
-                    </a:xfrm>
-                    <a:prstGeom prst="rect">
-                      <a:avLst/>
-                    </a:prstGeom>
-                  </pic:spPr>
-                </pic:pic>
-              </a:graphicData>
-            </a:graphic>
-            <wp14:sizeRelH relativeFrom="margin">
-              <wp14:pctWidth>0</wp14:pctWidth>
-            </wp14:sizeRelH>
-            <wp14:sizeRelV relativeFrom="margin">
-              <wp14:pctHeight>0</wp14:pctHeight>
-            </wp14:sizeRelV>
-          </wp:anchor>
-        </w:drawing>
-      </w:r>
-    </w:p>
-    <w:p>
-      <w:pPr>
-        <w:rPr>
-          <w:i/>
-          <w:color w:val="5C6B62"/>
-          <w:sz w:val="18"/>
-          <w:lang w:val="es-ES"/>
-        </w:rPr>
-      </w:pPr>
-    </w:p>
-    <w:p>
-      <w:pPr>
-        <w:rPr>
-          <w:i/>
-          <w:color w:val="5C6B62"/>
-          <w:sz w:val="18"/>
-          <w:lang w:val="es-ES"/>
-        </w:rPr>
-      </w:pPr>
-    </w:p>
-    <w:p>
-      <w:pPr>
-        <w:rPr>
-          <w:i/>
-          <w:color w:val="5C6B62"/>
-          <w:sz w:val="18"/>
-          <w:lang w:val="es-ES"/>
-        </w:rPr>
-      </w:pPr>
-    </w:p>
-    <w:p>
-      <w:pPr>
-        <w:rPr>
-          <w:i/>
-          <w:color w:val="5C6B62"/>
-          <w:sz w:val="18"/>
-          <w:lang w:val="es-ES"/>
-        </w:rPr>
-      </w:pPr>
-    </w:p>
-    <w:p>
-      <w:pPr>
-        <w:rPr>
-          <w:i/>
-          <w:color w:val="5C6B62"/>
-          <w:sz w:val="18"/>
-          <w:lang w:val="es-ES"/>
-        </w:rPr>
-      </w:pPr>
-    </w:p>
-    <w:p>
-      <w:pPr>
-        <w:rPr>
-          <w:i/>
-          <w:color w:val="5C6B62"/>
-          <w:sz w:val="18"/>
-          <w:lang w:val="es-ES"/>
-        </w:rPr>
-      </w:pPr>
-    </w:p>
-    <w:p>
-      <w:pPr>
-        <w:rPr>
-          <w:i/>
-          <w:color w:val="5C6B62"/>
-          <w:sz w:val="18"/>
-          <w:lang w:val="es-ES"/>
-        </w:rPr>
-      </w:pPr>
-    </w:p>
-    <w:p>
-      <w:pPr>
-        <w:rPr>
-          <w:i/>
-          <w:color w:val="5C6B62"/>
-          <w:sz w:val="18"/>
-          <w:lang w:val="es-ES"/>
-        </w:rPr>
-      </w:pPr>
-    </w:p>
-    <w:p>
-      <w:pPr>
-        <w:rPr>
-          <w:i/>
-          <w:color w:val="5C6B62"/>
-          <w:sz w:val="18"/>
-          <w:lang w:val="es-ES"/>
-        </w:rPr>
-      </w:pPr>
-    </w:p>
-    <w:p>
-      <w:pPr>
-        <w:rPr>
-          <w:i/>
-          <w:color w:val="5C6B62"/>
-          <w:sz w:val="18"/>
-          <w:lang w:val="es-ES"/>
-        </w:rPr>
-      </w:pPr>
-    </w:p>
-    <w:p>
-      <w:pPr>
-        <w:rPr>
-          <w:i/>
-          <w:color w:val="5C6B62"/>
-          <w:sz w:val="18"/>
-          <w:lang w:val="es-ES"/>
-        </w:rPr>
-      </w:pPr>
-    </w:p>
-    <w:p>
-      <w:pPr>
-        <w:rPr>
-          <w:i/>
-          <w:color w:val="5C6B62"/>
-          <w:sz w:val="18"/>
-          <w:lang w:val="es-ES"/>
-        </w:rPr>
-      </w:pPr>
-    </w:p>
-    <w:p>
-      <w:pPr>
-        <w:rPr>
-          <w:i/>
-          <w:color w:val="5C6B62"/>
-          <w:sz w:val="18"/>
-          <w:lang w:val="es-ES"/>
-        </w:rPr>
-      </w:pPr>
-    </w:p>
-    <w:p>
-      <w:pPr>
-        <w:rPr>
-          <w:i/>
-          <w:color w:val="5C6B62"/>
-          <w:sz w:val="18"/>
-          <w:lang w:val="es-ES"/>
-        </w:rPr>
-      </w:pPr>
-    </w:p>
-    <w:p>
-      <w:pPr>
-        <w:rPr>
-          <w:i/>
-          <w:color w:val="5C6B62"/>
-          <w:sz w:val="18"/>
-          <w:lang w:val="es-ES"/>
-        </w:rPr>
-      </w:pPr>
-    </w:p>
-    <w:p>
-      <w:pPr>
-        <w:ind w:left="2160"/>
-        <w:rPr>
-          <w:rFonts w:hint="eastAsia"/>
-          <w:lang w:val="es-ES"/>
-        </w:rPr>
-      </w:pPr>
-      <w:r>
-        <w:rPr>
-          <w:i/>
-          <w:color w:val="5C6B62"/>
-          <w:sz w:val="18"/>
-          <w:lang w:val="es-ES"/>
-        </w:rPr>
-        <w:t xml:space="preserve">         </w:t>
-      </w:r>
-      <w:r>
-        <w:rPr>
-          <w:i/>
-          <w:color w:val="5C6B62"/>
-          <w:sz w:val="18"/>
-          <w:lang w:val="es-ES"/>
-        </w:rPr>
-        <w:t>Alta de una empresa y su primer administrador.</w:t>
-      </w:r>
-    </w:p>
-    <w:p>
-      <w:pPr>
-        <w:pStyle w:val="Ttulo3"/>
-        <w:rPr>
-          <w:bCs w:val="0"/>
-          <w:u w:val="single"/>
-          <w:lang w:val="es-ES"/>
-        </w:rPr>
-      </w:pPr>
-      <w:r>
-        <w:rPr>
-          <w:rFonts w:ascii="Segoe UI" w:hAnsi="Segoe UI" w:cs="Segoe UI"/>
-          <w:bCs w:val="0"/>
-          <w:u w:val="single"/>
-          <w:lang w:val="es-ES"/>
-        </w:rPr>
-        <w:lastRenderedPageBreak/>
-        <w:t>Qué es el CIF/NIF y para qué sirve</w:t>
-      </w:r>
-    </w:p>
-    <w:p>
-      <w:pPr>
-        <w:rPr>
-          <w:rFonts w:hint="eastAsia"/>
-          <w:lang w:val="es-ES"/>
-        </w:rPr>
-      </w:pPr>
-      <w:r>
-        <w:rPr>
-          <w:lang w:val="es-ES"/>
-        </w:rPr>
-        <w:t xml:space="preserve">El </w:t>
-      </w:r>
-      <w:r>
-        <w:rPr>
-          <w:b/>
-          <w:lang w:val="es-ES"/>
-        </w:rPr>
-        <w:t>CIF/NIF</w:t>
-      </w:r>
-      <w:r>
-        <w:rPr>
-          <w:lang w:val="es-ES"/>
-        </w:rPr>
-        <w:t xml:space="preserve"> es el identificador fiscal de la empresa. ATEKA Cloud lo utiliza para saber, en cada factura, si se trata de una </w:t>
-      </w:r>
-      <w:r>
-        <w:rPr>
-          <w:b/>
-          <w:lang w:val="es-ES"/>
-        </w:rPr>
-        <w:t>venta</w:t>
-      </w:r>
-      <w:r>
-        <w:rPr>
-          <w:lang w:val="es-ES"/>
-        </w:rPr>
-        <w:t xml:space="preserve"> (la emite la empresa) o de una </w:t>
-      </w:r>
-      <w:r>
-        <w:rPr>
-          <w:b/>
-          <w:lang w:val="es-ES"/>
-        </w:rPr>
-        <w:t>compra</w:t>
-      </w:r>
-      <w:r>
-        <w:rPr>
-          <w:lang w:val="es-ES"/>
-        </w:rPr>
-        <w:t xml:space="preserve"> (se la emiten a la empresa). Por eso conviene indicarlo.</w:t>
-      </w:r>
-    </w:p>
-    <w:p>
-      <w:pPr>
-        <w:rPr>
-          <w:rFonts w:hint="eastAsia"/>
-          <w:lang w:val="es-ES"/>
-        </w:rPr>
-      </w:pPr>
-      <w:r>
-        <w:rPr>
-          <w:lang w:val="es-ES"/>
-        </w:rPr>
-        <w:t xml:space="preserve">Es </w:t>
-      </w:r>
-      <w:r>
-        <w:rPr>
-          <w:b/>
-          <w:lang w:val="es-ES"/>
-        </w:rPr>
-        <w:t>opcional</w:t>
-      </w:r>
-      <w:r>
-        <w:rPr>
-          <w:lang w:val="es-ES"/>
-        </w:rPr>
-        <w:t xml:space="preserve"> al crear la empresa: si se deja en blanco, la aplicación intenta </w:t>
-      </w:r>
-      <w:r>
-        <w:rPr>
-          <w:b/>
-          <w:lang w:val="es-ES"/>
-        </w:rPr>
-        <w:t>deducirlo automáticamente</w:t>
-      </w:r>
-      <w:r>
-        <w:rPr>
-          <w:lang w:val="es-ES"/>
-        </w:rPr>
-        <w:t xml:space="preserve"> al escanear las primeras facturas. También puede añadirlo o corregirlo más tarde el propio administrador desde su perfil.</w:t>
-      </w:r>
-    </w:p>
-    <w:p>
-      <w:pPr>
-        <w:pStyle w:val="Ttulo2"/>
-        <w:rPr>
-          <w:lang w:val="es-ES"/>
-        </w:rPr>
-      </w:pPr>
-      <w:bookmarkStart w:id="5" w:name="_Toc234488742"/>
-      <w:r>
-        <w:rPr>
-          <w:rFonts w:ascii="Segoe UI" w:hAnsi="Segoe UI" w:cs="Segoe UI"/>
-          <w:b w:val="0"/>
-          <w:lang w:val="es-ES"/>
-        </w:rPr>
-        <w:t>Renombrar una empresa</w:t>
-      </w:r>
-      <w:bookmarkEnd w:id="5"/>
-    </w:p>
-    <w:p>
-      <w:pPr>
-        <w:rPr>
-          <w:rFonts w:hint="eastAsia"/>
-          <w:lang w:val="es-ES"/>
-        </w:rPr>
-      </w:pPr>
-      <w:r>
-        <w:rPr>
-          <w:lang w:val="es-ES"/>
-        </w:rPr>
-        <w:t xml:space="preserve">Pulsa </w:t>
-      </w:r>
-      <w:r>
-        <w:rPr>
-          <w:b/>
-          <w:lang w:val="es-ES"/>
-        </w:rPr>
-        <w:t>Renombrar</w:t>
-      </w:r>
-      <w:r>
-        <w:rPr>
-          <w:lang w:val="es-ES"/>
-        </w:rPr>
-        <w:t xml:space="preserve"> en la fila de la empresa, cambia el nombre (o el CIF/NIF) y guarda.</w:t>
-      </w:r>
-    </w:p>
-    <w:p>
-      <w:pPr>
-        <w:pStyle w:val="Ttulo2"/>
-        <w:rPr>
-          <w:lang w:val="es-ES"/>
-        </w:rPr>
-      </w:pPr>
-      <w:bookmarkStart w:id="6" w:name="_Toc234488743"/>
-      <w:r>
-        <w:rPr>
-          <w:rFonts w:ascii="Segoe UI" w:hAnsi="Segoe UI" w:cs="Segoe UI"/>
-          <w:b w:val="0"/>
-          <w:lang w:val="es-ES"/>
-        </w:rPr>
-        <w:t>Suspender o reactivar una empresa</w:t>
-      </w:r>
-      <w:bookmarkEnd w:id="6"/>
-    </w:p>
-    <w:p>
-      <w:pPr>
-        <w:rPr>
-          <w:rFonts w:hint="eastAsia"/>
-          <w:lang w:val="es-ES"/>
-        </w:rPr>
-      </w:pPr>
-      <w:r>
-        <w:rPr>
-          <w:lang w:val="es-ES"/>
-        </w:rPr>
-        <w:t xml:space="preserve">El botón </w:t>
-      </w:r>
-      <w:r>
-        <w:rPr>
-          <w:b/>
-          <w:lang w:val="es-ES"/>
-        </w:rPr>
-        <w:t>Suspender</w:t>
-      </w:r>
-      <w:r>
-        <w:rPr>
-          <w:lang w:val="es-ES"/>
-        </w:rPr>
-        <w:t xml:space="preserve"> deja a una empresa temporalmente </w:t>
-      </w:r>
-      <w:r>
-        <w:rPr>
-          <w:b/>
-          <w:lang w:val="es-ES"/>
-        </w:rPr>
-        <w:t>sin acceso</w:t>
-      </w:r>
-      <w:r>
-        <w:rPr>
-          <w:lang w:val="es-ES"/>
-        </w:rPr>
-        <w:t xml:space="preserve">: sus usuarios no podrán entrar hasta que se </w:t>
-      </w:r>
-      <w:r>
-        <w:rPr>
-          <w:b/>
-          <w:lang w:val="es-ES"/>
-        </w:rPr>
-        <w:t>Reactive</w:t>
-      </w:r>
-      <w:r>
-        <w:rPr>
-          <w:lang w:val="es-ES"/>
-        </w:rPr>
-        <w:t>. Es útil, por ejemplo, ante un impago, sin necesidad de borrar nada. Los datos se conservan intactos.</w:t>
-      </w:r>
-    </w:p>
-    <w:p>
-      <w:pPr>
-        <w:pStyle w:val="Ttulo2"/>
-        <w:rPr>
-          <w:lang w:val="es-ES"/>
-        </w:rPr>
-      </w:pPr>
-      <w:bookmarkStart w:id="7" w:name="_Toc234488744"/>
-      <w:r>
-        <w:rPr>
-          <w:rFonts w:ascii="Segoe UI" w:hAnsi="Segoe UI" w:cs="Segoe UI"/>
-          <w:b w:val="0"/>
-          <w:lang w:val="es-ES"/>
-        </w:rPr>
-        <w:t>Borrar una empresa</w:t>
-      </w:r>
-      <w:bookmarkEnd w:id="7"/>
-    </w:p>
-    <w:p>
-      <w:pPr>
-        <w:rPr>
-          <w:rFonts w:hint="eastAsia"/>
-          <w:lang w:val="es-ES"/>
-        </w:rPr>
-      </w:pPr>
-      <w:r>
-        <w:rPr>
-          <w:b/>
-          <w:lang w:val="es-ES"/>
-        </w:rPr>
-        <w:t>Borrar</w:t>
-      </w:r>
-      <w:r>
-        <w:rPr>
-          <w:lang w:val="es-ES"/>
-        </w:rPr>
-        <w:t xml:space="preserve"> elimina la empresa junto con </w:t>
-      </w:r>
-      <w:r>
-        <w:rPr>
-          <w:b/>
-          <w:lang w:val="es-ES"/>
-        </w:rPr>
-        <w:t>todos</w:t>
-      </w:r>
-      <w:r>
-        <w:rPr>
-          <w:lang w:val="es-ES"/>
-        </w:rPr>
-        <w:t xml:space="preserve"> sus usuarios, archivos y facturas de forma </w:t>
-      </w:r>
-      <w:r>
-        <w:rPr>
-          <w:b/>
-          <w:lang w:val="es-ES"/>
-        </w:rPr>
-        <w:t>permanente</w:t>
-      </w:r>
-      <w:r>
-        <w:rPr>
-          <w:lang w:val="es-ES"/>
-        </w:rPr>
-        <w:t xml:space="preserve">. Por seguridad, la aplicación pide </w:t>
-      </w:r>
-      <w:r>
-        <w:rPr>
-          <w:b/>
-          <w:lang w:val="es-ES"/>
-        </w:rPr>
-        <w:t>confirmarlo en varios pasos</w:t>
-      </w:r>
-      <w:r>
-        <w:rPr>
-          <w:lang w:val="es-ES"/>
-        </w:rPr>
-        <w:t xml:space="preserve">, porque esta acción </w:t>
-      </w:r>
-      <w:r>
-        <w:rPr>
-          <w:b/>
-          <w:lang w:val="es-ES"/>
-        </w:rPr>
-        <w:t>no se puede deshacer</w:t>
-      </w:r>
-      <w:r>
-        <w:rPr>
-          <w:lang w:val="es-ES"/>
-        </w:rPr>
-        <w:t>.</w:t>
-      </w:r>
-    </w:p>
-    <w:p>
-      <w:pPr>
-        <w:rPr>
-          <w:rFonts w:hint="eastAsia"/>
-          <w:lang w:val="es-ES"/>
-        </w:rPr>
-      </w:pPr>
-      <w:r>
-        <w:rPr>
-          <w:lang w:val="es-ES"/>
-        </w:rPr>
-        <w:br w:type="page"/>
-      </w:r>
-    </w:p>
-    <w:p>
-      <w:pPr>
-        <w:pStyle w:val="Ttulo1"/>
-        <w:pBdr>
-          <w:bottom w:val="single" w:sz="6" w:space="4" w:color="CFE7D8"/>
-        </w:pBdr>
-        <w:rPr>
-          <w:lang w:val="es-ES"/>
-        </w:rPr>
-      </w:pPr>
-      <w:bookmarkStart w:id="8" w:name="_Toc234488745"/>
-      <w:r>
-        <w:rPr>
-          <w:rFonts w:ascii="Segoe UI" w:hAnsi="Segoe UI" w:cs="Segoe UI"/>
-          <w:b w:val="0"/>
-          <w:lang w:val="es-ES"/>
-        </w:rPr>
-        <w:lastRenderedPageBreak/>
-        <w:t>Parte 2 · El administrador</w:t>
-      </w:r>
-      <w:bookmarkEnd w:id="8"/>
-    </w:p>
-    <w:p>
-      <w:pPr>
-        <w:rPr>
-          <w:rFonts w:hint="eastAsia"/>
-          <w:lang w:val="es-ES"/>
-        </w:rPr>
-      </w:pPr>
-      <w:r>
-        <w:rPr>
-          <w:lang w:val="es-ES"/>
-        </w:rPr>
-        <w:t xml:space="preserve">El </w:t>
-      </w:r>
-      <w:r>
-        <w:rPr>
-          <w:b/>
-          <w:lang w:val="es-ES"/>
-        </w:rPr>
-        <w:t>administrador</w:t>
-      </w:r>
-      <w:r>
-        <w:rPr>
-          <w:lang w:val="es-ES"/>
-        </w:rPr>
-        <w:t xml:space="preserve"> gestiona todo lo relativo a su empresa. Tiene acceso a </w:t>
-      </w:r>
-      <w:r>
-        <w:rPr>
-          <w:b/>
-          <w:lang w:val="es-ES"/>
-        </w:rPr>
-        <w:t>todas</w:t>
-      </w:r>
-      <w:r>
-        <w:rPr>
-          <w:lang w:val="es-ES"/>
-        </w:rPr>
-        <w:t xml:space="preserve"> las funciones: el asistente, sus archivos, las facturas, la papelera, el equipo (usuarios y permisos) y su perfil. En este apartado se explican una a una.</w:t>
-      </w:r>
-    </w:p>
-    <w:p>
-      <w:pPr>
-        <w:pStyle w:val="Ttulo2"/>
-        <w:rPr>
-          <w:lang w:val="es-ES"/>
-        </w:rPr>
-      </w:pPr>
-      <w:bookmarkStart w:id="9" w:name="_Toc234488746"/>
-      <w:r>
-        <w:rPr>
-          <w:rFonts w:ascii="Segoe UI" w:hAnsi="Segoe UI" w:cs="Segoe UI"/>
-          <w:b w:val="0"/>
-          <w:lang w:val="es-ES"/>
-        </w:rPr>
-        <w:t>2.1 El asistente inteligente (Inicio)</w:t>
-      </w:r>
-      <w:bookmarkEnd w:id="9"/>
-    </w:p>
-    <w:p>
-      <w:pPr>
-        <w:rPr>
-          <w:rFonts w:hint="eastAsia"/>
-          <w:lang w:val="es-ES"/>
-        </w:rPr>
-      </w:pPr>
-      <w:r>
-        <w:rPr>
-          <w:lang w:val="es-ES"/>
-        </w:rPr>
-        <w:t xml:space="preserve">El </w:t>
-      </w:r>
-      <w:r>
-        <w:rPr>
-          <w:b/>
-          <w:lang w:val="es-ES"/>
-        </w:rPr>
-        <w:t>asistente</w:t>
-      </w:r>
-      <w:r>
-        <w:rPr>
-          <w:lang w:val="es-ES"/>
-        </w:rPr>
-        <w:t xml:space="preserve"> es un ayudante con el que conversas escribiendo, como en una aplicación de mensajería. Le pides algo con tus propias palabras y él busca la respuesta entre tus documentos y facturas. Escribe tu petición en el campo inferior y pulsa </w:t>
-      </w:r>
-      <w:r>
-        <w:rPr>
-          <w:b/>
-          <w:lang w:val="es-ES"/>
-        </w:rPr>
-        <w:t>Enviar</w:t>
-      </w:r>
-      <w:r>
-        <w:rPr>
-          <w:lang w:val="es-ES"/>
-        </w:rPr>
-        <w:t xml:space="preserve">; mientras prepara la respuesta verás el aviso </w:t>
-      </w:r>
-      <w:r>
-        <w:rPr>
-          <w:b/>
-          <w:lang w:val="es-ES"/>
-        </w:rPr>
-        <w:t>«Pensando…»</w:t>
-      </w:r>
-      <w:r>
-        <w:rPr>
-          <w:lang w:val="es-ES"/>
-        </w:rPr>
-        <w:t xml:space="preserve">. Con </w:t>
-      </w:r>
-      <w:r>
-        <w:rPr>
-          <w:b/>
-          <w:lang w:val="es-ES"/>
-        </w:rPr>
-        <w:t>Limpiar conversación</w:t>
-      </w:r>
-      <w:r>
-        <w:rPr>
-          <w:lang w:val="es-ES"/>
-        </w:rPr>
-        <w:t xml:space="preserve"> empiezas de cero.</w:t>
-      </w:r>
-    </w:p>
-    <w:p>
-      <w:pPr>
-        <w:rPr>
-          <w:rFonts w:hint="eastAsia"/>
-          <w:lang w:val="es-ES"/>
-        </w:rPr>
-      </w:pPr>
-      <w:r>
-        <w:rPr>
-          <w:lang w:val="es-ES"/>
-        </w:rPr>
-        <w:t xml:space="preserve">Muchas respuestas incluyen una </w:t>
-      </w:r>
-      <w:r>
-        <w:rPr>
-          <w:b/>
-          <w:lang w:val="es-ES"/>
-        </w:rPr>
-        <w:t>tabla</w:t>
-      </w:r>
-      <w:r>
-        <w:rPr>
-          <w:lang w:val="es-ES"/>
-        </w:rPr>
-        <w:t xml:space="preserve"> con tus documentos o facturas y botones para </w:t>
-      </w:r>
-      <w:r>
-        <w:rPr>
-          <w:b/>
-          <w:lang w:val="es-ES"/>
-        </w:rPr>
-        <w:t>Abrir</w:t>
-      </w:r>
-      <w:r>
-        <w:rPr>
-          <w:lang w:val="es-ES"/>
-        </w:rPr>
-        <w:t xml:space="preserve"> el archivo o ver su </w:t>
-      </w:r>
-      <w:r>
-        <w:rPr>
-          <w:b/>
-          <w:lang w:val="es-ES"/>
-        </w:rPr>
-        <w:t>Resumen</w:t>
-      </w:r>
-      <w:r>
-        <w:rPr>
-          <w:lang w:val="es-ES"/>
-        </w:rPr>
-        <w:t xml:space="preserve"> al instante.</w:t>
-      </w:r>
-    </w:p>
-    <w:p>
-      <w:pPr>
-        <w:keepNext/>
-        <w:spacing w:before="120" w:after="40"/>
-        <w:jc w:val="center"/>
-        <w:rPr>
-          <w:rFonts w:hint="eastAsia"/>
-        </w:rPr>
       </w:pPr>
       <w:r>
         <w:rPr>
@@ -3548,7 +2264,7 @@
                     <pic:cNvPicPr/>
                   </pic:nvPicPr>
                   <pic:blipFill>
-                    <a:blip r:embed="rId9"/>
+                    <a:blip r:embed="rId7"/>
                     <a:stretch>
                       <a:fillRect/>
                     </a:stretch>
@@ -3574,7 +2290,6 @@
         <w:spacing w:after="200"/>
         <w:jc w:val="center"/>
         <w:rPr>
-          <w:rFonts w:hint="eastAsia"/>
           <w:lang w:val="es-ES"/>
         </w:rPr>
       </w:pPr>
@@ -3610,7 +2325,6 @@
     <w:p>
       <w:pPr>
         <w:rPr>
-          <w:rFonts w:hint="eastAsia"/>
           <w:lang w:val="es-ES"/>
         </w:rPr>
       </w:pPr>
@@ -3662,7 +2376,6 @@
       <w:pPr>
         <w:pStyle w:val="Listaconvietas"/>
         <w:rPr>
-          <w:rFonts w:hint="eastAsia"/>
           <w:lang w:val="es-ES"/>
         </w:rPr>
       </w:pPr>
@@ -3689,9 +2402,6 @@
     <w:p>
       <w:pPr>
         <w:pStyle w:val="Listaconvietas"/>
-        <w:rPr>
-          <w:rFonts w:hint="eastAsia"/>
-        </w:rPr>
       </w:pPr>
       <w:r>
         <w:t>«</w:t>
@@ -3710,14 +2420,29 @@
       </w:r>
       <w:proofErr w:type="spellEnd"/>
       <w:r>
-        <w:t xml:space="preserve"> / léeme [documento]».</w:t>
+        <w:t xml:space="preserve"> / </w:t>
+      </w:r>
+      <w:proofErr w:type="spellStart"/>
+      <w:r>
+        <w:t>léeme</w:t>
+      </w:r>
+      <w:proofErr w:type="spellEnd"/>
+      <w:r>
+        <w:t xml:space="preserve"> [</w:t>
+      </w:r>
+      <w:proofErr w:type="spellStart"/>
+      <w:r>
+        <w:t>documento</w:t>
+      </w:r>
+      <w:proofErr w:type="spellEnd"/>
+      <w:r>
+        <w:t>]».</w:t>
       </w:r>
     </w:p>
     <w:p>
       <w:pPr>
         <w:pStyle w:val="Listaconvietas"/>
         <w:rPr>
-          <w:rFonts w:hint="eastAsia"/>
           <w:lang w:val="es-ES"/>
         </w:rPr>
       </w:pPr>
@@ -3733,7 +2458,6 @@
       <w:pPr>
         <w:pStyle w:val="Listaconvietas"/>
         <w:rPr>
-          <w:rFonts w:hint="eastAsia"/>
           <w:lang w:val="es-ES"/>
         </w:rPr>
       </w:pPr>
@@ -3747,9 +2471,6 @@
     <w:p>
       <w:pPr>
         <w:pStyle w:val="Listaconvietas"/>
-        <w:rPr>
-          <w:rFonts w:hint="eastAsia"/>
-        </w:rPr>
       </w:pPr>
       <w:r>
         <w:rPr>
@@ -3780,12 +2501,38 @@
     <w:p>
       <w:pPr>
         <w:pStyle w:val="Listaconvietas"/>
-        <w:rPr>
-          <w:rFonts w:hint="eastAsia"/>
-        </w:rPr>
-      </w:pPr>
-      <w:r>
-        <w:t>«¿Cuántos archivos tengo?».</w:t>
+      </w:pPr>
+      <w:r>
+        <w:t>«¿</w:t>
+      </w:r>
+      <w:proofErr w:type="spellStart"/>
+      <w:r>
+        <w:t>Cuántos</w:t>
+      </w:r>
+      <w:proofErr w:type="spellEnd"/>
+      <w:r>
+        <w:t xml:space="preserve"> </w:t>
+      </w:r>
+      <w:proofErr w:type="spellStart"/>
+      <w:r>
+        <w:t>archivos</w:t>
+      </w:r>
+      <w:proofErr w:type="spellEnd"/>
+      <w:r>
+        <w:t xml:space="preserve"> </w:t>
+      </w:r>
+      <w:proofErr w:type="spellStart"/>
+      <w:proofErr w:type="gramStart"/>
+      <w:r>
+        <w:t>tengo</w:t>
+      </w:r>
+      <w:proofErr w:type="spellEnd"/>
+      <w:r>
+        <w:t>?»</w:t>
+      </w:r>
+      <w:proofErr w:type="gramEnd"/>
+      <w:r>
+        <w:t>.</w:t>
       </w:r>
     </w:p>
     <w:p>
@@ -3808,34 +2555,73 @@
     <w:p>
       <w:pPr>
         <w:pStyle w:val="Listaconvietas"/>
-        <w:rPr>
-          <w:rFonts w:hint="eastAsia"/>
-        </w:rPr>
-      </w:pPr>
-      <w:r>
-        <w:t>«Enséñame la papelera».</w:t>
+      </w:pPr>
+      <w:r>
+        <w:t>«</w:t>
+      </w:r>
+      <w:proofErr w:type="spellStart"/>
+      <w:r>
+        <w:t>Enséñame</w:t>
+      </w:r>
+      <w:proofErr w:type="spellEnd"/>
+      <w:r>
+        <w:t xml:space="preserve"> la papelera».</w:t>
       </w:r>
     </w:p>
     <w:p>
       <w:pPr>
         <w:pStyle w:val="Listaconvietas"/>
-        <w:rPr>
-          <w:rFonts w:hint="eastAsia"/>
-        </w:rPr>
-      </w:pPr>
-      <w:r>
-        <w:t>«Restaura [archivo]» · «Recupéralo todo».</w:t>
+      </w:pPr>
+      <w:r>
+        <w:t>«</w:t>
+      </w:r>
+      <w:proofErr w:type="spellStart"/>
+      <w:r>
+        <w:t>Restaura</w:t>
+      </w:r>
+      <w:proofErr w:type="spellEnd"/>
+      <w:r>
+        <w:t xml:space="preserve"> [</w:t>
+      </w:r>
+      <w:proofErr w:type="spellStart"/>
+      <w:r>
+        <w:t>archivo</w:t>
+      </w:r>
+      <w:proofErr w:type="spellEnd"/>
+      <w:r>
+        <w:t>]» · «</w:t>
+      </w:r>
+      <w:proofErr w:type="spellStart"/>
+      <w:r>
+        <w:t>Recupéralo</w:t>
+      </w:r>
+      <w:proofErr w:type="spellEnd"/>
+      <w:r>
+        <w:t xml:space="preserve"> </w:t>
+      </w:r>
+      <w:proofErr w:type="spellStart"/>
+      <w:r>
+        <w:t>todo</w:t>
+      </w:r>
+      <w:proofErr w:type="spellEnd"/>
+      <w:r>
+        <w:t>».</w:t>
       </w:r>
     </w:p>
     <w:p>
       <w:pPr>
         <w:pStyle w:val="Listaconvietas"/>
-        <w:rPr>
-          <w:rFonts w:hint="eastAsia"/>
-        </w:rPr>
-      </w:pPr>
-      <w:r>
-        <w:t>«Vacía la papelera».</w:t>
+      </w:pPr>
+      <w:r>
+        <w:t>«</w:t>
+      </w:r>
+      <w:proofErr w:type="spellStart"/>
+      <w:r>
+        <w:t>Vacía</w:t>
+      </w:r>
+      <w:proofErr w:type="spellEnd"/>
+      <w:r>
+        <w:t xml:space="preserve"> la papelera».</w:t>
       </w:r>
     </w:p>
     <w:p>
@@ -3852,185 +2638,167 @@
           <w:bCs w:val="0"/>
           <w:u w:val="single"/>
         </w:rPr>
-        <w:t>Facturas: listados y resúmenes</w:t>
-      </w:r>
-    </w:p>
-    <w:p>
-      <w:pPr>
-        <w:pStyle w:val="Listaconvietas"/>
-        <w:rPr>
-          <w:rFonts w:hint="eastAsia"/>
-          <w:lang w:val="es-ES"/>
-        </w:rPr>
-      </w:pPr>
-      <w:r>
-        <w:rPr>
-          <w:lang w:val="es-ES"/>
-        </w:rPr>
-        <w:t>«Enséñame las facturas de abril» · «Facturas de 2026».</w:t>
-      </w:r>
-    </w:p>
-    <w:p>
-      <w:pPr>
-        <w:pStyle w:val="Listaconvietas"/>
-        <w:rPr>
-          <w:rFonts w:hint="eastAsia"/>
-          <w:lang w:val="es-ES"/>
-        </w:rPr>
-      </w:pPr>
-      <w:r>
-        <w:rPr>
-          <w:lang w:val="es-ES"/>
-        </w:rPr>
-        <w:t>«Hazme un resumen de la factura [nombre]».</w:t>
-      </w:r>
-    </w:p>
-    <w:p>
-      <w:pPr>
-        <w:pStyle w:val="Listaconvietas"/>
-        <w:rPr>
-          <w:rFonts w:hint="eastAsia"/>
-          <w:lang w:val="es-ES"/>
-        </w:rPr>
-      </w:pPr>
-      <w:r>
-        <w:rPr>
-          <w:lang w:val="es-ES"/>
-        </w:rPr>
-        <w:t>«Escanea esta factura» · «Escanea todas las facturas».</w:t>
-      </w:r>
-    </w:p>
-    <w:p>
-      <w:pPr>
-        <w:pStyle w:val="Ttulo3"/>
-        <w:rPr>
-          <w:bCs w:val="0"/>
-          <w:u w:val="single"/>
-        </w:rPr>
-      </w:pPr>
+        <w:t xml:space="preserve">Facturas: </w:t>
+      </w:r>
+      <w:proofErr w:type="spellStart"/>
       <w:r>
         <w:rPr>
           <w:rFonts w:ascii="Segoe UI" w:hAnsi="Segoe UI" w:cs="Segoe UI"/>
           <w:bCs w:val="0"/>
           <w:u w:val="single"/>
         </w:rPr>
-        <w:t>Ventas</w:t>
-      </w:r>
-    </w:p>
-    <w:p>
-      <w:pPr>
-        <w:pStyle w:val="Listaconvietas"/>
-        <w:rPr>
-          <w:rFonts w:hint="eastAsia"/>
-        </w:rPr>
-      </w:pPr>
-      <w:r>
-        <w:t xml:space="preserve">«¿Cuánto vendí en </w:t>
-      </w:r>
-      <w:proofErr w:type="gramStart"/>
-      <w:r>
-        <w:t>abril?»</w:t>
-      </w:r>
-      <w:proofErr w:type="gramEnd"/>
-      <w:r>
-        <w:t>.</w:t>
-      </w:r>
-    </w:p>
-    <w:p>
-      <w:pPr>
-        <w:pStyle w:val="Listaconvietas"/>
-        <w:rPr>
-          <w:rFonts w:hint="eastAsia"/>
-          <w:lang w:val="es-ES"/>
-        </w:rPr>
-      </w:pPr>
-      <w:r>
-        <w:rPr>
-          <w:lang w:val="es-ES"/>
-        </w:rPr>
-        <w:t>«¿Qué es lo que más vendo?».</w:t>
-      </w:r>
-    </w:p>
-    <w:p>
-      <w:pPr>
-        <w:pStyle w:val="Listaconvietas"/>
-        <w:rPr>
-          <w:rFonts w:hint="eastAsia"/>
-          <w:lang w:val="es-ES"/>
-        </w:rPr>
-      </w:pPr>
-      <w:r>
-        <w:rPr>
-          <w:lang w:val="es-ES"/>
-        </w:rPr>
-        <w:t>«¿Quiénes son mis mejores clientes?».</w:t>
-      </w:r>
-    </w:p>
-    <w:p>
-      <w:pPr>
-        <w:pStyle w:val="Ttulo3"/>
-        <w:rPr>
-          <w:bCs w:val="0"/>
-          <w:u w:val="single"/>
-        </w:rPr>
-      </w:pPr>
-      <w:proofErr w:type="spellStart"/>
+        <w:t>listados</w:t>
+      </w:r>
+      <w:proofErr w:type="spellEnd"/>
       <w:r>
         <w:rPr>
           <w:rFonts w:ascii="Segoe UI" w:hAnsi="Segoe UI" w:cs="Segoe UI"/>
           <w:bCs w:val="0"/>
           <w:u w:val="single"/>
         </w:rPr>
-        <w:t>Compras</w:t>
-      </w:r>
-      <w:proofErr w:type="spellEnd"/>
+        <w:t xml:space="preserve"> y </w:t>
+      </w:r>
+      <w:proofErr w:type="spellStart"/>
       <w:r>
         <w:rPr>
           <w:rFonts w:ascii="Segoe UI" w:hAnsi="Segoe UI" w:cs="Segoe UI"/>
           <w:bCs w:val="0"/>
           <w:u w:val="single"/>
         </w:rPr>
-        <w:t xml:space="preserve"> y </w:t>
-      </w:r>
-      <w:proofErr w:type="spellStart"/>
+        <w:t>resúmenes</w:t>
+      </w:r>
+      <w:proofErr w:type="spellEnd"/>
+    </w:p>
+    <w:p>
+      <w:pPr>
+        <w:pStyle w:val="Listaconvietas"/>
+        <w:rPr>
+          <w:lang w:val="es-ES"/>
+        </w:rPr>
+      </w:pPr>
+      <w:r>
+        <w:rPr>
+          <w:lang w:val="es-ES"/>
+        </w:rPr>
+        <w:t>«Enséñame las facturas de abril» · «Facturas de 2026».</w:t>
+      </w:r>
+    </w:p>
+    <w:p>
+      <w:pPr>
+        <w:pStyle w:val="Listaconvietas"/>
+        <w:rPr>
+          <w:lang w:val="es-ES"/>
+        </w:rPr>
+      </w:pPr>
+      <w:r>
+        <w:rPr>
+          <w:lang w:val="es-ES"/>
+        </w:rPr>
+        <w:t>«Hazme un resumen de la factura [nombre]».</w:t>
+      </w:r>
+    </w:p>
+    <w:p>
+      <w:pPr>
+        <w:pStyle w:val="Listaconvietas"/>
+        <w:rPr>
+          <w:lang w:val="es-ES"/>
+        </w:rPr>
+      </w:pPr>
+      <w:r>
+        <w:rPr>
+          <w:lang w:val="es-ES"/>
+        </w:rPr>
+        <w:t>«Escanea esta factura» · «Escanea todas las facturas».</w:t>
+      </w:r>
+    </w:p>
+    <w:p>
+      <w:pPr>
+        <w:pStyle w:val="Ttulo3"/>
+        <w:rPr>
+          <w:bCs w:val="0"/>
+          <w:u w:val="single"/>
+        </w:rPr>
+      </w:pPr>
       <w:r>
         <w:rPr>
           <w:rFonts w:ascii="Segoe UI" w:hAnsi="Segoe UI" w:cs="Segoe UI"/>
           <w:bCs w:val="0"/>
           <w:u w:val="single"/>
         </w:rPr>
-        <w:t>gastos</w:t>
+        <w:t>Ventas</w:t>
+      </w:r>
+    </w:p>
+    <w:p>
+      <w:pPr>
+        <w:pStyle w:val="Listaconvietas"/>
+      </w:pPr>
+      <w:r>
+        <w:t>«¿</w:t>
+      </w:r>
+      <w:proofErr w:type="spellStart"/>
+      <w:r>
+        <w:t>Cuánto</w:t>
       </w:r>
       <w:proofErr w:type="spellEnd"/>
+      <w:r>
+        <w:t xml:space="preserve"> </w:t>
+      </w:r>
+      <w:proofErr w:type="spellStart"/>
+      <w:r>
+        <w:t>vendí</w:t>
+      </w:r>
+      <w:proofErr w:type="spellEnd"/>
+      <w:r>
+        <w:t xml:space="preserve"> </w:t>
+      </w:r>
+      <w:proofErr w:type="spellStart"/>
+      <w:r>
+        <w:t>en</w:t>
+      </w:r>
+      <w:proofErr w:type="spellEnd"/>
+      <w:r>
+        <w:t xml:space="preserve"> </w:t>
+      </w:r>
+      <w:proofErr w:type="spellStart"/>
+      <w:proofErr w:type="gramStart"/>
+      <w:r>
+        <w:t>abril</w:t>
+      </w:r>
+      <w:proofErr w:type="spellEnd"/>
+      <w:r>
+        <w:t>?»</w:t>
+      </w:r>
+      <w:proofErr w:type="gramEnd"/>
+      <w:r>
+        <w:t>.</w:t>
+      </w:r>
     </w:p>
     <w:p>
       <w:pPr>
         <w:pStyle w:val="Listaconvietas"/>
         <w:rPr>
-          <w:rFonts w:hint="eastAsia"/>
-          <w:lang w:val="es-ES"/>
-        </w:rPr>
-      </w:pPr>
-      <w:r>
-        <w:rPr>
-          <w:lang w:val="es-ES"/>
-        </w:rPr>
-        <w:t>«¿Cuánto he gastado este trimestre?».</w:t>
+          <w:lang w:val="es-ES"/>
+        </w:rPr>
+      </w:pPr>
+      <w:r>
+        <w:rPr>
+          <w:lang w:val="es-ES"/>
+        </w:rPr>
+        <w:t>«¿Qué es lo que más vendo?».</w:t>
       </w:r>
     </w:p>
     <w:p>
       <w:pPr>
         <w:pStyle w:val="Listaconvietas"/>
         <w:rPr>
-          <w:rFonts w:hint="eastAsia"/>
-          <w:lang w:val="es-ES"/>
-        </w:rPr>
-      </w:pPr>
-      <w:r>
-        <w:rPr>
-          <w:lang w:val="es-ES"/>
-        </w:rPr>
-        <w:t>«¿A quién le compro más?».</w:t>
+          <w:lang w:val="es-ES"/>
+        </w:rPr>
+      </w:pPr>
+      <w:r>
+        <w:rPr>
+          <w:lang w:val="es-ES"/>
+        </w:rPr>
+        <w:t>«¿Quiénes son mis mejores clientes?».</w:t>
       </w:r>
     </w:p>
     <w:p>
@@ -4048,7 +2816,7 @@
           <w:bCs w:val="0"/>
           <w:u w:val="single"/>
         </w:rPr>
-        <w:t>Cálculos</w:t>
+        <w:t>Compras</w:t>
       </w:r>
       <w:proofErr w:type="spellEnd"/>
       <w:r>
@@ -4057,7 +2825,7 @@
           <w:bCs w:val="0"/>
           <w:u w:val="single"/>
         </w:rPr>
-        <w:t xml:space="preserve"> </w:t>
+        <w:t xml:space="preserve"> y </w:t>
       </w:r>
       <w:proofErr w:type="spellStart"/>
       <w:r>
@@ -4066,6 +2834,71 @@
           <w:bCs w:val="0"/>
           <w:u w:val="single"/>
         </w:rPr>
+        <w:t>gastos</w:t>
+      </w:r>
+      <w:proofErr w:type="spellEnd"/>
+    </w:p>
+    <w:p>
+      <w:pPr>
+        <w:pStyle w:val="Listaconvietas"/>
+        <w:rPr>
+          <w:lang w:val="es-ES"/>
+        </w:rPr>
+      </w:pPr>
+      <w:r>
+        <w:rPr>
+          <w:lang w:val="es-ES"/>
+        </w:rPr>
+        <w:t>«¿Cuánto he gastado este trimestre?».</w:t>
+      </w:r>
+    </w:p>
+    <w:p>
+      <w:pPr>
+        <w:pStyle w:val="Listaconvietas"/>
+        <w:rPr>
+          <w:lang w:val="es-ES"/>
+        </w:rPr>
+      </w:pPr>
+      <w:r>
+        <w:rPr>
+          <w:lang w:val="es-ES"/>
+        </w:rPr>
+        <w:t>«¿A quién le compro más?».</w:t>
+      </w:r>
+    </w:p>
+    <w:p>
+      <w:pPr>
+        <w:pStyle w:val="Ttulo3"/>
+        <w:rPr>
+          <w:bCs w:val="0"/>
+          <w:u w:val="single"/>
+        </w:rPr>
+      </w:pPr>
+      <w:proofErr w:type="spellStart"/>
+      <w:r>
+        <w:rPr>
+          <w:rFonts w:ascii="Segoe UI" w:hAnsi="Segoe UI" w:cs="Segoe UI"/>
+          <w:bCs w:val="0"/>
+          <w:u w:val="single"/>
+        </w:rPr>
+        <w:t>Cálculos</w:t>
+      </w:r>
+      <w:proofErr w:type="spellEnd"/>
+      <w:r>
+        <w:rPr>
+          <w:rFonts w:ascii="Segoe UI" w:hAnsi="Segoe UI" w:cs="Segoe UI"/>
+          <w:bCs w:val="0"/>
+          <w:u w:val="single"/>
+        </w:rPr>
+        <w:t xml:space="preserve"> </w:t>
+      </w:r>
+      <w:proofErr w:type="spellStart"/>
+      <w:r>
+        <w:rPr>
+          <w:rFonts w:ascii="Segoe UI" w:hAnsi="Segoe UI" w:cs="Segoe UI"/>
+          <w:bCs w:val="0"/>
+          <w:u w:val="single"/>
+        </w:rPr>
         <w:t>avanzados</w:t>
       </w:r>
       <w:proofErr w:type="spellEnd"/>
@@ -4074,7 +2907,6 @@
       <w:pPr>
         <w:pStyle w:val="Listaconvietas"/>
         <w:rPr>
-          <w:rFonts w:hint="eastAsia"/>
           <w:lang w:val="es-ES"/>
         </w:rPr>
       </w:pPr>
@@ -4089,7 +2921,6 @@
       <w:pPr>
         <w:pStyle w:val="Listaconvietas"/>
         <w:rPr>
-          <w:rFonts w:hint="eastAsia"/>
           <w:lang w:val="es-ES"/>
         </w:rPr>
       </w:pPr>
@@ -4104,7 +2935,6 @@
       <w:pPr>
         <w:pStyle w:val="Listaconvietas"/>
         <w:rPr>
-          <w:rFonts w:hint="eastAsia"/>
           <w:lang w:val="es-ES"/>
         </w:rPr>
       </w:pPr>
@@ -4119,7 +2949,6 @@
       <w:pPr>
         <w:pStyle w:val="Listaconvietas"/>
         <w:rPr>
-          <w:rFonts w:hint="eastAsia"/>
           <w:lang w:val="es-ES"/>
         </w:rPr>
       </w:pPr>
@@ -4134,7 +2963,6 @@
       <w:pPr>
         <w:pStyle w:val="Listaconvietas"/>
         <w:rPr>
-          <w:rFonts w:hint="eastAsia"/>
           <w:lang w:val="es-ES"/>
         </w:rPr>
       </w:pPr>
@@ -4155,6 +2983,9 @@
         <w:gridCol w:w="9606"/>
       </w:tblGrid>
       <w:tr>
+        <w:trPr>
+          <w:cantSplit/>
+        </w:trPr>
         <w:tc>
           <w:tcPr>
             <w:tcW w:w="9306" w:type="dxa"/>
@@ -4173,7 +3004,6 @@
             <w:pPr>
               <w:spacing w:after="40"/>
               <w:rPr>
-                <w:rFonts w:hint="eastAsia"/>
                 <w:lang w:val="es-ES"/>
               </w:rPr>
             </w:pPr>
@@ -4193,7 +3023,6 @@
             <w:pPr>
               <w:spacing w:after="0"/>
               <w:rPr>
-                <w:rFonts w:hint="eastAsia"/>
                 <w:lang w:val="es-ES"/>
               </w:rPr>
             </w:pPr>
@@ -4251,7 +3080,6 @@
       <w:pPr>
         <w:spacing w:after="40"/>
         <w:rPr>
-          <w:rFonts w:hint="eastAsia"/>
           <w:lang w:val="es-ES"/>
         </w:rPr>
       </w:pPr>
@@ -4263,21 +3091,20 @@
           <w:lang w:val="es-ES"/>
         </w:rPr>
       </w:pPr>
-      <w:bookmarkStart w:id="10" w:name="_Toc234488747"/>
+      <w:bookmarkStart w:id="5" w:name="_Toc241060899"/>
       <w:r>
         <w:rPr>
           <w:rFonts w:ascii="Segoe UI" w:hAnsi="Segoe UI" w:cs="Segoe UI"/>
           <w:b w:val="0"/>
           <w:lang w:val="es-ES"/>
         </w:rPr>
-        <w:t>2.2 Mis archivos</w:t>
-      </w:r>
-      <w:bookmarkEnd w:id="10"/>
-    </w:p>
-    <w:p>
-      <w:pPr>
-        <w:rPr>
-          <w:rFonts w:hint="eastAsia"/>
+        <w:t>1.2 Mis archivos</w:t>
+      </w:r>
+      <w:bookmarkEnd w:id="5"/>
+    </w:p>
+    <w:p>
+      <w:pPr>
+        <w:rPr>
           <w:lang w:val="es-ES"/>
         </w:rPr>
       </w:pPr>
@@ -4311,9 +3138,6 @@
     <w:p>
       <w:pPr>
         <w:pStyle w:val="Listaconvietas"/>
-        <w:rPr>
-          <w:rFonts w:hint="eastAsia"/>
-        </w:rPr>
       </w:pPr>
       <w:proofErr w:type="spellStart"/>
       <w:r>
@@ -4347,7 +3171,6 @@
       <w:pPr>
         <w:pStyle w:val="Listaconvietas"/>
         <w:rPr>
-          <w:rFonts w:hint="eastAsia"/>
           <w:lang w:val="es-ES"/>
         </w:rPr>
       </w:pPr>
@@ -4362,7 +3185,7 @@
         <w:rPr>
           <w:lang w:val="es-ES"/>
         </w:rPr>
-        <w:t xml:space="preserve"> — las carpetas comunes del equipo (se explican en el punto 2.3).</w:t>
+        <w:t xml:space="preserve"> — las carpetas comunes del equipo (se explican en el punto 1.3).</w:t>
       </w:r>
     </w:p>
     <w:p>
@@ -4370,9 +3193,6 @@
         <w:keepNext/>
         <w:spacing w:before="120" w:after="40"/>
         <w:jc w:val="center"/>
-        <w:rPr>
-          <w:rFonts w:hint="eastAsia"/>
-        </w:rPr>
       </w:pPr>
       <w:r>
         <w:rPr>
@@ -4395,7 +3215,7 @@
                     <pic:cNvPicPr/>
                   </pic:nvPicPr>
                   <pic:blipFill>
-                    <a:blip r:embed="rId10"/>
+                    <a:blip r:embed="rId8"/>
                     <a:stretch>
                       <a:fillRect/>
                     </a:stretch>
@@ -4421,7 +3241,6 @@
         <w:spacing w:after="200"/>
         <w:jc w:val="center"/>
         <w:rPr>
-          <w:rFonts w:hint="eastAsia"/>
           <w:lang w:val="es-ES"/>
         </w:rPr>
       </w:pPr>
@@ -4457,7 +3276,6 @@
     <w:p>
       <w:pPr>
         <w:rPr>
-          <w:rFonts w:hint="eastAsia"/>
           <w:lang w:val="es-ES"/>
         </w:rPr>
       </w:pPr>
@@ -4529,7 +3347,6 @@
     <w:p>
       <w:pPr>
         <w:rPr>
-          <w:rFonts w:hint="eastAsia"/>
           <w:lang w:val="es-ES"/>
         </w:rPr>
       </w:pPr>
@@ -4590,9 +3407,6 @@
         <w:keepNext/>
         <w:spacing w:before="120" w:after="40"/>
         <w:jc w:val="center"/>
-        <w:rPr>
-          <w:rFonts w:hint="eastAsia"/>
-        </w:rPr>
       </w:pPr>
       <w:r>
         <w:rPr>
@@ -4614,7 +3428,7 @@
                     <pic:cNvPicPr/>
                   </pic:nvPicPr>
                   <pic:blipFill>
-                    <a:blip r:embed="rId11"/>
+                    <a:blip r:embed="rId9"/>
                     <a:stretch>
                       <a:fillRect/>
                     </a:stretch>
@@ -4640,7 +3454,6 @@
         <w:spacing w:after="200"/>
         <w:jc w:val="center"/>
         <w:rPr>
-          <w:rFonts w:hint="eastAsia"/>
           <w:lang w:val="es-ES"/>
         </w:rPr>
       </w:pPr>
@@ -4674,11 +3487,6 @@
       </w:r>
     </w:p>
     <w:p>
-      <w:pPr>
-        <w:rPr>
-          <w:rFonts w:hint="eastAsia"/>
-        </w:rPr>
-      </w:pPr>
       <w:r>
         <w:rPr>
           <w:lang w:val="es-ES"/>
@@ -4730,17 +3538,32 @@
         </w:rPr>
         <w:t xml:space="preserve"> y aparecerá una lista de documentos relacionados. </w:t>
       </w:r>
-      <w:r>
-        <w:t xml:space="preserve">Pulsa </w:t>
-      </w:r>
+      <w:proofErr w:type="spellStart"/>
+      <w:r>
+        <w:t>Pulsa</w:t>
+      </w:r>
+      <w:proofErr w:type="spellEnd"/>
+      <w:r>
+        <w:t xml:space="preserve"> </w:t>
+      </w:r>
+      <w:proofErr w:type="spellStart"/>
       <w:r>
         <w:rPr>
           <w:b/>
         </w:rPr>
         <w:t>Limpiar</w:t>
       </w:r>
-      <w:r>
-        <w:t xml:space="preserve"> para volver a la vista normal.</w:t>
+      <w:proofErr w:type="spellEnd"/>
+      <w:r>
+        <w:t xml:space="preserve"> para </w:t>
+      </w:r>
+      <w:proofErr w:type="spellStart"/>
+      <w:r>
+        <w:t>volver</w:t>
+      </w:r>
+      <w:proofErr w:type="spellEnd"/>
+      <w:r>
+        <w:t xml:space="preserve"> a la vista normal.</w:t>
       </w:r>
     </w:p>
     <w:tbl>
@@ -4754,6 +3577,9 @@
         <w:gridCol w:w="9606"/>
       </w:tblGrid>
       <w:tr>
+        <w:trPr>
+          <w:cantSplit/>
+        </w:trPr>
         <w:tc>
           <w:tcPr>
             <w:tcW w:w="9606" w:type="dxa"/>
@@ -4772,7 +3598,6 @@
             <w:pPr>
               <w:spacing w:after="40"/>
               <w:rPr>
-                <w:rFonts w:hint="eastAsia"/>
                 <w:sz w:val="20"/>
                 <w:szCs w:val="20"/>
                 <w:lang w:val="es-ES"/>
@@ -4805,7 +3630,6 @@
             <w:pPr>
               <w:spacing w:after="0"/>
               <w:rPr>
-                <w:rFonts w:hint="eastAsia"/>
                 <w:lang w:val="es-ES"/>
               </w:rPr>
             </w:pPr>
@@ -4825,7 +3649,6 @@
       <w:pPr>
         <w:spacing w:after="40"/>
         <w:rPr>
-          <w:rFonts w:hint="eastAsia"/>
           <w:lang w:val="es-ES"/>
         </w:rPr>
       </w:pPr>
@@ -4835,9 +3658,6 @@
         <w:keepNext/>
         <w:spacing w:before="120" w:after="40"/>
         <w:jc w:val="center"/>
-        <w:rPr>
-          <w:rFonts w:hint="eastAsia"/>
-        </w:rPr>
       </w:pPr>
       <w:r>
         <w:rPr>
@@ -4859,7 +3679,7 @@
                     <pic:cNvPicPr/>
                   </pic:nvPicPr>
                   <pic:blipFill>
-                    <a:blip r:embed="rId12"/>
+                    <a:blip r:embed="rId10"/>
                     <a:stretch>
                       <a:fillRect/>
                     </a:stretch>
@@ -4885,7 +3705,6 @@
         <w:spacing w:after="200"/>
         <w:jc w:val="center"/>
         <w:rPr>
-          <w:rFonts w:hint="eastAsia"/>
           <w:lang w:val="es-ES"/>
         </w:rPr>
       </w:pPr>
@@ -4921,7 +3740,6 @@
     <w:p>
       <w:pPr>
         <w:rPr>
-          <w:rFonts w:hint="eastAsia"/>
           <w:lang w:val="es-ES"/>
         </w:rPr>
       </w:pPr>
@@ -4949,7 +3767,6 @@
       <w:pPr>
         <w:pStyle w:val="Listaconvietas"/>
         <w:rPr>
-          <w:rFonts w:hint="eastAsia"/>
           <w:lang w:val="es-ES"/>
         </w:rPr>
       </w:pPr>
@@ -4970,9 +3787,6 @@
     <w:p>
       <w:pPr>
         <w:pStyle w:val="Listaconvietas"/>
-        <w:rPr>
-          <w:rFonts w:hint="eastAsia"/>
-        </w:rPr>
       </w:pPr>
       <w:r>
         <w:rPr>
@@ -4995,14 +3809,21 @@
         <w:t xml:space="preserve"> ✓</w:t>
       </w:r>
       <w:r>
-        <w:t xml:space="preserve"> — listo.</w:t>
+        <w:t xml:space="preserve"> — </w:t>
+      </w:r>
+      <w:proofErr w:type="spellStart"/>
+      <w:r>
+        <w:t>listo</w:t>
+      </w:r>
+      <w:proofErr w:type="spellEnd"/>
+      <w:r>
+        <w:t>.</w:t>
       </w:r>
     </w:p>
     <w:p>
       <w:pPr>
         <w:pStyle w:val="Listaconvietas"/>
         <w:rPr>
-          <w:rFonts w:hint="eastAsia"/>
           <w:lang w:val="es-ES"/>
         </w:rPr>
       </w:pPr>
@@ -5023,7 +3844,6 @@
     <w:p>
       <w:pPr>
         <w:rPr>
-          <w:rFonts w:hint="eastAsia"/>
           <w:lang w:val="es-ES"/>
         </w:rPr>
       </w:pPr>
@@ -5056,7 +3876,6 @@
     <w:p>
       <w:pPr>
         <w:rPr>
-          <w:rFonts w:hint="eastAsia"/>
           <w:lang w:val="es-ES"/>
         </w:rPr>
       </w:pPr>
@@ -5097,7 +3916,6 @@
       <w:pPr>
         <w:pStyle w:val="Listaconvietas"/>
         <w:rPr>
-          <w:rFonts w:hint="eastAsia"/>
           <w:lang w:val="es-ES"/>
         </w:rPr>
       </w:pPr>
@@ -5125,7 +3943,6 @@
       <w:pPr>
         <w:pStyle w:val="Listaconvietas"/>
         <w:rPr>
-          <w:rFonts w:hint="eastAsia"/>
           <w:lang w:val="es-ES"/>
         </w:rPr>
       </w:pPr>
@@ -5167,7 +3984,6 @@
       <w:pPr>
         <w:pStyle w:val="Listaconvietas"/>
         <w:rPr>
-          <w:rFonts w:hint="eastAsia"/>
           <w:lang w:val="es-ES"/>
         </w:rPr>
       </w:pPr>
@@ -5175,7 +3991,13 @@
         <w:rPr>
           <w:b/>
         </w:rPr>
-        <w:t>🗑️</w:t>
+        <w:t>🗑</w:t>
+      </w:r>
+      <w:r>
+        <w:rPr>
+          <w:b/>
+        </w:rPr>
+        <w:t>️</w:t>
       </w:r>
       <w:r>
         <w:rPr>
@@ -5196,9 +4018,6 @@
         <w:keepNext/>
         <w:spacing w:before="120" w:after="40"/>
         <w:jc w:val="center"/>
-        <w:rPr>
-          <w:rFonts w:hint="eastAsia"/>
-        </w:rPr>
       </w:pPr>
       <w:r>
         <w:rPr>
@@ -5221,7 +4040,7 @@
                     <pic:cNvPicPr/>
                   </pic:nvPicPr>
                   <pic:blipFill>
-                    <a:blip r:embed="rId13"/>
+                    <a:blip r:embed="rId11"/>
                     <a:stretch>
                       <a:fillRect/>
                     </a:stretch>
@@ -5247,7 +4066,6 @@
         <w:spacing w:after="200"/>
         <w:jc w:val="center"/>
         <w:rPr>
-          <w:rFonts w:hint="eastAsia"/>
           <w:lang w:val="es-ES"/>
         </w:rPr>
       </w:pPr>
@@ -5283,7 +4101,6 @@
     <w:p>
       <w:pPr>
         <w:rPr>
-          <w:rFonts w:hint="eastAsia"/>
           <w:lang w:val="es-ES"/>
         </w:rPr>
       </w:pPr>
@@ -5355,7 +4172,6 @@
     <w:p>
       <w:pPr>
         <w:rPr>
-          <w:rFonts w:hint="eastAsia"/>
           <w:lang w:val="es-ES"/>
         </w:rPr>
       </w:pPr>
@@ -5420,7 +4236,6 @@
       <w:pPr>
         <w:pStyle w:val="Listaconvietas"/>
         <w:rPr>
-          <w:rFonts w:hint="eastAsia"/>
           <w:lang w:val="es-ES"/>
         </w:rPr>
       </w:pPr>
@@ -5448,7 +4263,6 @@
       <w:pPr>
         <w:pStyle w:val="Listaconvietas"/>
         <w:rPr>
-          <w:rFonts w:hint="eastAsia"/>
           <w:lang w:val="es-ES"/>
         </w:rPr>
       </w:pPr>
@@ -5476,7 +4290,6 @@
       <w:pPr>
         <w:pStyle w:val="Listaconvietas"/>
         <w:rPr>
-          <w:rFonts w:hint="eastAsia"/>
           <w:lang w:val="es-ES"/>
         </w:rPr>
       </w:pPr>
@@ -5484,11 +4297,17 @@
         <w:rPr>
           <w:b/>
         </w:rPr>
-        <w:t>⬇️</w:t>
+        <w:t>⬇</w:t>
       </w:r>
       <w:r>
         <w:rPr>
           <w:b/>
+        </w:rPr>
+        <w:t>️</w:t>
+      </w:r>
+      <w:r>
+        <w:rPr>
+          <w:b/>
           <w:lang w:val="es-ES"/>
         </w:rPr>
         <w:t xml:space="preserve"> Descargar</w:t>
@@ -5504,7 +4323,6 @@
       <w:pPr>
         <w:pStyle w:val="Listaconvietas"/>
         <w:rPr>
-          <w:rFonts w:hint="eastAsia"/>
           <w:lang w:val="es-ES"/>
         </w:rPr>
       </w:pPr>
@@ -5532,7 +4350,6 @@
       <w:pPr>
         <w:pStyle w:val="Listaconvietas"/>
         <w:rPr>
-          <w:rFonts w:hint="eastAsia"/>
           <w:lang w:val="es-ES"/>
         </w:rPr>
       </w:pPr>
@@ -5567,7 +4384,6 @@
       <w:pPr>
         <w:pStyle w:val="Listaconvietas"/>
         <w:rPr>
-          <w:rFonts w:hint="eastAsia"/>
           <w:lang w:val="es-ES"/>
         </w:rPr>
       </w:pPr>
@@ -5609,7 +4425,6 @@
       <w:pPr>
         <w:pStyle w:val="Listaconvietas"/>
         <w:rPr>
-          <w:rFonts w:hint="eastAsia"/>
           <w:lang w:val="es-ES"/>
         </w:rPr>
       </w:pPr>
@@ -5617,7 +4432,13 @@
         <w:rPr>
           <w:b/>
         </w:rPr>
-        <w:t>🗑️</w:t>
+        <w:t>🗑</w:t>
+      </w:r>
+      <w:r>
+        <w:rPr>
+          <w:b/>
+        </w:rPr>
+        <w:t>️</w:t>
       </w:r>
       <w:r>
         <w:rPr>
@@ -5638,9 +4459,6 @@
         <w:keepNext/>
         <w:spacing w:before="120" w:after="40"/>
         <w:jc w:val="center"/>
-        <w:rPr>
-          <w:rFonts w:hint="eastAsia"/>
-        </w:rPr>
       </w:pPr>
       <w:r>
         <w:rPr>
@@ -5663,7 +4481,7 @@
                     <pic:cNvPicPr/>
                   </pic:nvPicPr>
                   <pic:blipFill>
-                    <a:blip r:embed="rId14"/>
+                    <a:blip r:embed="rId12"/>
                     <a:stretch>
                       <a:fillRect/>
                     </a:stretch>
@@ -5689,7 +4507,6 @@
         <w:spacing w:after="200"/>
         <w:jc w:val="center"/>
         <w:rPr>
-          <w:rFonts w:hint="eastAsia"/>
           <w:lang w:val="es-ES"/>
         </w:rPr>
       </w:pPr>
@@ -5762,7 +4579,6 @@
       <w:pPr>
         <w:pStyle w:val="Listaconvietas"/>
         <w:rPr>
-          <w:rFonts w:hint="eastAsia"/>
           <w:lang w:val="es-ES"/>
         </w:rPr>
       </w:pPr>
@@ -5770,11 +4586,17 @@
         <w:rPr>
           <w:b/>
         </w:rPr>
-        <w:t>⬇️</w:t>
+        <w:t>⬇</w:t>
       </w:r>
       <w:r>
         <w:rPr>
           <w:b/>
+        </w:rPr>
+        <w:t>️</w:t>
+      </w:r>
+      <w:r>
+        <w:rPr>
+          <w:b/>
           <w:lang w:val="es-ES"/>
         </w:rPr>
         <w:t xml:space="preserve"> Descargar</w:t>
@@ -5790,7 +4612,6 @@
       <w:pPr>
         <w:pStyle w:val="Listaconvietas"/>
         <w:rPr>
-          <w:rFonts w:hint="eastAsia"/>
           <w:lang w:val="es-ES"/>
         </w:rPr>
       </w:pPr>
@@ -5818,7 +4639,6 @@
       <w:pPr>
         <w:pStyle w:val="Listaconvietas"/>
         <w:rPr>
-          <w:rFonts w:hint="eastAsia"/>
           <w:lang w:val="es-ES"/>
         </w:rPr>
       </w:pPr>
@@ -5846,7 +4666,6 @@
       <w:pPr>
         <w:pStyle w:val="Listaconvietas"/>
         <w:rPr>
-          <w:rFonts w:hint="eastAsia"/>
           <w:lang w:val="es-ES"/>
         </w:rPr>
       </w:pPr>
@@ -5881,7 +4700,6 @@
       <w:pPr>
         <w:pStyle w:val="Listaconvietas"/>
         <w:rPr>
-          <w:rFonts w:hint="eastAsia"/>
           <w:lang w:val="es-ES"/>
         </w:rPr>
       </w:pPr>
@@ -5923,7 +4741,6 @@
       <w:pPr>
         <w:pStyle w:val="Listaconvietas"/>
         <w:rPr>
-          <w:rFonts w:hint="eastAsia"/>
           <w:lang w:val="es-ES"/>
         </w:rPr>
       </w:pPr>
@@ -5931,7 +4748,13 @@
         <w:rPr>
           <w:b/>
         </w:rPr>
-        <w:t>🗑️</w:t>
+        <w:t>🗑</w:t>
+      </w:r>
+      <w:r>
+        <w:rPr>
+          <w:b/>
+        </w:rPr>
+        <w:t>️</w:t>
       </w:r>
       <w:r>
         <w:rPr>
@@ -5952,9 +4775,6 @@
         <w:keepNext/>
         <w:spacing w:before="120" w:after="40"/>
         <w:jc w:val="center"/>
-        <w:rPr>
-          <w:rFonts w:hint="eastAsia"/>
-        </w:rPr>
       </w:pPr>
       <w:r>
         <w:rPr>
@@ -5976,7 +4796,7 @@
                     <pic:cNvPicPr/>
                   </pic:nvPicPr>
                   <pic:blipFill>
-                    <a:blip r:embed="rId15"/>
+                    <a:blip r:embed="rId13"/>
                     <a:stretch>
                       <a:fillRect/>
                     </a:stretch>
@@ -6002,7 +4822,6 @@
         <w:spacing w:after="200"/>
         <w:jc w:val="center"/>
         <w:rPr>
-          <w:rFonts w:hint="eastAsia"/>
           <w:lang w:val="es-ES"/>
         </w:rPr>
       </w:pPr>
@@ -6023,7 +4842,7 @@
           <w:lang w:val="es-ES"/>
         </w:rPr>
       </w:pPr>
-      <w:bookmarkStart w:id="11" w:name="_Toc234488748"/>
+      <w:bookmarkStart w:id="6" w:name="_Toc241060900"/>
       <w:r>
         <w:rPr>
           <w:rFonts w:ascii="Segoe UI" w:hAnsi="Segoe UI" w:cs="Segoe UI"/>
@@ -6031,14 +4850,13 @@
           <w:lang w:val="es-ES"/>
         </w:rPr>
         <w:lastRenderedPageBreak/>
-        <w:t>2.3 Carpetas compartidas</w:t>
-      </w:r>
-      <w:bookmarkEnd w:id="11"/>
-    </w:p>
-    <w:p>
-      <w:pPr>
-        <w:rPr>
-          <w:rFonts w:hint="eastAsia"/>
+        <w:t>1.3 Carpetas compartidas</w:t>
+      </w:r>
+      <w:bookmarkEnd w:id="6"/>
+    </w:p>
+    <w:p>
+      <w:pPr>
+        <w:rPr>
           <w:lang w:val="es-ES"/>
         </w:rPr>
       </w:pPr>
@@ -6091,7 +4909,6 @@
     <w:p>
       <w:pPr>
         <w:rPr>
-          <w:rFonts w:hint="eastAsia"/>
           <w:lang w:val="es-ES"/>
         </w:rPr>
       </w:pPr>
@@ -6118,7 +4935,6 @@
     <w:p>
       <w:pPr>
         <w:rPr>
-          <w:rFonts w:hint="eastAsia"/>
           <w:lang w:val="es-ES"/>
         </w:rPr>
       </w:pPr>
@@ -6140,6 +4956,32 @@
           <w:lang w:val="es-ES"/>
         </w:rPr>
         <w:t>, en ambos sentidos, arrastrándolos o con las opciones «Mover a…» y «Copiar en…».</w:t>
+      </w:r>
+    </w:p>
+    <w:p>
+      <w:pPr>
+        <w:rPr>
+          <w:lang w:val="es-ES"/>
+        </w:rPr>
+      </w:pPr>
+      <w:r>
+        <w:rPr>
+          <w:lang w:val="es-ES"/>
+        </w:rPr>
+        <w:t xml:space="preserve">Lo mismo funciona </w:t>
+      </w:r>
+      <w:r>
+        <w:rPr>
+          <w:b/>
+          <w:lang w:val="es-ES"/>
+        </w:rPr>
+        <w:t>entre dos carpetas compartidas</w:t>
+      </w:r>
+      <w:r>
+        <w:rPr>
+          <w:lang w:val="es-ES"/>
+        </w:rPr>
+        <w:t>: si tienes acceso a varias, al usar «Mover a…» o «Copiar en…» aparecen las demás como posible destino, y también puedes arrastrar archivos de una a otra. Al mover, el archivo desaparece de la carpeta de origen para todo el equipo.</w:t>
       </w:r>
     </w:p>
     <w:p>
@@ -6147,9 +4989,6 @@
         <w:keepNext/>
         <w:spacing w:before="120" w:after="40"/>
         <w:jc w:val="center"/>
-        <w:rPr>
-          <w:rFonts w:hint="eastAsia"/>
-        </w:rPr>
       </w:pPr>
       <w:r>
         <w:rPr>
@@ -6171,7 +5010,7 @@
                     <pic:cNvPicPr/>
                   </pic:nvPicPr>
                   <pic:blipFill>
-                    <a:blip r:embed="rId16"/>
+                    <a:blip r:embed="rId14"/>
                     <a:stretch>
                       <a:fillRect/>
                     </a:stretch>
@@ -6197,7 +5036,6 @@
         <w:spacing w:after="200"/>
         <w:jc w:val="center"/>
         <w:rPr>
-          <w:rFonts w:hint="eastAsia"/>
           <w:lang w:val="es-ES"/>
         </w:rPr>
       </w:pPr>
@@ -6221,6 +5059,9 @@
         <w:gridCol w:w="9606"/>
       </w:tblGrid>
       <w:tr>
+        <w:trPr>
+          <w:cantSplit/>
+        </w:trPr>
         <w:tc>
           <w:tcPr>
             <w:tcW w:w="9306" w:type="dxa"/>
@@ -6239,7 +5080,6 @@
             <w:pPr>
               <w:spacing w:after="40"/>
               <w:rPr>
-                <w:rFonts w:hint="eastAsia"/>
                 <w:lang w:val="es-ES"/>
               </w:rPr>
             </w:pPr>
@@ -6259,7 +5099,6 @@
             <w:pPr>
               <w:spacing w:after="0"/>
               <w:rPr>
-                <w:rFonts w:hint="eastAsia"/>
                 <w:lang w:val="es-ES"/>
               </w:rPr>
             </w:pPr>
@@ -6280,7 +5119,7 @@
               <w:rPr>
                 <w:lang w:val="es-ES"/>
               </w:rPr>
-              <w:t xml:space="preserve"> (se eliminan directamente para todo el equipo), y las acciones del asistente sobre un archivo (describir o escanear) no están disponibles aquí. Quién crea estas carpetas y quién accede a cada una lo decide el administrador (punto 2.6).</w:t>
+              <w:t xml:space="preserve"> (se eliminan directamente para todo el equipo), y las acciones del asistente sobre un archivo (describir o escanear) no están disponibles aquí. Quién crea estas carpetas y quién accede a cada una lo decide el administrador (punto 1.6).</w:t>
             </w:r>
           </w:p>
         </w:tc>
@@ -6290,7 +5129,6 @@
       <w:pPr>
         <w:spacing w:after="40"/>
         <w:rPr>
-          <w:rFonts w:hint="eastAsia"/>
           <w:lang w:val="es-ES"/>
         </w:rPr>
       </w:pPr>
@@ -6302,21 +5140,20 @@
           <w:lang w:val="es-ES"/>
         </w:rPr>
       </w:pPr>
-      <w:bookmarkStart w:id="12" w:name="_Toc234488749"/>
+      <w:bookmarkStart w:id="7" w:name="_Toc241060901"/>
       <w:r>
         <w:rPr>
           <w:rFonts w:ascii="Segoe UI" w:hAnsi="Segoe UI" w:cs="Segoe UI"/>
           <w:b w:val="0"/>
           <w:lang w:val="es-ES"/>
         </w:rPr>
-        <w:t>2.4 Facturas</w:t>
-      </w:r>
-      <w:bookmarkEnd w:id="12"/>
-    </w:p>
-    <w:p>
-      <w:pPr>
-        <w:rPr>
-          <w:rFonts w:hint="eastAsia"/>
+        <w:t>1.4 Facturas</w:t>
+      </w:r>
+      <w:bookmarkEnd w:id="7"/>
+    </w:p>
+    <w:p>
+      <w:pPr>
+        <w:rPr>
           <w:lang w:val="es-ES"/>
         </w:rPr>
       </w:pPr>
@@ -6359,7 +5196,6 @@
         <w:spacing w:before="120" w:after="40"/>
         <w:jc w:val="center"/>
         <w:rPr>
-          <w:rFonts w:hint="eastAsia"/>
           <w:lang w:val="es-ES"/>
         </w:rPr>
       </w:pPr>
@@ -6384,7 +5220,7 @@
                     <pic:cNvPicPr/>
                   </pic:nvPicPr>
                   <pic:blipFill>
-                    <a:blip r:embed="rId17"/>
+                    <a:blip r:embed="rId15"/>
                     <a:stretch>
                       <a:fillRect/>
                     </a:stretch>
@@ -6410,7 +5246,6 @@
         <w:spacing w:after="200"/>
         <w:jc w:val="center"/>
         <w:rPr>
-          <w:rFonts w:hint="eastAsia"/>
           <w:lang w:val="es-ES"/>
         </w:rPr>
       </w:pPr>
@@ -6446,7 +5281,6 @@
     <w:p>
       <w:pPr>
         <w:rPr>
-          <w:rFonts w:hint="eastAsia"/>
           <w:lang w:val="es-ES"/>
         </w:rPr>
       </w:pPr>
@@ -6461,7 +5295,6 @@
       <w:pPr>
         <w:pStyle w:val="Listaconvietas"/>
         <w:rPr>
-          <w:rFonts w:hint="eastAsia"/>
           <w:lang w:val="es-ES"/>
         </w:rPr>
       </w:pPr>
@@ -6496,7 +5329,6 @@
       <w:pPr>
         <w:pStyle w:val="Listaconvietas"/>
         <w:rPr>
-          <w:rFonts w:hint="eastAsia"/>
           <w:lang w:val="es-ES"/>
         </w:rPr>
       </w:pPr>
@@ -6531,7 +5363,6 @@
       <w:pPr>
         <w:pStyle w:val="Listaconvietas"/>
         <w:rPr>
-          <w:rFonts w:hint="eastAsia"/>
           <w:lang w:val="es-ES"/>
         </w:rPr>
       </w:pPr>
@@ -6552,9 +5383,6 @@
     <w:p>
       <w:pPr>
         <w:pStyle w:val="Listaconvietas"/>
-        <w:rPr>
-          <w:rFonts w:hint="eastAsia"/>
-        </w:rPr>
       </w:pPr>
       <w:proofErr w:type="spellStart"/>
       <w:r>
@@ -6565,11 +5393,11 @@
       </w:r>
       <w:proofErr w:type="spellEnd"/>
       <w:r>
-        <w:t xml:space="preserve"> — </w:t>
+        <w:t xml:space="preserve"> — el </w:t>
       </w:r>
       <w:proofErr w:type="spellStart"/>
       <w:r>
-        <w:t>el</w:t>
+        <w:t>listado</w:t>
       </w:r>
       <w:proofErr w:type="spellEnd"/>
       <w:r>
@@ -6577,17 +5405,16 @@
       </w:r>
       <w:proofErr w:type="spellStart"/>
       <w:r>
-        <w:t>listado</w:t>
+        <w:t>completo</w:t>
       </w:r>
       <w:proofErr w:type="spellEnd"/>
       <w:r>
-        <w:t xml:space="preserve"> completo.</w:t>
-      </w:r>
-    </w:p>
-    <w:p>
-      <w:pPr>
-        <w:rPr>
-          <w:rFonts w:hint="eastAsia"/>
+        <w:t>.</w:t>
+      </w:r>
+    </w:p>
+    <w:p>
+      <w:pPr>
+        <w:rPr>
           <w:lang w:val="es-ES"/>
         </w:rPr>
       </w:pPr>
@@ -6633,7 +5460,6 @@
     <w:p>
       <w:pPr>
         <w:rPr>
-          <w:rFonts w:hint="eastAsia"/>
           <w:lang w:val="es-ES"/>
         </w:rPr>
       </w:pPr>
@@ -6661,7 +5487,14 @@
           <w:b/>
           <w:lang w:val="es-ES"/>
         </w:rPr>
-        <w:t>↻ Reclasificar</w:t>
+        <w:t>↻</w:t>
+      </w:r>
+      <w:r>
+        <w:rPr>
+          <w:b/>
+          <w:lang w:val="es-ES"/>
+        </w:rPr>
+        <w:t xml:space="preserve"> Reclasificar</w:t>
       </w:r>
       <w:r>
         <w:rPr>
@@ -6731,7 +5564,6 @@
     <w:p>
       <w:pPr>
         <w:rPr>
-          <w:rFonts w:hint="eastAsia"/>
           <w:lang w:val="es-ES"/>
         </w:rPr>
       </w:pPr>
@@ -6747,7 +5579,6 @@
         <w:spacing w:after="80"/>
         <w:ind w:left="360" w:hanging="360"/>
         <w:rPr>
-          <w:rFonts w:hint="eastAsia"/>
           <w:lang w:val="es-ES"/>
         </w:rPr>
       </w:pPr>
@@ -6784,7 +5615,6 @@
         <w:spacing w:after="80"/>
         <w:ind w:left="360" w:hanging="360"/>
         <w:rPr>
-          <w:rFonts w:hint="eastAsia"/>
           <w:lang w:val="es-ES"/>
         </w:rPr>
       </w:pPr>
@@ -6822,7 +5652,6 @@
         <w:spacing w:after="80"/>
         <w:ind w:left="360" w:hanging="360"/>
         <w:rPr>
-          <w:rFonts w:hint="eastAsia"/>
           <w:lang w:val="es-ES"/>
         </w:rPr>
       </w:pPr>
@@ -6870,7 +5699,6 @@
     <w:p>
       <w:pPr>
         <w:rPr>
-          <w:rFonts w:hint="eastAsia"/>
           <w:lang w:val="es-ES"/>
         </w:rPr>
       </w:pPr>
@@ -6899,9 +5727,6 @@
         <w:keepNext/>
         <w:spacing w:before="120" w:after="40"/>
         <w:jc w:val="center"/>
-        <w:rPr>
-          <w:rFonts w:hint="eastAsia"/>
-        </w:rPr>
       </w:pPr>
       <w:r>
         <w:rPr>
@@ -6923,7 +5748,7 @@
                     <pic:cNvPicPr/>
                   </pic:nvPicPr>
                   <pic:blipFill>
-                    <a:blip r:embed="rId18"/>
+                    <a:blip r:embed="rId16"/>
                     <a:stretch>
                       <a:fillRect/>
                     </a:stretch>
@@ -6949,7 +5774,6 @@
         <w:spacing w:after="200"/>
         <w:jc w:val="center"/>
         <w:rPr>
-          <w:rFonts w:hint="eastAsia"/>
           <w:lang w:val="es-ES"/>
         </w:rPr>
       </w:pPr>
@@ -6970,23 +5794,18 @@
           <w:lang w:val="es-ES"/>
         </w:rPr>
       </w:pPr>
-      <w:bookmarkStart w:id="13" w:name="_Toc234488750"/>
+      <w:bookmarkStart w:id="8" w:name="_Toc241060902"/>
       <w:r>
         <w:rPr>
           <w:rFonts w:ascii="Segoe UI" w:hAnsi="Segoe UI" w:cs="Segoe UI"/>
           <w:b w:val="0"/>
           <w:lang w:val="es-ES"/>
         </w:rPr>
-        <w:t>2.5 La papelera</w:t>
-      </w:r>
-      <w:bookmarkEnd w:id="13"/>
-    </w:p>
-    <w:p>
-      <w:pPr>
-        <w:rPr>
-          <w:rFonts w:hint="eastAsia"/>
-        </w:rPr>
-      </w:pPr>
+        <w:t>1.5 La papelera</w:t>
+      </w:r>
+      <w:bookmarkEnd w:id="8"/>
+    </w:p>
+    <w:p>
       <w:r>
         <w:rPr>
           <w:lang w:val="es-ES"/>
@@ -7025,22 +5844,14 @@
       </w:r>
       <w:proofErr w:type="spellEnd"/>
       <w:r>
-        <w:t xml:space="preserve"> </w:t>
+        <w:t xml:space="preserve"> ahí </w:t>
       </w:r>
       <w:proofErr w:type="spellStart"/>
       <w:r>
-        <w:t>ahí</w:t>
+        <w:t>puedes</w:t>
       </w:r>
       <w:proofErr w:type="spellEnd"/>
       <w:r>
-        <w:t xml:space="preserve"> </w:t>
-      </w:r>
-      <w:proofErr w:type="spellStart"/>
-      <w:r>
-        <w:t>puedes</w:t>
-      </w:r>
-      <w:proofErr w:type="spellEnd"/>
-      <w:r>
         <w:t>:</w:t>
       </w:r>
     </w:p>
@@ -7048,7 +5859,6 @@
       <w:pPr>
         <w:pStyle w:val="Listaconvietas"/>
         <w:rPr>
-          <w:rFonts w:hint="eastAsia"/>
           <w:lang w:val="es-ES"/>
         </w:rPr>
       </w:pPr>
@@ -7070,7 +5880,6 @@
       <w:pPr>
         <w:pStyle w:val="Listaconvietas"/>
         <w:rPr>
-          <w:rFonts w:hint="eastAsia"/>
           <w:lang w:val="es-ES"/>
         </w:rPr>
       </w:pPr>
@@ -7105,7 +5914,6 @@
       <w:pPr>
         <w:pStyle w:val="Listaconvietas"/>
         <w:rPr>
-          <w:rFonts w:hint="eastAsia"/>
           <w:lang w:val="es-ES"/>
         </w:rPr>
       </w:pPr>
@@ -7126,7 +5934,6 @@
     <w:p>
       <w:pPr>
         <w:rPr>
-          <w:rFonts w:hint="eastAsia"/>
           <w:lang w:val="es-ES"/>
         </w:rPr>
       </w:pPr>
@@ -7155,9 +5962,6 @@
         <w:keepNext/>
         <w:spacing w:before="120" w:after="40"/>
         <w:jc w:val="center"/>
-        <w:rPr>
-          <w:rFonts w:hint="eastAsia"/>
-        </w:rPr>
       </w:pPr>
       <w:r>
         <w:rPr>
@@ -7180,7 +5984,7 @@
                     <pic:cNvPicPr/>
                   </pic:nvPicPr>
                   <pic:blipFill>
-                    <a:blip r:embed="rId19"/>
+                    <a:blip r:embed="rId17"/>
                     <a:stretch>
                       <a:fillRect/>
                     </a:stretch>
@@ -7206,7 +6010,6 @@
         <w:spacing w:after="200"/>
         <w:jc w:val="center"/>
         <w:rPr>
-          <w:rFonts w:hint="eastAsia"/>
           <w:lang w:val="es-ES"/>
         </w:rPr>
       </w:pPr>
@@ -7230,6 +6033,9 @@
         <w:gridCol w:w="9606"/>
       </w:tblGrid>
       <w:tr>
+        <w:trPr>
+          <w:cantSplit/>
+        </w:trPr>
         <w:tc>
           <w:tcPr>
             <w:tcW w:w="9306" w:type="dxa"/>
@@ -7248,7 +6054,6 @@
             <w:pPr>
               <w:spacing w:after="40"/>
               <w:rPr>
-                <w:rFonts w:hint="eastAsia"/>
                 <w:lang w:val="es-ES"/>
               </w:rPr>
             </w:pPr>
@@ -7267,9 +6072,6 @@
           <w:p>
             <w:pPr>
               <w:spacing w:after="0"/>
-              <w:rPr>
-                <w:rFonts w:hint="eastAsia"/>
-              </w:rPr>
             </w:pPr>
             <w:r>
               <w:rPr>
@@ -7312,7 +6114,23 @@
             </w:r>
             <w:proofErr w:type="spellEnd"/>
             <w:r>
-              <w:t xml:space="preserve"> de tu espacio personal.</w:t>
+              <w:t xml:space="preserve"> de </w:t>
+            </w:r>
+            <w:proofErr w:type="spellStart"/>
+            <w:r>
+              <w:t>tu</w:t>
+            </w:r>
+            <w:proofErr w:type="spellEnd"/>
+            <w:r>
+              <w:t xml:space="preserve"> </w:t>
+            </w:r>
+            <w:proofErr w:type="spellStart"/>
+            <w:r>
+              <w:t>espacio</w:t>
+            </w:r>
+            <w:proofErr w:type="spellEnd"/>
+            <w:r>
+              <w:t xml:space="preserve"> personal.</w:t>
             </w:r>
           </w:p>
         </w:tc>
@@ -7321,29 +6139,57 @@
     <w:p>
       <w:pPr>
         <w:spacing w:after="40"/>
-        <w:rPr>
-          <w:rFonts w:hint="eastAsia"/>
-        </w:rPr>
       </w:pPr>
     </w:p>
     <w:p>
       <w:pPr>
         <w:pStyle w:val="Ttulo2"/>
       </w:pPr>
-      <w:bookmarkStart w:id="14" w:name="_Toc234488751"/>
+      <w:bookmarkStart w:id="9" w:name="_Toc241060903"/>
       <w:r>
         <w:rPr>
           <w:rFonts w:ascii="Segoe UI" w:hAnsi="Segoe UI" w:cs="Segoe UI"/>
           <w:b w:val="0"/>
         </w:rPr>
-        <w:t>2.6 Equipo (usuarios y permisos)</w:t>
-      </w:r>
-      <w:bookmarkEnd w:id="14"/>
-    </w:p>
-    <w:p>
-      <w:pPr>
-        <w:rPr>
-          <w:rFonts w:hint="eastAsia"/>
+        <w:t>1.6 Equipo (</w:t>
+      </w:r>
+      <w:proofErr w:type="spellStart"/>
+      <w:r>
+        <w:rPr>
+          <w:rFonts w:ascii="Segoe UI" w:hAnsi="Segoe UI" w:cs="Segoe UI"/>
+          <w:b w:val="0"/>
+        </w:rPr>
+        <w:t>usuarios</w:t>
+      </w:r>
+      <w:proofErr w:type="spellEnd"/>
+      <w:r>
+        <w:rPr>
+          <w:rFonts w:ascii="Segoe UI" w:hAnsi="Segoe UI" w:cs="Segoe UI"/>
+          <w:b w:val="0"/>
+        </w:rPr>
+        <w:t xml:space="preserve"> y </w:t>
+      </w:r>
+      <w:proofErr w:type="spellStart"/>
+      <w:r>
+        <w:rPr>
+          <w:rFonts w:ascii="Segoe UI" w:hAnsi="Segoe UI" w:cs="Segoe UI"/>
+          <w:b w:val="0"/>
+        </w:rPr>
+        <w:t>permisos</w:t>
+      </w:r>
+      <w:proofErr w:type="spellEnd"/>
+      <w:r>
+        <w:rPr>
+          <w:rFonts w:ascii="Segoe UI" w:hAnsi="Segoe UI" w:cs="Segoe UI"/>
+          <w:b w:val="0"/>
+        </w:rPr>
+        <w:t>)</w:t>
+      </w:r>
+      <w:bookmarkEnd w:id="9"/>
+    </w:p>
+    <w:p>
+      <w:pPr>
+        <w:rPr>
           <w:lang w:val="es-ES"/>
         </w:rPr>
       </w:pPr>
@@ -7428,7 +6274,6 @@
     <w:p>
       <w:pPr>
         <w:rPr>
-          <w:rFonts w:hint="eastAsia"/>
           <w:lang w:val="es-ES"/>
         </w:rPr>
       </w:pPr>
@@ -7443,7 +6288,6 @@
       <w:pPr>
         <w:pStyle w:val="Listaconvietas"/>
         <w:rPr>
-          <w:rFonts w:hint="eastAsia"/>
           <w:lang w:val="es-ES"/>
         </w:rPr>
       </w:pPr>
@@ -7491,7 +6335,6 @@
       <w:pPr>
         <w:pStyle w:val="Listaconvietas"/>
         <w:rPr>
-          <w:rFonts w:hint="eastAsia"/>
           <w:lang w:val="es-ES"/>
         </w:rPr>
       </w:pPr>
@@ -7513,7 +6356,6 @@
       <w:pPr>
         <w:pStyle w:val="Listaconvietas"/>
         <w:rPr>
-          <w:rFonts w:hint="eastAsia"/>
           <w:lang w:val="es-ES"/>
         </w:rPr>
       </w:pPr>
@@ -7535,7 +6377,6 @@
       <w:pPr>
         <w:pStyle w:val="Listaconvietas"/>
         <w:rPr>
-          <w:rFonts w:hint="eastAsia"/>
           <w:lang w:val="es-ES"/>
         </w:rPr>
       </w:pPr>
@@ -7558,9 +6399,6 @@
         <w:keepNext/>
         <w:spacing w:before="120" w:after="40"/>
         <w:jc w:val="center"/>
-        <w:rPr>
-          <w:rFonts w:hint="eastAsia"/>
-        </w:rPr>
       </w:pPr>
       <w:r>
         <w:rPr>
@@ -7582,7 +6420,7 @@
                     <pic:cNvPicPr/>
                   </pic:nvPicPr>
                   <pic:blipFill>
-                    <a:blip r:embed="rId20"/>
+                    <a:blip r:embed="rId18"/>
                     <a:stretch>
                       <a:fillRect/>
                     </a:stretch>
@@ -7608,7 +6446,6 @@
         <w:spacing w:after="200"/>
         <w:jc w:val="center"/>
         <w:rPr>
-          <w:rFonts w:hint="eastAsia"/>
           <w:lang w:val="es-ES"/>
         </w:rPr>
       </w:pPr>
@@ -7625,7 +6462,6 @@
     <w:p>
       <w:pPr>
         <w:rPr>
-          <w:rFonts w:hint="eastAsia"/>
           <w:lang w:val="es-ES"/>
         </w:rPr>
       </w:pPr>
@@ -7655,9 +6491,6 @@
         <w:keepNext/>
         <w:spacing w:before="120" w:after="40"/>
         <w:jc w:val="center"/>
-        <w:rPr>
-          <w:rFonts w:hint="eastAsia"/>
-        </w:rPr>
       </w:pPr>
       <w:r>
         <w:rPr>
@@ -7679,7 +6512,7 @@
                     <pic:cNvPicPr/>
                   </pic:nvPicPr>
                   <pic:blipFill>
-                    <a:blip r:embed="rId21"/>
+                    <a:blip r:embed="rId19"/>
                     <a:stretch>
                       <a:fillRect/>
                     </a:stretch>
@@ -7705,7 +6538,6 @@
         <w:spacing w:after="200"/>
         <w:jc w:val="center"/>
         <w:rPr>
-          <w:rFonts w:hint="eastAsia"/>
           <w:lang w:val="es-ES"/>
         </w:rPr>
       </w:pPr>
@@ -7741,7 +6573,6 @@
     <w:p>
       <w:pPr>
         <w:rPr>
-          <w:rFonts w:hint="eastAsia"/>
           <w:lang w:val="es-ES"/>
         </w:rPr>
       </w:pPr>
@@ -7775,7 +6606,20 @@
         <w:rPr>
           <w:lang w:val="es-ES"/>
         </w:rPr>
-        <w:t xml:space="preserve"> agrupados bajo un nombre (por ejemplo «Contabilidad» o «Mantenimiento»). En lugar de dar permisos persona a persona, creas roles y se los asignas a quien quieras. Cada rol incluye una serie de </w:t>
+        <w:t xml:space="preserve"> agrupados bajo un nombre (por ejemplo «Contabilidad» o «Mantenimiento»). En lugar de dar permisos persona a persona, creas roles y se los asignas a quien quieras.</w:t>
+      </w:r>
+    </w:p>
+    <w:p>
+      <w:pPr>
+        <w:rPr>
+          <w:lang w:val="es-ES"/>
+        </w:rPr>
+      </w:pPr>
+      <w:r>
+        <w:rPr>
+          <w:lang w:val="es-ES"/>
+        </w:rPr>
+        <w:t xml:space="preserve">Cada rol se define marcando sus </w:t>
       </w:r>
       <w:r>
         <w:rPr>
@@ -7788,14 +6632,13 @@
         <w:rPr>
           <w:lang w:val="es-ES"/>
         </w:rPr>
-        <w:t>, como usar el asistente, ver las facturas o el buscador.</w:t>
+        <w:t>, que son los permisos concretos que existen en ATEKA Cloud. Son estas cuatro:</w:t>
       </w:r>
     </w:p>
     <w:p>
       <w:pPr>
         <w:pStyle w:val="Listaconvietas"/>
         <w:rPr>
-          <w:rFonts w:hint="eastAsia"/>
           <w:lang w:val="es-ES"/>
         </w:rPr>
       </w:pPr>
@@ -7804,6 +6647,138 @@
           <w:b/>
           <w:lang w:val="es-ES"/>
         </w:rPr>
+        <w:t xml:space="preserve">Usar el </w:t>
+      </w:r>
+      <w:proofErr w:type="spellStart"/>
+      <w:r>
+        <w:rPr>
+          <w:b/>
+          <w:lang w:val="es-ES"/>
+        </w:rPr>
+        <w:t>chatbot</w:t>
+      </w:r>
+      <w:proofErr w:type="spellEnd"/>
+      <w:r>
+        <w:rPr>
+          <w:lang w:val="es-ES"/>
+        </w:rPr>
+        <w:t xml:space="preserve"> — da acceso al asistente (la sección Inicio). Sin esta capacidad, esa sección no aparece en el menú.</w:t>
+      </w:r>
+    </w:p>
+    <w:p>
+      <w:pPr>
+        <w:pStyle w:val="Listaconvietas"/>
+        <w:rPr>
+          <w:lang w:val="es-ES"/>
+        </w:rPr>
+      </w:pPr>
+      <w:r>
+        <w:rPr>
+          <w:b/>
+          <w:lang w:val="es-ES"/>
+        </w:rPr>
+        <w:t>Facturas (escanear, listar, analítica)</w:t>
+      </w:r>
+      <w:r>
+        <w:rPr>
+          <w:lang w:val="es-ES"/>
+        </w:rPr>
+        <w:t xml:space="preserve"> — permite escanear facturas y consultar sus listados y totales, tanto en la sección Facturas como preguntándole al asistente.</w:t>
+      </w:r>
+    </w:p>
+    <w:p>
+      <w:pPr>
+        <w:pStyle w:val="Listaconvietas"/>
+        <w:rPr>
+          <w:lang w:val="es-ES"/>
+        </w:rPr>
+      </w:pPr>
+      <w:r>
+        <w:rPr>
+          <w:b/>
+          <w:lang w:val="es-ES"/>
+        </w:rPr>
+        <w:t>Búsqueda de archivos (RAG)</w:t>
+      </w:r>
+      <w:r>
+        <w:rPr>
+          <w:lang w:val="es-ES"/>
+        </w:rPr>
+        <w:t xml:space="preserve"> — permite buscar por el contenido de los documentos y que el asistente pueda leerlos para responder.</w:t>
+      </w:r>
+    </w:p>
+    <w:p>
+      <w:pPr>
+        <w:pStyle w:val="Listaconvietas"/>
+        <w:rPr>
+          <w:lang w:val="es-ES"/>
+        </w:rPr>
+      </w:pPr>
+      <w:r>
+        <w:rPr>
+          <w:b/>
+          <w:lang w:val="es-ES"/>
+        </w:rPr>
+        <w:t>Gestión de archivos</w:t>
+      </w:r>
+      <w:r>
+        <w:rPr>
+          <w:lang w:val="es-ES"/>
+        </w:rPr>
+        <w:t xml:space="preserve"> — crear, copiar, mover, renombrar y borrar archivos, y la papelera.</w:t>
+      </w:r>
+    </w:p>
+    <w:p>
+      <w:pPr>
+        <w:rPr>
+          <w:lang w:val="es-ES"/>
+        </w:rPr>
+      </w:pPr>
+      <w:r>
+        <w:rPr>
+          <w:lang w:val="es-ES"/>
+        </w:rPr>
+        <w:t xml:space="preserve">Si un rol no tiene </w:t>
+      </w:r>
+      <w:r>
+        <w:rPr>
+          <w:b/>
+          <w:lang w:val="es-ES"/>
+        </w:rPr>
+        <w:t>Gestión de archivos</w:t>
+      </w:r>
+      <w:r>
+        <w:rPr>
+          <w:lang w:val="es-ES"/>
+        </w:rPr>
+        <w:t xml:space="preserve">, quien lo tenga podrá </w:t>
+      </w:r>
+      <w:r>
+        <w:rPr>
+          <w:b/>
+          <w:lang w:val="es-ES"/>
+        </w:rPr>
+        <w:t>ver y descargar</w:t>
+      </w:r>
+      <w:r>
+        <w:rPr>
+          <w:lang w:val="es-ES"/>
+        </w:rPr>
+        <w:t xml:space="preserve"> archivos —los suyos y los de las carpetas compartidas a las que acceda— pero no subir, mover, renombrar ni borrar, ni usar la papelera. Es la forma de dejar a alguien en modo solo lectura.</w:t>
+      </w:r>
+    </w:p>
+    <w:p>
+      <w:pPr>
+        <w:pStyle w:val="Listaconvietas"/>
+        <w:rPr>
+          <w:lang w:val="es-ES"/>
+        </w:rPr>
+      </w:pPr>
+      <w:r>
+        <w:rPr>
+          <w:b/>
+          <w:lang w:val="es-ES"/>
+        </w:rPr>
         <w:t>+ Nuevo rol</w:t>
       </w:r>
       <w:r>
@@ -7817,7 +6792,6 @@
       <w:pPr>
         <w:pStyle w:val="Listaconvietas"/>
         <w:rPr>
-          <w:rFonts w:hint="eastAsia"/>
           <w:lang w:val="es-ES"/>
         </w:rPr>
       </w:pPr>
@@ -7838,9 +6812,6 @@
     <w:p>
       <w:pPr>
         <w:pStyle w:val="Listaconvietas"/>
-        <w:rPr>
-          <w:rFonts w:hint="eastAsia"/>
-        </w:rPr>
       </w:pPr>
       <w:proofErr w:type="spellStart"/>
       <w:r>
@@ -7851,15 +6822,15 @@
       </w:r>
       <w:proofErr w:type="spellEnd"/>
       <w:r>
-        <w:t xml:space="preserve"> — borra </w:t>
+        <w:t xml:space="preserve"> — borra el </w:t>
       </w:r>
       <w:proofErr w:type="spellStart"/>
       <w:r>
-        <w:t>el</w:t>
+        <w:t>rol</w:t>
       </w:r>
       <w:proofErr w:type="spellEnd"/>
       <w:r>
-        <w:t xml:space="preserve"> rol.</w:t>
+        <w:t>.</w:t>
       </w:r>
     </w:p>
     <w:tbl>
@@ -7872,6 +6843,9 @@
         <w:gridCol w:w="9606"/>
       </w:tblGrid>
       <w:tr>
+        <w:trPr>
+          <w:cantSplit/>
+        </w:trPr>
         <w:tc>
           <w:tcPr>
             <w:tcW w:w="9306" w:type="dxa"/>
@@ -7889,24 +6863,23 @@
           <w:p>
             <w:pPr>
               <w:spacing w:after="40"/>
-              <w:rPr>
-                <w:rFonts w:hint="eastAsia"/>
-              </w:rPr>
             </w:pPr>
+            <w:proofErr w:type="gramStart"/>
             <w:r>
               <w:rPr>
                 <w:b/>
                 <w:color w:val="11823B"/>
                 <w:sz w:val="20"/>
               </w:rPr>
+              <w:lastRenderedPageBreak/>
               <w:t>ⓘ  Nota</w:t>
             </w:r>
+            <w:proofErr w:type="gramEnd"/>
           </w:p>
           <w:p>
             <w:pPr>
               <w:spacing w:after="0"/>
               <w:rPr>
-                <w:rFonts w:hint="eastAsia"/>
                 <w:lang w:val="es-ES"/>
               </w:rPr>
             </w:pPr>
@@ -7950,7 +6923,6 @@
       <w:pPr>
         <w:spacing w:after="40"/>
         <w:rPr>
-          <w:rFonts w:hint="eastAsia"/>
           <w:lang w:val="es-ES"/>
         </w:rPr>
       </w:pPr>
@@ -7960,15 +6932,11 @@
         <w:keepNext/>
         <w:spacing w:before="120" w:after="40"/>
         <w:jc w:val="center"/>
-        <w:rPr>
-          <w:rFonts w:hint="eastAsia"/>
-        </w:rPr>
       </w:pPr>
       <w:r>
         <w:rPr>
           <w:noProof/>
         </w:rPr>
-        <w:lastRenderedPageBreak/>
         <w:drawing>
           <wp:inline distT="0" distB="0" distL="0" distR="0" wp14:anchorId="36154321" wp14:editId="1DE859E9">
             <wp:extent cx="4497323" cy="3466769"/>
@@ -7985,7 +6953,7 @@
                     <pic:cNvPicPr/>
                   </pic:nvPicPr>
                   <pic:blipFill>
-                    <a:blip r:embed="rId22"/>
+                    <a:blip r:embed="rId20"/>
                     <a:stretch>
                       <a:fillRect/>
                     </a:stretch>
@@ -8011,7 +6979,6 @@
         <w:spacing w:after="200"/>
         <w:jc w:val="center"/>
         <w:rPr>
-          <w:rFonts w:hint="eastAsia"/>
           <w:lang w:val="es-ES"/>
         </w:rPr>
       </w:pPr>
@@ -8047,7 +7014,6 @@
     <w:p>
       <w:pPr>
         <w:rPr>
-          <w:rFonts w:hint="eastAsia"/>
           <w:lang w:val="es-ES"/>
         </w:rPr>
       </w:pPr>
@@ -8062,7 +7028,6 @@
       <w:pPr>
         <w:pStyle w:val="Listaconvietas"/>
         <w:rPr>
-          <w:rFonts w:hint="eastAsia"/>
           <w:lang w:val="es-ES"/>
         </w:rPr>
       </w:pPr>
@@ -8097,7 +7062,6 @@
       <w:pPr>
         <w:pStyle w:val="Listaconvietas"/>
         <w:rPr>
-          <w:rFonts w:hint="eastAsia"/>
           <w:lang w:val="es-ES"/>
         </w:rPr>
       </w:pPr>
@@ -8119,7 +7083,6 @@
       <w:pPr>
         <w:pStyle w:val="Listaconvietas"/>
         <w:rPr>
-          <w:rFonts w:hint="eastAsia"/>
           <w:lang w:val="es-ES"/>
         </w:rPr>
       </w:pPr>
@@ -8141,7 +7104,6 @@
       <w:pPr>
         <w:pStyle w:val="Listaconvietas"/>
         <w:rPr>
-          <w:rFonts w:hint="eastAsia"/>
           <w:lang w:val="es-ES"/>
         </w:rPr>
       </w:pPr>
@@ -8162,7 +7124,6 @@
     <w:p>
       <w:pPr>
         <w:rPr>
-          <w:rFonts w:hint="eastAsia"/>
           <w:lang w:val="es-ES"/>
         </w:rPr>
       </w:pPr>
@@ -8191,14 +7152,12 @@
         <w:keepNext/>
         <w:spacing w:before="120" w:after="40"/>
         <w:jc w:val="center"/>
-        <w:rPr>
-          <w:rFonts w:hint="eastAsia"/>
-        </w:rPr>
       </w:pPr>
       <w:r>
         <w:rPr>
           <w:noProof/>
         </w:rPr>
+        <w:lastRenderedPageBreak/>
         <w:drawing>
           <wp:inline distT="0" distB="0" distL="0" distR="0" wp14:anchorId="3BCB46BB" wp14:editId="006542EA">
             <wp:extent cx="4297680" cy="3016244"/>
@@ -8215,7 +7174,7 @@
                     <pic:cNvPicPr/>
                   </pic:nvPicPr>
                   <pic:blipFill>
-                    <a:blip r:embed="rId23"/>
+                    <a:blip r:embed="rId21"/>
                     <a:stretch>
                       <a:fillRect/>
                     </a:stretch>
@@ -8241,7 +7200,6 @@
         <w:spacing w:after="200"/>
         <w:jc w:val="center"/>
         <w:rPr>
-          <w:rFonts w:hint="eastAsia"/>
           <w:lang w:val="es-ES"/>
         </w:rPr>
       </w:pPr>
@@ -8258,15 +7216,13 @@
     <w:p>
       <w:pPr>
         <w:rPr>
-          <w:rFonts w:hint="eastAsia"/>
-          <w:lang w:val="es-ES"/>
-        </w:rPr>
-      </w:pPr>
-      <w:r>
-        <w:rPr>
-          <w:lang w:val="es-ES"/>
-        </w:rPr>
-        <w:lastRenderedPageBreak/>
+          <w:lang w:val="es-ES"/>
+        </w:rPr>
+      </w:pPr>
+      <w:r>
+        <w:rPr>
+          <w:lang w:val="es-ES"/>
+        </w:rPr>
         <w:t xml:space="preserve">Con </w:t>
       </w:r>
       <w:r>
@@ -8288,9 +7244,6 @@
         <w:keepNext/>
         <w:spacing w:before="120" w:after="40"/>
         <w:jc w:val="center"/>
-        <w:rPr>
-          <w:rFonts w:hint="eastAsia"/>
-        </w:rPr>
       </w:pPr>
       <w:r>
         <w:rPr>
@@ -8312,7 +7265,7 @@
                     <pic:cNvPicPr/>
                   </pic:nvPicPr>
                   <pic:blipFill>
-                    <a:blip r:embed="rId24"/>
+                    <a:blip r:embed="rId22"/>
                     <a:stretch>
                       <a:fillRect/>
                     </a:stretch>
@@ -8338,7 +7291,6 @@
         <w:spacing w:after="200"/>
         <w:jc w:val="center"/>
         <w:rPr>
-          <w:rFonts w:hint="eastAsia"/>
           <w:lang w:val="es-ES"/>
         </w:rPr>
       </w:pPr>
@@ -8359,21 +7311,21 @@
           <w:lang w:val="es-ES"/>
         </w:rPr>
       </w:pPr>
-      <w:bookmarkStart w:id="15" w:name="_Toc234488752"/>
+      <w:bookmarkStart w:id="10" w:name="_Toc241060904"/>
       <w:r>
         <w:rPr>
           <w:rFonts w:ascii="Segoe UI" w:hAnsi="Segoe UI" w:cs="Segoe UI"/>
           <w:b w:val="0"/>
           <w:lang w:val="es-ES"/>
         </w:rPr>
-        <w:t>2.7 Mi perfil</w:t>
-      </w:r>
-      <w:bookmarkEnd w:id="15"/>
-    </w:p>
-    <w:p>
-      <w:pPr>
-        <w:rPr>
-          <w:rFonts w:hint="eastAsia"/>
+        <w:lastRenderedPageBreak/>
+        <w:t>1.7 Mi perfil</w:t>
+      </w:r>
+      <w:bookmarkEnd w:id="10"/>
+    </w:p>
+    <w:p>
+      <w:pPr>
+        <w:rPr>
           <w:lang w:val="es-ES"/>
         </w:rPr>
       </w:pPr>
@@ -8401,7 +7353,6 @@
       <w:pPr>
         <w:pStyle w:val="Listaconvietas"/>
         <w:rPr>
-          <w:rFonts w:hint="eastAsia"/>
           <w:lang w:val="es-ES"/>
         </w:rPr>
       </w:pPr>
@@ -8423,7 +7374,6 @@
       <w:pPr>
         <w:pStyle w:val="Listaconvietas"/>
         <w:rPr>
-          <w:rFonts w:hint="eastAsia"/>
           <w:lang w:val="es-ES"/>
         </w:rPr>
       </w:pPr>
@@ -8445,7 +7395,6 @@
       <w:pPr>
         <w:pStyle w:val="Listaconvietas"/>
         <w:rPr>
-          <w:rFonts w:hint="eastAsia"/>
           <w:lang w:val="es-ES"/>
         </w:rPr>
       </w:pPr>
@@ -8467,7 +7416,6 @@
       <w:pPr>
         <w:pStyle w:val="Listaconvietas"/>
         <w:rPr>
-          <w:rFonts w:hint="eastAsia"/>
           <w:lang w:val="es-ES"/>
         </w:rPr>
       </w:pPr>
@@ -8488,7 +7436,6 @@
     <w:p>
       <w:pPr>
         <w:rPr>
-          <w:rFonts w:hint="eastAsia"/>
           <w:lang w:val="es-ES"/>
         </w:rPr>
       </w:pPr>
@@ -8504,20 +7451,16 @@
         <w:keepNext/>
         <w:spacing w:before="120" w:after="40"/>
         <w:jc w:val="center"/>
-        <w:rPr>
-          <w:rFonts w:hint="eastAsia"/>
-        </w:rPr>
       </w:pPr>
       <w:r>
         <w:rPr>
           <w:noProof/>
         </w:rPr>
-        <w:lastRenderedPageBreak/>
         <w:drawing>
-          <wp:inline distT="0" distB="0" distL="0" distR="0" wp14:anchorId="00E31175" wp14:editId="22216203">
-            <wp:extent cx="4297680" cy="3551241"/>
-            <wp:effectExtent l="0" t="0" r="0" b="0"/>
-            <wp:docPr id="20" name="Picture 20"/>
+          <wp:inline distT="0" distB="0" distL="0" distR="0" wp14:anchorId="4D11A695" wp14:editId="741B29FA">
+            <wp:extent cx="5465570" cy="5130800"/>
+            <wp:effectExtent l="0" t="0" r="1905" b="0"/>
+            <wp:docPr id="1118737154" name="Imagen 1"/>
             <wp:cNvGraphicFramePr>
               <a:graphicFrameLocks xmlns:a="http://schemas.openxmlformats.org/drawingml/2006/main" noChangeAspect="1"/>
             </wp:cNvGraphicFramePr>
@@ -8525,11 +7468,11 @@
               <a:graphicData uri="http://schemas.openxmlformats.org/drawingml/2006/picture">
                 <pic:pic xmlns:pic="http://schemas.openxmlformats.org/drawingml/2006/picture">
                   <pic:nvPicPr>
-                    <pic:cNvPr id="0" name="18-perfil.png.png"/>
+                    <pic:cNvPr id="1118737154" name=""/>
                     <pic:cNvPicPr/>
                   </pic:nvPicPr>
                   <pic:blipFill>
-                    <a:blip r:embed="rId25"/>
+                    <a:blip r:embed="rId23"/>
                     <a:stretch>
                       <a:fillRect/>
                     </a:stretch>
@@ -8537,7 +7480,7 @@
                   <pic:spPr>
                     <a:xfrm>
                       <a:off x="0" y="0"/>
-                      <a:ext cx="4297680" cy="3551241"/>
+                      <a:ext cx="5478872" cy="5143288"/>
                     </a:xfrm>
                     <a:prstGeom prst="rect">
                       <a:avLst/>
@@ -8555,7 +7498,6 @@
         <w:spacing w:after="200"/>
         <w:jc w:val="center"/>
         <w:rPr>
-          <w:rFonts w:hint="eastAsia"/>
           <w:lang w:val="es-ES"/>
         </w:rPr>
       </w:pPr>
@@ -8579,6 +7521,9 @@
         <w:gridCol w:w="9606"/>
       </w:tblGrid>
       <w:tr>
+        <w:trPr>
+          <w:cantSplit/>
+        </w:trPr>
         <w:tc>
           <w:tcPr>
             <w:tcW w:w="9306" w:type="dxa"/>
@@ -8597,7 +7542,6 @@
             <w:pPr>
               <w:spacing w:after="40"/>
               <w:rPr>
-                <w:rFonts w:hint="eastAsia"/>
                 <w:lang w:val="es-ES"/>
               </w:rPr>
             </w:pPr>
@@ -8617,7 +7561,6 @@
             <w:pPr>
               <w:spacing w:after="0"/>
               <w:rPr>
-                <w:rFonts w:hint="eastAsia"/>
                 <w:lang w:val="es-ES"/>
               </w:rPr>
             </w:pPr>
@@ -8625,20 +7568,7 @@
               <w:rPr>
                 <w:lang w:val="es-ES"/>
               </w:rPr>
-              <w:t xml:space="preserve">El cambio de contraseña desde el perfil solo está disponible para el </w:t>
-            </w:r>
-            <w:r>
-              <w:rPr>
-                <w:b/>
-                <w:lang w:val="es-ES"/>
-              </w:rPr>
-              <w:t>propietario de la plataforma</w:t>
-            </w:r>
-            <w:r>
-              <w:rPr>
-                <w:lang w:val="es-ES"/>
-              </w:rPr>
-              <w:t>. Las contraseñas de administradores y empleados las gestiona quien creó la cuenta.</w:t>
+              <w:t>El cambio de contraseña no está disponible desde el perfil: las contraseñas de administradores y empleados las gestiona quien creó la cuenta.</w:t>
             </w:r>
           </w:p>
         </w:tc>
@@ -8646,499 +7576,286 @@
     </w:tbl>
     <w:p>
       <w:pPr>
-        <w:spacing w:after="40"/>
-        <w:rPr>
-          <w:rFonts w:hint="eastAsia"/>
-          <w:lang w:val="es-ES"/>
-        </w:rPr>
-      </w:pPr>
-    </w:p>
-    <w:p>
-      <w:pPr>
-        <w:rPr>
-          <w:rFonts w:hint="eastAsia"/>
-          <w:lang w:val="es-ES"/>
-        </w:rPr>
-      </w:pPr>
-      <w:r>
-        <w:rPr>
-          <w:lang w:val="es-ES"/>
-        </w:rPr>
-        <w:br w:type="page"/>
-      </w:r>
-    </w:p>
-    <w:p>
-      <w:pPr>
-        <w:pStyle w:val="Ttulo1"/>
-        <w:pBdr>
-          <w:bottom w:val="single" w:sz="6" w:space="4" w:color="CFE7D8"/>
-        </w:pBdr>
-        <w:rPr>
-          <w:lang w:val="es-ES"/>
-        </w:rPr>
-      </w:pPr>
-      <w:bookmarkStart w:id="16" w:name="_Toc234488753"/>
+        <w:pStyle w:val="Ttulo3"/>
+        <w:rPr>
+          <w:bCs w:val="0"/>
+          <w:u w:val="single"/>
+          <w:lang w:val="es-ES"/>
+        </w:rPr>
+      </w:pPr>
       <w:r>
         <w:rPr>
           <w:rFonts w:ascii="Segoe UI" w:hAnsi="Segoe UI" w:cs="Segoe UI"/>
-          <w:b w:val="0"/>
+          <w:bCs w:val="0"/>
+          <w:u w:val="single"/>
           <w:lang w:val="es-ES"/>
         </w:rPr>
         <w:lastRenderedPageBreak/>
-        <w:t>Parte 3 · El empleado</w:t>
-      </w:r>
-      <w:bookmarkEnd w:id="16"/>
-    </w:p>
-    <w:p>
-      <w:pPr>
-        <w:rPr>
-          <w:rFonts w:hint="eastAsia"/>
-          <w:lang w:val="es-ES"/>
-        </w:rPr>
-      </w:pPr>
-      <w:r>
-        <w:rPr>
-          <w:lang w:val="es-ES"/>
-        </w:rPr>
-        <w:t xml:space="preserve">El </w:t>
+        <w:t>Api Keys (conectar otras aplicaciones)</w:t>
+      </w:r>
+    </w:p>
+    <w:p>
+      <w:pPr>
+        <w:rPr>
+          <w:lang w:val="es-ES"/>
+        </w:rPr>
+      </w:pPr>
+      <w:r>
+        <w:rPr>
+          <w:lang w:val="es-ES"/>
+        </w:rPr>
+        <w:t xml:space="preserve">Más abajo en el perfil está la sección </w:t>
       </w:r>
       <w:r>
         <w:rPr>
           <w:b/>
           <w:lang w:val="es-ES"/>
         </w:rPr>
-        <w:t>empleado</w:t>
-      </w:r>
-      <w:r>
-        <w:rPr>
-          <w:lang w:val="es-ES"/>
-        </w:rPr>
-        <w:t xml:space="preserve"> utiliza el día a día de ATEKA Cloud: sube y organiza archivos, usa el asistente, consulta facturas y gestiona su perfil. La diferencia con el administrador es que </w:t>
+        <w:t>Api Keys</w:t>
+      </w:r>
+      <w:r>
+        <w:rPr>
+          <w:lang w:val="es-ES"/>
+        </w:rPr>
+        <w:t xml:space="preserve">. Sirve para que otra aplicación —por ejemplo, un proceso que suba facturas automáticamente o un </w:t>
+      </w:r>
+      <w:proofErr w:type="spellStart"/>
+      <w:r>
+        <w:rPr>
+          <w:lang w:val="es-ES"/>
+        </w:rPr>
+        <w:t>bot</w:t>
+      </w:r>
+      <w:proofErr w:type="spellEnd"/>
+      <w:r>
+        <w:rPr>
+          <w:lang w:val="es-ES"/>
+        </w:rPr>
+        <w:t xml:space="preserve"> que pregunte al asistente— pueda trabajar </w:t>
       </w:r>
       <w:r>
         <w:rPr>
           <w:b/>
           <w:lang w:val="es-ES"/>
         </w:rPr>
-        <w:t>no gestiona usuarios ni permisos</w:t>
-      </w:r>
-      <w:r>
-        <w:rPr>
-          <w:lang w:val="es-ES"/>
-        </w:rPr>
-        <w:t xml:space="preserve">, y que lo que puede hacer depende de los </w:t>
-      </w:r>
+        <w:t>en tu nombre</w:t>
+      </w:r>
+      <w:r>
+        <w:rPr>
+          <w:lang w:val="es-ES"/>
+        </w:rPr>
+        <w:t xml:space="preserve"> sin que tengas que darle tu contraseña. La tienen todos los usuarios, administradores y empleados.</w:t>
+      </w:r>
+    </w:p>
+    <w:p>
+      <w:pPr>
+        <w:spacing w:after="80"/>
+        <w:ind w:left="360" w:hanging="360"/>
+        <w:rPr>
+          <w:lang w:val="es-ES"/>
+        </w:rPr>
+      </w:pPr>
       <w:r>
         <w:rPr>
           <w:b/>
-          <w:lang w:val="es-ES"/>
-        </w:rPr>
-        <w:t>roles</w:t>
-      </w:r>
-      <w:r>
-        <w:rPr>
-          <w:lang w:val="es-ES"/>
-        </w:rPr>
-        <w:t xml:space="preserve"> que le haya asignado su administrador.</w:t>
-      </w:r>
-    </w:p>
-    <w:p>
-      <w:pPr>
-        <w:pStyle w:val="Ttulo2"/>
-        <w:rPr>
-          <w:lang w:val="es-ES"/>
-        </w:rPr>
-      </w:pPr>
-      <w:bookmarkStart w:id="17" w:name="_Toc234488754"/>
-      <w:r>
-        <w:rPr>
-          <w:rFonts w:ascii="Segoe UI" w:hAnsi="Segoe UI" w:cs="Segoe UI"/>
-          <w:b w:val="0"/>
-          <w:lang w:val="es-ES"/>
-        </w:rPr>
-        <w:t>Qué puede hacer</w:t>
-      </w:r>
-      <w:bookmarkEnd w:id="17"/>
-    </w:p>
-    <w:p>
-      <w:pPr>
-        <w:rPr>
-          <w:rFonts w:hint="eastAsia"/>
-          <w:lang w:val="es-ES"/>
-        </w:rPr>
-      </w:pPr>
-      <w:r>
-        <w:rPr>
-          <w:lang w:val="es-ES"/>
-        </w:rPr>
-        <w:t>Con carácter general, un empleado dispone de las mismas herramientas de trabajo descritas en la Parte 2:</w:t>
-      </w:r>
-    </w:p>
-    <w:p>
-      <w:pPr>
-        <w:pStyle w:val="Listaconvietas"/>
-        <w:rPr>
-          <w:rFonts w:hint="eastAsia"/>
-          <w:lang w:val="es-ES"/>
-        </w:rPr>
-      </w:pPr>
+          <w:color w:val="11823B"/>
+          <w:lang w:val="es-ES"/>
+        </w:rPr>
+        <w:t xml:space="preserve">1.  </w:t>
+      </w:r>
+      <w:r>
+        <w:rPr>
+          <w:lang w:val="es-ES"/>
+        </w:rPr>
+        <w:t xml:space="preserve">Escribe un </w:t>
+      </w:r>
       <w:r>
         <w:rPr>
           <w:b/>
           <w:lang w:val="es-ES"/>
         </w:rPr>
-        <w:t>Mis archivos</w:t>
-      </w:r>
-      <w:r>
-        <w:rPr>
-          <w:lang w:val="es-ES"/>
-        </w:rPr>
-        <w:t>: subir, crear carpetas, mover, copiar, renombrar, descargar, buscar por contenido, papelera… tal como se explica en el punto 2.2.</w:t>
-      </w:r>
-    </w:p>
-    <w:p>
-      <w:pPr>
-        <w:pStyle w:val="Listaconvietas"/>
-        <w:rPr>
-          <w:rFonts w:hint="eastAsia"/>
+        <w:t>Nombre</w:t>
+      </w:r>
+      <w:r>
+        <w:rPr>
+          <w:lang w:val="es-ES"/>
+        </w:rPr>
+        <w:t xml:space="preserve"> que te recuerde para qué la vas a usar (es opcional).</w:t>
+      </w:r>
+    </w:p>
+    <w:p>
+      <w:pPr>
+        <w:spacing w:after="80"/>
+        <w:ind w:left="360" w:hanging="360"/>
+        <w:rPr>
           <w:lang w:val="es-ES"/>
         </w:rPr>
       </w:pPr>
       <w:r>
         <w:rPr>
           <w:b/>
-          <w:lang w:val="es-ES"/>
-        </w:rPr>
-        <w:t>Carpetas compartidas</w:t>
-      </w:r>
-      <w:r>
-        <w:rPr>
-          <w:lang w:val="es-ES"/>
-        </w:rPr>
-        <w:t xml:space="preserve"> a las que tenga acceso, con todo lo descrito en el punto 2.3.</w:t>
-      </w:r>
-    </w:p>
-    <w:p>
-      <w:pPr>
-        <w:pStyle w:val="Listaconvietas"/>
-        <w:rPr>
-          <w:rFonts w:hint="eastAsia"/>
-          <w:lang w:val="es-ES"/>
-        </w:rPr>
-      </w:pPr>
+          <w:color w:val="11823B"/>
+          <w:lang w:val="es-ES"/>
+        </w:rPr>
+        <w:t xml:space="preserve">2.  </w:t>
+      </w:r>
+      <w:r>
+        <w:rPr>
+          <w:lang w:val="es-ES"/>
+        </w:rPr>
+        <w:t xml:space="preserve">Pulsa </w:t>
+      </w:r>
       <w:r>
         <w:rPr>
           <w:b/>
           <w:lang w:val="es-ES"/>
         </w:rPr>
-        <w:t>Facturas</w:t>
-      </w:r>
-      <w:r>
-        <w:rPr>
-          <w:lang w:val="es-ES"/>
-        </w:rPr>
-        <w:t xml:space="preserve"> y </w:t>
-      </w:r>
+        <w:t>Generar clave</w:t>
+      </w:r>
+      <w:r>
+        <w:rPr>
+          <w:lang w:val="es-ES"/>
+        </w:rPr>
+        <w:t>.</w:t>
+      </w:r>
+    </w:p>
+    <w:p>
+      <w:pPr>
+        <w:spacing w:after="80"/>
+        <w:ind w:left="360" w:hanging="360"/>
+        <w:rPr>
+          <w:lang w:val="es-ES"/>
+        </w:rPr>
+      </w:pPr>
       <w:r>
         <w:rPr>
           <w:b/>
-          <w:lang w:val="es-ES"/>
-        </w:rPr>
-        <w:t>el asistente</w:t>
-      </w:r>
-      <w:r>
-        <w:rPr>
-          <w:lang w:val="es-ES"/>
-        </w:rPr>
-        <w:t>, si sus roles lo permiten.</w:t>
-      </w:r>
-    </w:p>
-    <w:p>
-      <w:pPr>
-        <w:pStyle w:val="Ttulo2"/>
-        <w:rPr>
-          <w:lang w:val="es-ES"/>
-        </w:rPr>
-      </w:pPr>
-      <w:bookmarkStart w:id="18" w:name="_Toc234488755"/>
-      <w:r>
-        <w:rPr>
-          <w:rFonts w:ascii="Segoe UI" w:hAnsi="Segoe UI" w:cs="Segoe UI"/>
-          <w:b w:val="0"/>
-          <w:lang w:val="es-ES"/>
-        </w:rPr>
-        <w:t>Cómo le afectan los roles</w:t>
-      </w:r>
-      <w:bookmarkEnd w:id="18"/>
-    </w:p>
-    <w:p>
-      <w:pPr>
-        <w:rPr>
-          <w:rFonts w:hint="eastAsia"/>
-          <w:lang w:val="es-ES"/>
-        </w:rPr>
-      </w:pPr>
-      <w:r>
-        <w:rPr>
-          <w:lang w:val="es-ES"/>
-        </w:rPr>
-        <w:t xml:space="preserve">Los </w:t>
+          <w:color w:val="11823B"/>
+          <w:lang w:val="es-ES"/>
+        </w:rPr>
+        <w:t xml:space="preserve">3.  </w:t>
+      </w:r>
+      <w:r>
+        <w:rPr>
+          <w:lang w:val="es-ES"/>
+        </w:rPr>
+        <w:t xml:space="preserve">Pulsa </w:t>
       </w:r>
       <w:r>
         <w:rPr>
           <w:b/>
           <w:lang w:val="es-ES"/>
         </w:rPr>
-        <w:t>roles</w:t>
-      </w:r>
-      <w:r>
-        <w:rPr>
-          <w:lang w:val="es-ES"/>
-        </w:rPr>
-        <w:t xml:space="preserve"> que le asigne el administrador determinan qué partes ve y qué puede hacer:</w:t>
-      </w:r>
-    </w:p>
-    <w:p>
-      <w:pPr>
-        <w:pStyle w:val="Listaconvietas"/>
-        <w:rPr>
-          <w:rFonts w:hint="eastAsia"/>
-          <w:lang w:val="es-ES"/>
-        </w:rPr>
-      </w:pPr>
+        <w:t>Copiar</w:t>
+      </w:r>
+      <w:r>
+        <w:rPr>
+          <w:lang w:val="es-ES"/>
+        </w:rPr>
+        <w:t xml:space="preserve"> y pega la clave en la aplicación que la vaya a utilizar.</w:t>
+      </w:r>
+    </w:p>
+    <w:p>
+      <w:pPr>
+        <w:spacing w:after="80"/>
+        <w:ind w:left="360" w:hanging="360"/>
+        <w:rPr>
+          <w:lang w:val="es-ES"/>
+        </w:rPr>
+      </w:pPr>
+    </w:p>
+    <w:p>
+      <w:pPr>
+        <w:spacing w:after="160"/>
+        <w:jc w:val="center"/>
+        <w:rPr>
+          <w:lang w:val="es-ES"/>
+        </w:rPr>
+      </w:pPr>
+      <w:r>
+        <w:rPr>
+          <w:noProof/>
+          <w:lang w:val="es-ES"/>
+        </w:rPr>
+        <w:drawing>
+          <wp:inline distT="0" distB="0" distL="0" distR="0" wp14:anchorId="5C23DC64" wp14:editId="327A5CEC">
+            <wp:extent cx="4451350" cy="2310009"/>
+            <wp:effectExtent l="0" t="0" r="6350" b="0"/>
+            <wp:docPr id="1950639386" name="Imagen 1"/>
+            <wp:cNvGraphicFramePr>
+              <a:graphicFrameLocks xmlns:a="http://schemas.openxmlformats.org/drawingml/2006/main" noChangeAspect="1"/>
+            </wp:cNvGraphicFramePr>
+            <a:graphic xmlns:a="http://schemas.openxmlformats.org/drawingml/2006/main">
+              <a:graphicData uri="http://schemas.openxmlformats.org/drawingml/2006/picture">
+                <pic:pic xmlns:pic="http://schemas.openxmlformats.org/drawingml/2006/picture">
+                  <pic:nvPicPr>
+                    <pic:cNvPr id="1950639386" name=""/>
+                    <pic:cNvPicPr/>
+                  </pic:nvPicPr>
+                  <pic:blipFill>
+                    <a:blip r:embed="rId24"/>
+                    <a:stretch>
+                      <a:fillRect/>
+                    </a:stretch>
+                  </pic:blipFill>
+                  <pic:spPr>
+                    <a:xfrm>
+                      <a:off x="0" y="0"/>
+                      <a:ext cx="4470763" cy="2320083"/>
+                    </a:xfrm>
+                    <a:prstGeom prst="rect">
+                      <a:avLst/>
+                    </a:prstGeom>
+                  </pic:spPr>
+                </pic:pic>
+              </a:graphicData>
+            </a:graphic>
+          </wp:inline>
+        </w:drawing>
+      </w:r>
+    </w:p>
+    <w:p>
+      <w:pPr>
+        <w:spacing w:after="200"/>
+        <w:jc w:val="center"/>
+        <w:rPr>
+          <w:lang w:val="es-ES"/>
+        </w:rPr>
+      </w:pPr>
+      <w:r>
+        <w:rPr>
+          <w:i/>
+          <w:color w:val="5C6B62"/>
+          <w:sz w:val="18"/>
+          <w:lang w:val="es-ES"/>
+        </w:rPr>
+        <w:t>Api Keys: generar y revocar claves para conectar otras aplicaciones.</w:t>
+      </w:r>
+    </w:p>
+    <w:p>
+      <w:pPr>
+        <w:rPr>
+          <w:lang w:val="es-ES"/>
+        </w:rPr>
+      </w:pPr>
+      <w:r>
+        <w:rPr>
+          <w:lang w:val="es-ES"/>
+        </w:rPr>
+        <w:t xml:space="preserve">Debajo verás la lista de tus claves: el nombre que les pusiste, un recorte del código, cuándo se creó cada una y cuándo se usó por última vez. Con </w:t>
+      </w:r>
       <w:r>
         <w:rPr>
           <w:b/>
           <w:lang w:val="es-ES"/>
         </w:rPr>
-        <w:t>Asistente (Inicio)</w:t>
-      </w:r>
-      <w:r>
-        <w:rPr>
-          <w:lang w:val="es-ES"/>
-        </w:rPr>
-        <w:t xml:space="preserve"> — solo aparece en el menú si alguno de sus roles incluye esa capacidad. Un empleado </w:t>
-      </w:r>
-      <w:r>
-        <w:rPr>
-          <w:b/>
-          <w:lang w:val="es-ES"/>
-        </w:rPr>
-        <w:t>sin ningún rol con esa capacidad no verá el asistente</w:t>
-      </w:r>
-      <w:r>
-        <w:rPr>
-          <w:lang w:val="es-ES"/>
-        </w:rPr>
-        <w:t>.</w:t>
-      </w:r>
-    </w:p>
-    <w:p>
-      <w:pPr>
-        <w:pStyle w:val="Listaconvietas"/>
-        <w:rPr>
-          <w:rFonts w:hint="eastAsia"/>
-          <w:lang w:val="es-ES"/>
-        </w:rPr>
-      </w:pPr>
-      <w:r>
-        <w:rPr>
-          <w:b/>
-          <w:lang w:val="es-ES"/>
-        </w:rPr>
-        <w:t>Facturas y buscador</w:t>
-      </w:r>
-      <w:r>
-        <w:rPr>
-          <w:lang w:val="es-ES"/>
-        </w:rPr>
-        <w:t xml:space="preserve"> — el acceso a la analítica de facturas y a ciertas búsquedas también depende de las capacidades de sus roles.</w:t>
-      </w:r>
-    </w:p>
-    <w:p>
-      <w:pPr>
-        <w:pStyle w:val="Listaconvietas"/>
-        <w:rPr>
-          <w:rFonts w:hint="eastAsia"/>
-          <w:lang w:val="es-ES"/>
-        </w:rPr>
-      </w:pPr>
-      <w:r>
-        <w:rPr>
-          <w:b/>
-          <w:lang w:val="es-ES"/>
-        </w:rPr>
-        <w:t>Carpetas compartidas</w:t>
-      </w:r>
-      <w:r>
-        <w:rPr>
-          <w:lang w:val="es-ES"/>
-        </w:rPr>
-        <w:t xml:space="preserve"> — solo ve las carpetas compartidas asignadas a </w:t>
-      </w:r>
-      <w:r>
-        <w:rPr>
-          <w:b/>
-          <w:lang w:val="es-ES"/>
-        </w:rPr>
-        <w:t>sus</w:t>
-      </w:r>
-      <w:r>
-        <w:rPr>
-          <w:lang w:val="es-ES"/>
-        </w:rPr>
-        <w:t xml:space="preserve"> roles.</w:t>
-      </w:r>
-    </w:p>
-    <w:p>
-      <w:pPr>
-        <w:rPr>
-          <w:rFonts w:hint="eastAsia"/>
-          <w:lang w:val="es-ES"/>
-        </w:rPr>
-      </w:pPr>
-      <w:r>
-        <w:rPr>
-          <w:lang w:val="es-ES"/>
-        </w:rPr>
-        <w:t xml:space="preserve">La gestión básica de sus </w:t>
-      </w:r>
-      <w:r>
-        <w:rPr>
-          <w:b/>
-          <w:lang w:val="es-ES"/>
-        </w:rPr>
-        <w:t>archivos personales</w:t>
-      </w:r>
-      <w:r>
-        <w:rPr>
-          <w:lang w:val="es-ES"/>
-        </w:rPr>
-        <w:t xml:space="preserve"> está siempre disponible. Si echa en falta alguna sección, normalmente es cuestión de </w:t>
-      </w:r>
-      <w:r>
-        <w:rPr>
-          <w:b/>
-          <w:lang w:val="es-ES"/>
-        </w:rPr>
-        <w:t>permisos</w:t>
-      </w:r>
-      <w:r>
-        <w:rPr>
-          <w:lang w:val="es-ES"/>
-        </w:rPr>
-        <w:t>: basta con que el administrador le añada el rol adecuado (surte efecto al recargar, sin volver a iniciar sesión).</w:t>
-      </w:r>
-    </w:p>
-    <w:p>
-      <w:pPr>
-        <w:pStyle w:val="Ttulo2"/>
-        <w:rPr>
-          <w:lang w:val="es-ES"/>
-        </w:rPr>
-      </w:pPr>
-      <w:bookmarkStart w:id="19" w:name="_Toc234488756"/>
-      <w:r>
-        <w:rPr>
-          <w:rFonts w:ascii="Segoe UI" w:hAnsi="Segoe UI" w:cs="Segoe UI"/>
-          <w:b w:val="0"/>
-          <w:lang w:val="es-ES"/>
-        </w:rPr>
-        <w:t>Su perfil</w:t>
-      </w:r>
-      <w:bookmarkEnd w:id="19"/>
-    </w:p>
-    <w:p>
-      <w:pPr>
-        <w:rPr>
-          <w:rFonts w:hint="eastAsia"/>
-          <w:lang w:val="es-ES"/>
-        </w:rPr>
-      </w:pPr>
-      <w:r>
-        <w:rPr>
-          <w:lang w:val="es-ES"/>
-        </w:rPr>
-        <w:t xml:space="preserve">El empleado también tiene su </w:t>
-      </w:r>
-      <w:r>
-        <w:rPr>
-          <w:b/>
-          <w:lang w:val="es-ES"/>
-        </w:rPr>
-        <w:t>perfil</w:t>
-      </w:r>
-      <w:r>
-        <w:rPr>
-          <w:lang w:val="es-ES"/>
-        </w:rPr>
-        <w:t>, donde puede:</w:t>
-      </w:r>
-    </w:p>
-    <w:p>
-      <w:pPr>
-        <w:pStyle w:val="Listaconvietas"/>
-        <w:rPr>
-          <w:rFonts w:hint="eastAsia"/>
-          <w:lang w:val="es-ES"/>
-        </w:rPr>
-      </w:pPr>
-      <w:r>
-        <w:rPr>
-          <w:b/>
-          <w:lang w:val="es-ES"/>
-        </w:rPr>
-        <w:t>Cambiar su imagen</w:t>
-      </w:r>
-      <w:r>
-        <w:rPr>
-          <w:lang w:val="es-ES"/>
-        </w:rPr>
-        <w:t xml:space="preserve"> — subir o quitar su foto de avatar.</w:t>
-      </w:r>
-    </w:p>
-    <w:p>
-      <w:pPr>
-        <w:pStyle w:val="Listaconvietas"/>
-        <w:rPr>
-          <w:rFonts w:hint="eastAsia"/>
-          <w:lang w:val="es-ES"/>
-        </w:rPr>
-      </w:pPr>
-      <w:r>
-        <w:rPr>
-          <w:b/>
-          <w:lang w:val="es-ES"/>
-        </w:rPr>
-        <w:t>Activar el modo oscuro</w:t>
-      </w:r>
-      <w:r>
-        <w:rPr>
-          <w:lang w:val="es-ES"/>
-        </w:rPr>
-        <w:t xml:space="preserve"> — para trabajar más cómodo con poca luz.</w:t>
-      </w:r>
-    </w:p>
-    <w:p>
-      <w:pPr>
-        <w:pStyle w:val="Listaconvietas"/>
-        <w:rPr>
-          <w:rFonts w:hint="eastAsia"/>
-          <w:lang w:val="es-ES"/>
-        </w:rPr>
-      </w:pPr>
-      <w:r>
-        <w:rPr>
-          <w:b/>
-          <w:lang w:val="es-ES"/>
-        </w:rPr>
-        <w:t>Cambiar su nombre</w:t>
-      </w:r>
-      <w:r>
-        <w:rPr>
-          <w:lang w:val="es-ES"/>
-        </w:rPr>
-        <w:t xml:space="preserve"> — el que se muestra en la aplicación.</w:t>
+        <w:t>Revocar</w:t>
+      </w:r>
+      <w:r>
+        <w:rPr>
+          <w:lang w:val="es-ES"/>
+        </w:rPr>
+        <w:t xml:space="preserve"> dejas de permitir su uso al instante.</w:t>
       </w:r>
     </w:p>
     <w:tbl>
@@ -9151,6 +7868,9 @@
         <w:gridCol w:w="9606"/>
       </w:tblGrid>
       <w:tr>
+        <w:trPr>
+          <w:cantSplit/>
+        </w:trPr>
         <w:tc>
           <w:tcPr>
             <w:tcW w:w="9306" w:type="dxa"/>
@@ -9169,7 +7889,597 @@
             <w:pPr>
               <w:spacing w:after="40"/>
               <w:rPr>
-                <w:rFonts w:hint="eastAsia"/>
+                <w:lang w:val="es-ES"/>
+              </w:rPr>
+            </w:pPr>
+            <w:proofErr w:type="gramStart"/>
+            <w:r>
+              <w:rPr>
+                <w:b/>
+                <w:color w:val="11823B"/>
+                <w:sz w:val="20"/>
+                <w:lang w:val="es-ES"/>
+              </w:rPr>
+              <w:t>ⓘ  Nota</w:t>
+            </w:r>
+            <w:proofErr w:type="gramEnd"/>
+          </w:p>
+          <w:p>
+            <w:pPr>
+              <w:spacing w:after="80"/>
+              <w:rPr>
+                <w:lang w:val="es-ES"/>
+              </w:rPr>
+            </w:pPr>
+            <w:r>
+              <w:rPr>
+                <w:lang w:val="es-ES"/>
+              </w:rPr>
+              <w:t xml:space="preserve">La clave completa </w:t>
+            </w:r>
+            <w:r>
+              <w:rPr>
+                <w:b/>
+                <w:lang w:val="es-ES"/>
+              </w:rPr>
+              <w:t>solo se ve en el momento de crearla</w:t>
+            </w:r>
+            <w:r>
+              <w:rPr>
+                <w:lang w:val="es-ES"/>
+              </w:rPr>
+              <w:t>; después únicamente se muestra un recorte. Si la pierdes, revoca esa y genera otra.</w:t>
+            </w:r>
+          </w:p>
+          <w:p>
+            <w:pPr>
+              <w:spacing w:after="0"/>
+              <w:rPr>
+                <w:lang w:val="es-ES"/>
+              </w:rPr>
+            </w:pPr>
+            <w:r>
+              <w:rPr>
+                <w:lang w:val="es-ES"/>
+              </w:rPr>
+              <w:t xml:space="preserve">Quien tenga una de tus claves puede hacer lo mismo que tú en la aplicación, así que guárdala como si fuera una contraseña. Puedes tener hasta </w:t>
+            </w:r>
+            <w:r>
+              <w:rPr>
+                <w:b/>
+                <w:lang w:val="es-ES"/>
+              </w:rPr>
+              <w:t>5 claves activas</w:t>
+            </w:r>
+            <w:r>
+              <w:rPr>
+                <w:lang w:val="es-ES"/>
+              </w:rPr>
+              <w:t xml:space="preserve"> a la vez.</w:t>
+            </w:r>
+          </w:p>
+        </w:tc>
+      </w:tr>
+    </w:tbl>
+    <w:p>
+      <w:pPr>
+        <w:rPr>
+          <w:lang w:val="es-ES"/>
+        </w:rPr>
+      </w:pPr>
+    </w:p>
+    <w:p>
+      <w:pPr>
+        <w:spacing w:after="40"/>
+        <w:rPr>
+          <w:lang w:val="es-ES"/>
+        </w:rPr>
+      </w:pPr>
+    </w:p>
+    <w:p>
+      <w:pPr>
+        <w:rPr>
+          <w:lang w:val="es-ES"/>
+        </w:rPr>
+      </w:pPr>
+      <w:r>
+        <w:rPr>
+          <w:lang w:val="es-ES"/>
+        </w:rPr>
+        <w:br w:type="page"/>
+      </w:r>
+    </w:p>
+    <w:p>
+      <w:pPr>
+        <w:pStyle w:val="Ttulo1"/>
+        <w:pBdr>
+          <w:bottom w:val="single" w:sz="6" w:space="4" w:color="CFE7D8"/>
+        </w:pBdr>
+        <w:rPr>
+          <w:lang w:val="es-ES"/>
+        </w:rPr>
+      </w:pPr>
+      <w:bookmarkStart w:id="11" w:name="_Toc241060905"/>
+      <w:r>
+        <w:rPr>
+          <w:rFonts w:ascii="Segoe UI" w:hAnsi="Segoe UI" w:cs="Segoe UI"/>
+          <w:b w:val="0"/>
+          <w:lang w:val="es-ES"/>
+        </w:rPr>
+        <w:lastRenderedPageBreak/>
+        <w:t>Parte 2 · El empleado</w:t>
+      </w:r>
+      <w:bookmarkEnd w:id="11"/>
+    </w:p>
+    <w:p>
+      <w:pPr>
+        <w:rPr>
+          <w:lang w:val="es-ES"/>
+        </w:rPr>
+      </w:pPr>
+      <w:r>
+        <w:rPr>
+          <w:lang w:val="es-ES"/>
+        </w:rPr>
+        <w:t xml:space="preserve">El </w:t>
+      </w:r>
+      <w:r>
+        <w:rPr>
+          <w:b/>
+          <w:lang w:val="es-ES"/>
+        </w:rPr>
+        <w:t>empleado</w:t>
+      </w:r>
+      <w:r>
+        <w:rPr>
+          <w:lang w:val="es-ES"/>
+        </w:rPr>
+        <w:t xml:space="preserve"> utiliza el día a día de ATEKA Cloud: sube y organiza archivos, usa el asistente, consulta facturas y gestiona su perfil. La diferencia con el administrador es que </w:t>
+      </w:r>
+      <w:r>
+        <w:rPr>
+          <w:b/>
+          <w:lang w:val="es-ES"/>
+        </w:rPr>
+        <w:t>no gestiona usuarios ni permisos</w:t>
+      </w:r>
+      <w:r>
+        <w:rPr>
+          <w:lang w:val="es-ES"/>
+        </w:rPr>
+        <w:t xml:space="preserve">, y que lo que puede hacer depende de los </w:t>
+      </w:r>
+      <w:r>
+        <w:rPr>
+          <w:b/>
+          <w:lang w:val="es-ES"/>
+        </w:rPr>
+        <w:t>roles</w:t>
+      </w:r>
+      <w:r>
+        <w:rPr>
+          <w:lang w:val="es-ES"/>
+        </w:rPr>
+        <w:t xml:space="preserve"> que le haya asignado su administrador.</w:t>
+      </w:r>
+    </w:p>
+    <w:p>
+      <w:pPr>
+        <w:pStyle w:val="Ttulo2"/>
+        <w:rPr>
+          <w:lang w:val="es-ES"/>
+        </w:rPr>
+      </w:pPr>
+      <w:bookmarkStart w:id="12" w:name="_Toc241060906"/>
+      <w:r>
+        <w:rPr>
+          <w:rFonts w:ascii="Segoe UI" w:hAnsi="Segoe UI" w:cs="Segoe UI"/>
+          <w:b w:val="0"/>
+          <w:lang w:val="es-ES"/>
+        </w:rPr>
+        <w:t>Qué puede hacer</w:t>
+      </w:r>
+      <w:bookmarkEnd w:id="12"/>
+    </w:p>
+    <w:p>
+      <w:pPr>
+        <w:rPr>
+          <w:lang w:val="es-ES"/>
+        </w:rPr>
+      </w:pPr>
+      <w:r>
+        <w:rPr>
+          <w:lang w:val="es-ES"/>
+        </w:rPr>
+        <w:t>Con carácter general, un empleado dispone de las mismas herramientas de trabajo descritas en la Parte 1:</w:t>
+      </w:r>
+    </w:p>
+    <w:p>
+      <w:pPr>
+        <w:pStyle w:val="Listaconvietas"/>
+        <w:rPr>
+          <w:lang w:val="es-ES"/>
+        </w:rPr>
+      </w:pPr>
+      <w:r>
+        <w:rPr>
+          <w:b/>
+          <w:lang w:val="es-ES"/>
+        </w:rPr>
+        <w:t>Mis archivos</w:t>
+      </w:r>
+      <w:r>
+        <w:rPr>
+          <w:lang w:val="es-ES"/>
+        </w:rPr>
+        <w:t>: subir, crear carpetas, mover, copiar, renombrar, descargar, buscar por contenido, papelera… tal como se explica en el punto 1.2.</w:t>
+      </w:r>
+    </w:p>
+    <w:p>
+      <w:pPr>
+        <w:pStyle w:val="Listaconvietas"/>
+        <w:rPr>
+          <w:lang w:val="es-ES"/>
+        </w:rPr>
+      </w:pPr>
+      <w:r>
+        <w:rPr>
+          <w:b/>
+          <w:lang w:val="es-ES"/>
+        </w:rPr>
+        <w:t>Carpetas compartidas</w:t>
+      </w:r>
+      <w:r>
+        <w:rPr>
+          <w:lang w:val="es-ES"/>
+        </w:rPr>
+        <w:t xml:space="preserve"> a las que tenga acceso, con todo lo descrito en el punto 1.3.</w:t>
+      </w:r>
+    </w:p>
+    <w:p>
+      <w:pPr>
+        <w:pStyle w:val="Listaconvietas"/>
+        <w:rPr>
+          <w:lang w:val="es-ES"/>
+        </w:rPr>
+      </w:pPr>
+      <w:r>
+        <w:rPr>
+          <w:b/>
+          <w:lang w:val="es-ES"/>
+        </w:rPr>
+        <w:t>Facturas</w:t>
+      </w:r>
+      <w:r>
+        <w:rPr>
+          <w:lang w:val="es-ES"/>
+        </w:rPr>
+        <w:t xml:space="preserve"> y </w:t>
+      </w:r>
+      <w:r>
+        <w:rPr>
+          <w:b/>
+          <w:lang w:val="es-ES"/>
+        </w:rPr>
+        <w:t>el asistente</w:t>
+      </w:r>
+      <w:r>
+        <w:rPr>
+          <w:lang w:val="es-ES"/>
+        </w:rPr>
+        <w:t>, si sus roles lo permiten.</w:t>
+      </w:r>
+    </w:p>
+    <w:p>
+      <w:pPr>
+        <w:pStyle w:val="Ttulo2"/>
+        <w:rPr>
+          <w:lang w:val="es-ES"/>
+        </w:rPr>
+      </w:pPr>
+      <w:bookmarkStart w:id="13" w:name="_Toc241060907"/>
+      <w:r>
+        <w:rPr>
+          <w:rFonts w:ascii="Segoe UI" w:hAnsi="Segoe UI" w:cs="Segoe UI"/>
+          <w:b w:val="0"/>
+          <w:lang w:val="es-ES"/>
+        </w:rPr>
+        <w:t>Cómo le afectan los roles</w:t>
+      </w:r>
+      <w:bookmarkEnd w:id="13"/>
+    </w:p>
+    <w:p>
+      <w:pPr>
+        <w:rPr>
+          <w:lang w:val="es-ES"/>
+        </w:rPr>
+      </w:pPr>
+      <w:r>
+        <w:rPr>
+          <w:lang w:val="es-ES"/>
+        </w:rPr>
+        <w:t xml:space="preserve">Los </w:t>
+      </w:r>
+      <w:r>
+        <w:rPr>
+          <w:b/>
+          <w:lang w:val="es-ES"/>
+        </w:rPr>
+        <w:t>roles</w:t>
+      </w:r>
+      <w:r>
+        <w:rPr>
+          <w:lang w:val="es-ES"/>
+        </w:rPr>
+        <w:t xml:space="preserve"> que le asigne el administrador determinan qué partes ve y qué puede hacer:</w:t>
+      </w:r>
+    </w:p>
+    <w:p>
+      <w:pPr>
+        <w:pStyle w:val="Listaconvietas"/>
+        <w:rPr>
+          <w:lang w:val="es-ES"/>
+        </w:rPr>
+      </w:pPr>
+      <w:r>
+        <w:rPr>
+          <w:b/>
+          <w:lang w:val="es-ES"/>
+        </w:rPr>
+        <w:t>Asistente (Inicio)</w:t>
+      </w:r>
+      <w:r>
+        <w:rPr>
+          <w:lang w:val="es-ES"/>
+        </w:rPr>
+        <w:t xml:space="preserve"> — solo aparece en el menú si alguno de sus roles incluye esa capacidad. Un empleado </w:t>
+      </w:r>
+      <w:r>
+        <w:rPr>
+          <w:b/>
+          <w:lang w:val="es-ES"/>
+        </w:rPr>
+        <w:t>sin ningún rol con esa capacidad no verá el asistente</w:t>
+      </w:r>
+      <w:r>
+        <w:rPr>
+          <w:lang w:val="es-ES"/>
+        </w:rPr>
+        <w:t>.</w:t>
+      </w:r>
+    </w:p>
+    <w:p>
+      <w:pPr>
+        <w:pStyle w:val="Listaconvietas"/>
+        <w:rPr>
+          <w:lang w:val="es-ES"/>
+        </w:rPr>
+      </w:pPr>
+      <w:r>
+        <w:rPr>
+          <w:b/>
+          <w:lang w:val="es-ES"/>
+        </w:rPr>
+        <w:t>Facturas y buscador</w:t>
+      </w:r>
+      <w:r>
+        <w:rPr>
+          <w:lang w:val="es-ES"/>
+        </w:rPr>
+        <w:t xml:space="preserve"> — el acceso a la analítica de facturas y a ciertas búsquedas también depende de las capacidades de sus roles.</w:t>
+      </w:r>
+    </w:p>
+    <w:p>
+      <w:pPr>
+        <w:pStyle w:val="Listaconvietas"/>
+        <w:rPr>
+          <w:lang w:val="es-ES"/>
+        </w:rPr>
+      </w:pPr>
+      <w:r>
+        <w:rPr>
+          <w:b/>
+          <w:lang w:val="es-ES"/>
+        </w:rPr>
+        <w:t>Carpetas compartidas</w:t>
+      </w:r>
+      <w:r>
+        <w:rPr>
+          <w:lang w:val="es-ES"/>
+        </w:rPr>
+        <w:t xml:space="preserve"> — solo ve las carpetas compartidas asignadas a </w:t>
+      </w:r>
+      <w:r>
+        <w:rPr>
+          <w:b/>
+          <w:lang w:val="es-ES"/>
+        </w:rPr>
+        <w:t>sus</w:t>
+      </w:r>
+      <w:r>
+        <w:rPr>
+          <w:lang w:val="es-ES"/>
+        </w:rPr>
+        <w:t xml:space="preserve"> roles.</w:t>
+      </w:r>
+    </w:p>
+    <w:p>
+      <w:pPr>
+        <w:rPr>
+          <w:lang w:val="es-ES"/>
+        </w:rPr>
+      </w:pPr>
+      <w:r>
+        <w:rPr>
+          <w:lang w:val="es-ES"/>
+        </w:rPr>
+        <w:t xml:space="preserve">La gestión básica de sus </w:t>
+      </w:r>
+      <w:r>
+        <w:rPr>
+          <w:b/>
+          <w:lang w:val="es-ES"/>
+        </w:rPr>
+        <w:t>archivos personales</w:t>
+      </w:r>
+      <w:r>
+        <w:rPr>
+          <w:lang w:val="es-ES"/>
+        </w:rPr>
+        <w:t xml:space="preserve"> está siempre disponible. Si echa en falta alguna sección, normalmente es cuestión de </w:t>
+      </w:r>
+      <w:r>
+        <w:rPr>
+          <w:b/>
+          <w:lang w:val="es-ES"/>
+        </w:rPr>
+        <w:t>permisos</w:t>
+      </w:r>
+      <w:r>
+        <w:rPr>
+          <w:lang w:val="es-ES"/>
+        </w:rPr>
+        <w:t>: basta con que el administrador le añada el rol adecuado (surte efecto al recargar, sin volver a iniciar sesión).</w:t>
+      </w:r>
+    </w:p>
+    <w:p>
+      <w:pPr>
+        <w:pStyle w:val="Ttulo2"/>
+        <w:rPr>
+          <w:lang w:val="es-ES"/>
+        </w:rPr>
+      </w:pPr>
+      <w:bookmarkStart w:id="14" w:name="_Toc241060908"/>
+      <w:r>
+        <w:rPr>
+          <w:rFonts w:ascii="Segoe UI" w:hAnsi="Segoe UI" w:cs="Segoe UI"/>
+          <w:b w:val="0"/>
+          <w:lang w:val="es-ES"/>
+        </w:rPr>
+        <w:t>Su perfil</w:t>
+      </w:r>
+      <w:bookmarkEnd w:id="14"/>
+    </w:p>
+    <w:p>
+      <w:pPr>
+        <w:rPr>
+          <w:lang w:val="es-ES"/>
+        </w:rPr>
+      </w:pPr>
+      <w:r>
+        <w:rPr>
+          <w:lang w:val="es-ES"/>
+        </w:rPr>
+        <w:t xml:space="preserve">El empleado también tiene su </w:t>
+      </w:r>
+      <w:r>
+        <w:rPr>
+          <w:b/>
+          <w:lang w:val="es-ES"/>
+        </w:rPr>
+        <w:t>perfil</w:t>
+      </w:r>
+      <w:r>
+        <w:rPr>
+          <w:lang w:val="es-ES"/>
+        </w:rPr>
+        <w:t>, donde puede:</w:t>
+      </w:r>
+    </w:p>
+    <w:p>
+      <w:pPr>
+        <w:pStyle w:val="Listaconvietas"/>
+        <w:rPr>
+          <w:lang w:val="es-ES"/>
+        </w:rPr>
+      </w:pPr>
+      <w:r>
+        <w:rPr>
+          <w:b/>
+          <w:lang w:val="es-ES"/>
+        </w:rPr>
+        <w:t>Cambiar su imagen</w:t>
+      </w:r>
+      <w:r>
+        <w:rPr>
+          <w:lang w:val="es-ES"/>
+        </w:rPr>
+        <w:t xml:space="preserve"> — subir o quitar su foto de avatar.</w:t>
+      </w:r>
+    </w:p>
+    <w:p>
+      <w:pPr>
+        <w:pStyle w:val="Listaconvietas"/>
+        <w:rPr>
+          <w:lang w:val="es-ES"/>
+        </w:rPr>
+      </w:pPr>
+      <w:r>
+        <w:rPr>
+          <w:b/>
+          <w:lang w:val="es-ES"/>
+        </w:rPr>
+        <w:t>Activar el modo oscuro</w:t>
+      </w:r>
+      <w:r>
+        <w:rPr>
+          <w:lang w:val="es-ES"/>
+        </w:rPr>
+        <w:t xml:space="preserve"> — para trabajar más cómodo con poca luz.</w:t>
+      </w:r>
+    </w:p>
+    <w:p>
+      <w:pPr>
+        <w:pStyle w:val="Listaconvietas"/>
+        <w:rPr>
+          <w:lang w:val="es-ES"/>
+        </w:rPr>
+      </w:pPr>
+      <w:r>
+        <w:rPr>
+          <w:b/>
+          <w:lang w:val="es-ES"/>
+        </w:rPr>
+        <w:t>Cambiar su nombre</w:t>
+      </w:r>
+      <w:r>
+        <w:rPr>
+          <w:lang w:val="es-ES"/>
+        </w:rPr>
+        <w:t xml:space="preserve"> — el que se muestra en la aplicación.</w:t>
+      </w:r>
+    </w:p>
+    <w:tbl>
+      <w:tblPr>
+        <w:tblW w:w="5000" w:type="pct"/>
+        <w:tblLayout w:type="fixed"/>
+        <w:tblLook w:val="04A0" w:firstRow="1" w:lastRow="0" w:firstColumn="1" w:lastColumn="0" w:noHBand="0" w:noVBand="1"/>
+      </w:tblPr>
+      <w:tblGrid>
+        <w:gridCol w:w="9606"/>
+      </w:tblGrid>
+      <w:tr>
+        <w:trPr>
+          <w:cantSplit/>
+        </w:trPr>
+        <w:tc>
+          <w:tcPr>
+            <w:tcW w:w="9306" w:type="dxa"/>
+            <w:tcBorders>
+              <w:left w:val="single" w:sz="28" w:space="0" w:color="11823B"/>
+            </w:tcBorders>
+            <w:shd w:val="clear" w:color="auto" w:fill="EAF7EF"/>
+            <w:tcMar>
+              <w:top w:w="150" w:type="dxa"/>
+              <w:left w:w="150" w:type="dxa"/>
+              <w:bottom w:w="150" w:type="dxa"/>
+              <w:right w:w="150" w:type="dxa"/>
+            </w:tcMar>
+          </w:tcPr>
+          <w:p>
+            <w:pPr>
+              <w:spacing w:after="40"/>
+              <w:rPr>
                 <w:lang w:val="es-ES"/>
               </w:rPr>
             </w:pPr>
@@ -9189,7 +8499,6 @@
             <w:pPr>
               <w:spacing w:after="0"/>
               <w:rPr>
-                <w:rFonts w:hint="eastAsia"/>
                 <w:lang w:val="es-ES"/>
               </w:rPr>
             </w:pPr>
@@ -9233,15 +8542,13 @@
       <w:pPr>
         <w:spacing w:after="40"/>
         <w:rPr>
-          <w:rFonts w:hint="eastAsia"/>
-          <w:lang w:val="es-ES"/>
-        </w:rPr>
-      </w:pPr>
-    </w:p>
-    <w:p>
-      <w:pPr>
-        <w:rPr>
-          <w:rFonts w:hint="eastAsia"/>
+          <w:lang w:val="es-ES"/>
+        </w:rPr>
+      </w:pPr>
+    </w:p>
+    <w:p>
+      <w:pPr>
+        <w:rPr>
           <w:lang w:val="es-ES"/>
         </w:rPr>
       </w:pPr>
@@ -9259,7 +8566,7 @@
           <w:bottom w:val="single" w:sz="6" w:space="4" w:color="CFE7D8"/>
         </w:pBdr>
       </w:pPr>
-      <w:bookmarkStart w:id="20" w:name="_Toc234488757"/>
+      <w:bookmarkStart w:id="15" w:name="_Toc241060909"/>
       <w:proofErr w:type="spellStart"/>
       <w:r>
         <w:rPr>
@@ -9285,14 +8592,13 @@
         </w:rPr>
         <w:t>uso</w:t>
       </w:r>
-      <w:bookmarkEnd w:id="20"/>
+      <w:bookmarkEnd w:id="15"/>
       <w:proofErr w:type="spellEnd"/>
     </w:p>
     <w:p>
       <w:pPr>
         <w:pStyle w:val="Listaconvietas"/>
         <w:rPr>
-          <w:rFonts w:hint="eastAsia"/>
           <w:lang w:val="es-ES"/>
         </w:rPr>
       </w:pPr>
@@ -9314,7 +8620,6 @@
       <w:pPr>
         <w:pStyle w:val="Listaconvietas"/>
         <w:rPr>
-          <w:rFonts w:hint="eastAsia"/>
           <w:lang w:val="es-ES"/>
         </w:rPr>
       </w:pPr>
@@ -9342,7 +8647,6 @@
       <w:pPr>
         <w:pStyle w:val="Listaconvietas"/>
         <w:rPr>
-          <w:rFonts w:hint="eastAsia"/>
           <w:lang w:val="es-ES"/>
         </w:rPr>
       </w:pPr>
@@ -9370,7 +8674,6 @@
       <w:pPr>
         <w:pStyle w:val="Listaconvietas"/>
         <w:rPr>
-          <w:rFonts w:hint="eastAsia"/>
           <w:lang w:val="es-ES"/>
         </w:rPr>
       </w:pPr>
@@ -9398,7 +8701,6 @@
       <w:pPr>
         <w:pStyle w:val="Listaconvietas"/>
         <w:rPr>
-          <w:rFonts w:hint="eastAsia"/>
           <w:lang w:val="es-ES"/>
         </w:rPr>
       </w:pPr>
@@ -10246,7 +9548,6 @@
   <w:style w:type="character" w:default="1" w:styleId="Fuentedeprrafopredeter">
     <w:name w:val="Default Paragraph Font"/>
     <w:uiPriority w:val="1"/>
-    <w:semiHidden/>
     <w:unhideWhenUsed/>
   </w:style>
   <w:style w:type="table" w:default="1" w:styleId="Tablanormal">
